--- a/projects/porphyromonas-ad-mechanism-manuscript/manuscript/concise/English.docx
+++ b/projects/porphyromonas-ad-mechanism-manuscript/manuscript/concise/English.docx
@@ -8,7 +8,7 @@
         <w:keepNext/>
       </w:pPr>
       <w:r>
-        <w:t>Aggregate Prioritization of Oral Micropeptides at the Periodontitis–Alzheimer’s Disease Interface</w:t>
+        <w:t>Deep-Learning-Guided Multi-Model Prioritization of Oral Micropeptides at the Periodontitis–Alzheimer’s Disease Interface</w:t>
       </w:r>
     </w:p>
     <w:p>
@@ -77,7 +77,7 @@
         <w:t>Methods:</w:t>
       </w:r>
       <w:r>
-        <w:t xml:space="preserve"> Supplied aggregate records from health- and periodontitis-labeled oral metagenomic candidate sets were filtered by proteomic support, sequence-based blood–brain barrier (BBB), neurotoxicity, metal-binding and antioxidant predictions, and source-reported acetylcholinesterase (AChE) docking. Public accession records were checked to distinguish the PRJNA678453 source cohort from its derived EBI-EMG/MGnify Third Party Annotation (TPA) assembly project, PRJEB65451. Only descriptive calculations were performed.</w:t>
+        <w:t xml:space="preserve"> Supplied aggregate records from health- and periodontitis-labeled oral metagenomic candidate sets were evaluated through a deep-learning-guided cascade integrating protein-language-model embeddings, task-specific convolutional neural networks, a hierarchical neural-network metal-binding predictor and multi-task antioxidant prediction. Public accession records were checked to distinguish the PRJNA678453 source cohort from its derived EBI-EMG/MGnify Third Party Annotation (TPA) assembly project, PRJEB65451. Source-reported acetylcholinesterase (AChE) docking was summarized separately, and only descriptive calculations were performed.</w:t>
       </w:r>
     </w:p>
     <w:p>
@@ -145,7 +145,7 @@
         <w:pStyle w:val="Normal"/>
       </w:pPr>
       <w:r>
-        <w:t>Alzheimer’s disease is a progressive neurodegenerative disorder in which amyloid-β accumulation, tau pathology, synaptic failure, neuroinflammation and vascular dysfunction interact over a prolonged preclinical interval [1,2]. These processes are heterogeneous and cannot be reduced to a single infectious, inflammatory or protein-aggregation pathway.</w:t>
+        <w:t>Alzheimer’s disease (AD) is a progressive neurodegenerative disorder and the leading cause of dementia, with a pathological continuum that develops years before overt cognitive impairment [1]. Contemporary models place amyloid-β accumulation within an interacting network of tau pathology, synaptic dysfunction, innate immune activation and neurovascular injury rather than attributing disease progression to a single pathway [2].</w:t>
       </w:r>
     </w:p>
     <w:p>
@@ -153,13 +153,24 @@
         <w:pStyle w:val="Normal"/>
       </w:pPr>
       <w:r>
+        <w:t xml:space="preserve">Periodontitis is a chronic, dysbiosis-associated inflammatory disease whose potential neurological consequences have motivated investigation of an oral–brain axis [3]. Within dysbiotic periodontal biofilms, </w:t>
+      </w:r>
+      <w:r>
         <w:rPr>
           <w:i/>
         </w:rPr>
         <w:t>Porphyromonas gingivalis</w:t>
       </w:r>
       <w:r>
-        <w:t xml:space="preserve"> is a Gram-negative anaerobic pathobiont associated with dysbiotic periodontal biofilms. Periodontitis can create repeated opportunities for systemic exposure to oral microorganisms, inflammatory mediators and microbial products. Experimental and post-mortem studies have therefore examined several routes linking </w:t>
+        <w:t xml:space="preserve"> is a Gram-negative anaerobic pathobiont with extensive immune-modulatory and tissue-destructive capacity [4]. The ulcerated periodontal interface may permit episodic systemic exposure to bacterial cells, inflammatory mediators and virulence products, providing a biologically plausible route by which a localized oral infection could influence distant tissues.</w:t>
+      </w:r>
+    </w:p>
+    <w:p>
+      <w:pPr>
+        <w:pStyle w:val="Normal"/>
+      </w:pPr>
+      <w:r>
+        <w:t xml:space="preserve">Several non-exclusive mechanisms connect </w:t>
       </w:r>
       <w:r>
         <w:rPr>
@@ -168,7 +179,7 @@
         <w:t>P. gingivalis</w:t>
       </w:r>
       <w:r>
-        <w:t xml:space="preserve"> to AD-related pathology: circulating inflammation may influence blood–brain barrier integrity and microglial activation; lipopolysaccharide and gingipains may perturb host signaling and proteostasis; and outer-membrane vesicles may disseminate virulence cargo beyond the periodontal niche [3–7]. These findings establish biologically plausible hypotheses, but they do not establish that </w:t>
+        <w:t xml:space="preserve"> exposure with AD-related molecular processes. A post-mortem study reported </w:t>
       </w:r>
       <w:r>
         <w:rPr>
@@ -177,7 +188,16 @@
         <w:t>P. gingivalis</w:t>
       </w:r>
       <w:r>
-        <w:t xml:space="preserve"> causes AD in humans. The evidence is heterogeneous, and a two-sample Mendelian-randomization study found no genetic evidence that periodontal disease causes AD [8].</w:t>
+        <w:t xml:space="preserve"> DNA and gingipain immunoreactivity in AD brain tissue, although those observations remain insufficient to establish directionality or causation [5]. Repeated oral infection in wild-type mice produced neuroinflammatory and amyloid-related changes, supporting experimental plausibility rather than direct human inference [6]. In a separate mouse model, </w:t>
+      </w:r>
+      <w:r>
+        <w:rPr>
+          <w:i/>
+        </w:rPr>
+        <w:t>P. gingivalis</w:t>
+      </w:r>
+      <w:r>
+        <w:t xml:space="preserve"> outer-membrane vesicles reached brain tissue and were associated with inflammasome activation, tau phosphorylation and memory dysfunction [7]. Conversely, a two-sample Mendelian-randomization analysis found no genetic evidence that periodontal disease causes AD, underscoring the unresolved status of the human causal relationship [8].</w:t>
       </w:r>
     </w:p>
     <w:p>
@@ -185,7 +205,7 @@
         <w:pStyle w:val="Normal"/>
       </w:pPr>
       <w:r>
-        <w:t xml:space="preserve">A further mechanistic gap concerns small proteins and peptides encoded by oral microbial communities. Microbiome studies show that small open reading frames are widespread and can encode previously unrecognized bioactive molecules [9,10]. It remains unknown whether oral microbial peptides represented in periodontitis-labeled candidate sets enter the circulation, cross the BBB, affect neuronal or glial biology, disturb metal/redox homeostasis, or modulate AChE. It is also unknown whether any candidate considered here originates from </w:t>
+        <w:t xml:space="preserve">The molecular bridge between periodontal dysbiosis and neurodegeneration therefore remains incomplete. One mechanistic gap concerns microbially encoded peptides. Small open reading frames are widespread in human-associated microbiomes and encode a large, incompletely characterized peptide repertoire [9]. Computational annotation can recover candidate small proteins that conventional gene-calling pipelines frequently miss [10]. Whether peptides represented in periodontitis-labeled oral metagenomic candidate sets are expressed, released from biofilms, systemically exposed, capable of crossing the blood–brain barrier (BBB), or able to influence neuronal, metal/redox or cholinergic processes is unknown. We therefore performed a deep-learning-guided, multi-model prioritization to define a tractable candidate set for provenance reconstruction and experimental validation. The analysis was explicitly exploratory and did not assign the candidates to </w:t>
       </w:r>
       <w:r>
         <w:rPr>
@@ -194,7 +214,7 @@
         <w:t>P. gingivalis</w:t>
       </w:r>
       <w:r>
-        <w:t>. We therefore performed an exploratory, aggregate-level prioritization to identify a small set for traceable reconstruction and experimental testing, without treating computational labels as biological validation.</w:t>
+        <w:t xml:space="preserve"> or treat model scores as evidence of an AD mechanism.</w:t>
       </w:r>
     </w:p>
     <w:p>
@@ -212,7 +232,7 @@
         <w:keepNext/>
       </w:pPr>
       <w:r>
-        <w:t>Study design and verified data provenance</w:t>
+        <w:t>Study design and accession provenance</w:t>
       </w:r>
     </w:p>
     <w:p>
@@ -220,7 +240,7 @@
         <w:pStyle w:val="Normal"/>
       </w:pPr>
       <w:r>
-        <w:t>This was a descriptive secondary analysis of supplied aggregate counts. The source materials attributed the health- and periodontitis-labeled candidate sets to BioProject PRJNA678453 and to PRJEB65451. Accession verification showed that PRJEB65451 is not an independent clinical cohort: it is an EBI-EMG/MGnify-brokered TPA metagenomic assembly project derived from PRJNA678453 and assembled with metaSPAdes v3.15.3. The published source cohort comprised 22 participants—11 orally healthy controls and 11 patients with periodontitis—with three oral specimens per participant, giving 66 specimens: 22 subgingival-plaque samples, 22 tongue scrapings and 22 stimulated-saliva samples. Paired metagenomic and metatranscriptomic measurements were generated [11]. The ENA project page currently enumerates 118 sequence-assembly analyses under PRJEB65451; these are assembly records, not participant or specimen counts.</w:t>
+        <w:t>This study was a structured descriptive secondary analysis of supplied aggregate screening records. The records contained health- and periodontitis-labeled candidate counts but did not include participant-level mappings, accession-to-group tables or row-level model outputs.</w:t>
       </w:r>
     </w:p>
     <w:p>
@@ -228,7 +248,7 @@
         <w:pStyle w:val="Normal"/>
       </w:pPr>
       <w:r>
-        <w:t>The supplied aggregate data did not include participant-level mappings, accession-to-group assignments or row-level sequence outputs. Consequently, the verified 11-versus-11 cohort composition is reported as source provenance and was not used as a denominator for candidate-level inference. The source statement of 24 controls, 26 patients and 296 high-quality metagenome-assembled genomes was not retained because those numbers could not be substantiated from PRJNA678453, PRJEB65451 or the cohort publication.</w:t>
+        <w:t>The primary sequence source was BioProject PRJNA678453. The published cohort comprised 22 participants—11 orally healthy controls and 11 patients with periodontitis—and generated 66 oral specimens: 22 subgingival-plaque samples, 22 tongue scrapings and 22 stimulated-saliva samples, with paired metagenomic and metatranscriptomic measurements [11]. PRJEB65451 was verified as an EBI-EMG/MGnify-brokered Third Party Annotation metagenomic assembly project derived from PRJNA678453 using metaSPAdes v3.15.3, rather than an independent clinical cohort. The ENA record currently enumerates 118 sequence-assembly analyses under PRJEB65451; these assembly records were not interpreted as participants, specimens or metagenome-assembled genomes. Because the accession chain and cohort publication did not support an alternative composition of 24 controls, 26 patients and 296 high-quality metagenome-assembled genomes, those quantities were not used. The verified clinical composition was retained only as provenance and not as a denominator for candidate-level inference.</w:t>
       </w:r>
     </w:p>
     <w:p>
@@ -237,7 +257,7 @@
         <w:keepNext/>
       </w:pPr>
       <w:r>
-        <w:t>Aggregate screening and prediction algorithms</w:t>
+        <w:t>Candidate definition and proteomic-evidence filter</w:t>
       </w:r>
     </w:p>
     <w:p>
@@ -245,7 +265,16 @@
         <w:pStyle w:val="Normal"/>
       </w:pPr>
       <w:r>
-        <w:t>The supplied workflow started from 4–50-aa smORFs labeled by health status. Exact sequence matching to oral proteomic resources and deduplication produced the supported candidate sets. UniDL4BioPep probabilities of at least 0.8 defined high-confidence functional predictions. Candidates with BBB probability ≥0.8 entered downstream screening. NTxPred2 was applied only within its recorded 7–50-aa input range; mebipred used a 0.5 threshold for Cu/Fe/Zn-related metal-binding potential; and AnOxPePred outputs were screened at CHEL ≥0.25 and then by the recorded FRS criterion.</w:t>
+        <w:t>According to the archived aggregate workflow, putative small open reading frames encoding 4–50-aa peptides were partitioned by the supplied health-status labels. Candidate sequences were matched exactly against oral proteomic resources represented in the source records, including PXD003151, PXD004319, PXD026727 and HOMD-related protein sequences. Exact matches were deduplicated to generate the nonredundant proteomically supported candidate sets. Because the sequence-level input and match table were unavailable, this stage was treated as a source-reported filter and was not independently rerun.</w:t>
+      </w:r>
+    </w:p>
+    <w:p>
+      <w:pPr>
+        <w:pStyle w:val="Heading3"/>
+        <w:keepNext/>
+      </w:pPr>
+      <w:r>
+        <w:t>Deep-learning-guided multi-model prioritization</w:t>
       </w:r>
     </w:p>
     <w:p>
@@ -253,7 +282,15 @@
         <w:pStyle w:val="Normal"/>
       </w:pPr>
       <w:r>
-        <w:t xml:space="preserve">The websites do not implement one uniform “deep-learning” method. UniDL4BioPep represents a peptide with the pretrained ESM-2 </w:t>
+        <w:t>A sequential architecture was used to integrate contextual sequence representation, task-specific deep classification, hierarchical metal-binding prediction and multi-task antioxidant scoring. Each stage answered a distinct biological-prioritization question; downstream retention therefore represented a serial decision rule rather than independent experimental confirmation.</w:t>
+      </w:r>
+    </w:p>
+    <w:p>
+      <w:pPr>
+        <w:pStyle w:val="Normal"/>
+      </w:pPr>
+      <w:r>
+        <w:t xml:space="preserve">First, UniDL4BioPep used the pretrained ESM-2 model </w:t>
       </w:r>
       <w:r>
         <w:rPr>
@@ -263,7 +300,39 @@
         <w:t>esm2_t6_8M_UR50D</w:t>
       </w:r>
       <w:r>
-        <w:t xml:space="preserve"> model as a 320-dimensional embedding and passes it to a six-layer convolutional neural network for task-specific binary classification [12]. NTxPred2 fine-tunes ESM2-t30 for peptide neurotoxicity, whereas its protein and combined modes use Extra Trees classifiers on ESM-2-derived embeddings [13]. mebipred is an alignment-free, feed-forward neural-network method: amino-acid composition, physicochemical descriptors and metal-binding 5-mer counts feed a general metal-binding classifier and ion-specific second-tier models [14]. AnOxPePred one-hot encodes peptide sequences and uses a one-dimensional convolution, average pooling and a fully connected layer with separate free-radical-scavenging and chelation outputs [15]. Thus, this is a mixture of protein-language-model, convolutional-neural-network, conventional ensemble and engineered-feature neural-network approaches. The exact historical server snapshots, submitted input files and row-level outputs were unavailable; these descriptions document the cited implementations rather than a rerun.</w:t>
+        <w:t xml:space="preserve"> to transform each peptide into a 320-dimensional context-sensitive embedding. The embedding was processed by a six-layer deep convolutional neural network trained separately for each peptide-bioactivity task [12]. A predicted probability ≥0.8 defined a high-confidence model output, and only candidates with BBB probability ≥0.8 entered the subsequent cascade.</w:t>
+      </w:r>
+    </w:p>
+    <w:p>
+      <w:pPr>
+        <w:pStyle w:val="Normal"/>
+      </w:pPr>
+      <w:r>
+        <w:t>Second, neurotoxicity was evaluated using the peptide-specific NTxPred2 architecture. This model applies transfer learning by fine-tuning the ESM2-t30 protein language model on neurotoxic-peptide sequences [13]. Analysis was restricted to the documented 7–50-aa input range; sequences shorter than 7 aa were recorded as outside model coverage rather than as negative predictions.</w:t>
+      </w:r>
+    </w:p>
+    <w:p>
+      <w:pPr>
+        <w:pStyle w:val="Normal"/>
+      </w:pPr>
+      <w:r>
+        <w:t>Third, Cu-, Fe- and Zn-related binding potential was evaluated with mebipred. The method combines amino-acid composition, physicochemical descriptors and metal-binding 5-mer frequencies in a two-tier artificial-neural-network framework: a general metal-binding network is followed by ion-specific neural classifiers [14]. The source-recorded decision threshold was 0.5.</w:t>
+      </w:r>
+    </w:p>
+    <w:p>
+      <w:pPr>
+        <w:pStyle w:val="Normal"/>
+      </w:pPr>
+      <w:r>
+        <w:t>Fourth, antioxidant-related properties were evaluated with AnOxPePred, a multi-task deep convolutional neural network. One-hot-encoded peptide sequences pass through a one-dimensional convolutional layer, average pooling and a 256-unit fully connected layer before separate free-radical-scavenging (FRS) and chelation (CHEL) outputs are generated [15]. CHEL ≥0.25 was applied first, followed by the source-recorded combined CHEL/FRS criterion.</w:t>
+      </w:r>
+    </w:p>
+    <w:p>
+      <w:pPr>
+        <w:pStyle w:val="Normal"/>
+      </w:pPr>
+      <w:r>
+        <w:t>No model was retrained or fine-tuned in the present secondary analysis. Exact historical web-server builds, model hashes, random seeds, submitted input files and row-level outputs were not preserved. The architecture descriptions therefore document the cited implementations and relevant peptide modes, whereas the thresholds and retained counts remain source-reported aggregate records.</w:t>
       </w:r>
     </w:p>
     <w:p>
@@ -272,7 +341,7 @@
         <w:keepNext/>
       </w:pPr>
       <w:r>
-        <w:t>External sequence set and docking evidence</w:t>
+        <w:t>External sequence characterization and docking evidence</w:t>
       </w:r>
     </w:p>
     <w:p>
@@ -280,7 +349,15 @@
         <w:pStyle w:val="Normal"/>
       </w:pPr>
       <w:r>
-        <w:t>A separate external record contained 12 unique 7–9-aa sequences with AChE docking summaries. Sequence length, molecular mass, charge, hydrophobic-residue fraction and residue composition were recalculated directly from the strings. Docking values were transcribed as source-reported Vina means and standard deviations against human AChE (PDB 4EY6). AChE is biologically relevant to cholinergic signaling and can interact with amyloid-β through its peripheral region [16,17], but docking alone cannot establish affinity or function. Raw receptor and ligand files, protonation settings, search boxes, poses, logs and run-level scores were absent; docking was therefore not rerun. The twelve external sequences could not be linked row by row to the aggregate funnel or to the stricter set of eight.</w:t>
+        <w:t>The external twelve-sequence record was analyzed as a separate evidence layer and was not merged row by row with the aggregate screening funnel. Sequence length, molecular mass, nominal charge, hydrophobic-residue fraction and amino-acid composition were recalculated directly from the strings with version-controlled code.</w:t>
+      </w:r>
+    </w:p>
+    <w:p>
+      <w:pPr>
+        <w:pStyle w:val="Normal"/>
+      </w:pPr>
+      <w:r>
+        <w:t>AChE was selected as a structure-based contextual target because the enzyme has been reported to accelerate amyloid-β fibril assembly through its peripheral region [16]. The external record designated human AChE structure PDB 4EY6, for which ligand-bound structural information is available [17]. Vina means and standard deviations were transcribed exactly as source-reported values. Raw receptor and ligand files, protonation states, grid definitions, poses, logs and run-level scores were unavailable; consequently, docking was not rerun and no contact, affinity or functional claim was inferred. The twelve external sequences could not be mapped to the stricter aggregate endpoint of eight candidates.</w:t>
       </w:r>
     </w:p>
     <w:p>
@@ -289,7 +366,7 @@
         <w:keepNext/>
       </w:pPr>
       <w:r>
-        <w:t>Statistical analysis</w:t>
+        <w:t>Statistical analysis and evidence interpretation</w:t>
       </w:r>
     </w:p>
     <w:p>
@@ -297,7 +374,15 @@
         <w:pStyle w:val="Normal"/>
       </w:pPr>
       <w:r>
-        <w:t>Counts and percentages were descriptive. Candidate sequences were computational accounting units, not independent participants or biological replicates; no peptide-level health-versus-periodontitis significance test was performed. The limitations of docking scores as endpoint surrogates were interpreted according to established docking practice [18–20].</w:t>
+        <w:t>All analyses were descriptive. Retention percentages used the immediately preceding documented stage as the denominator. Candidate sequences were computational accounting units rather than independent participants or biological replicates, so no health-versus-periodontitis hypothesis test, confidence interval or peptide-level inferential model was applied. No missing row-level values were imputed.</w:t>
+      </w:r>
+    </w:p>
+    <w:p>
+      <w:pPr>
+        <w:pStyle w:val="Normal"/>
+      </w:pPr>
+      <w:r>
+        <w:t>Vina scores were used only for within-record ranking and were not interpreted as experimental affinities or binding free energies [18]. Current Vina implementations improve search and force-field options but do not eliminate dependence on receptor preparation, search-space definition and sampling [19]. Because protein–peptide recognition can involve distributed interface hot segments, a single rigid-receptor docking rank was not converted into a mechanistic conclusion [20].</w:t>
       </w:r>
     </w:p>
     <w:p>

--- a/projects/porphyromonas-ad-mechanism-manuscript/manuscript/concise/English.docx
+++ b/projects/porphyromonas-ad-mechanism-manuscript/manuscript/concise/English.docx
@@ -4,15 +4,6 @@
   <w:body>
     <w:p>
       <w:pPr>
-        <w:pStyle w:val="Heading1"/>
-        <w:keepNext/>
-      </w:pPr>
-      <w:r>
-        <w:t>Deep-Learning-Guided Multi-Model Prioritization of Oral Micropeptides at the Periodontitis–Alzheimer’s Disease Interface</w:t>
-      </w:r>
-    </w:p>
-    <w:p>
-      <w:pPr>
         <w:pStyle w:val="Heading2"/>
         <w:keepNext/>
       </w:pPr>
@@ -25,13 +16,30 @@
         <w:pStyle w:val="Normal"/>
       </w:pPr>
       <w:r>
+        <w:t xml:space="preserve">Periodontitis-associated oral dysbiosis has been proposed as a contributor to Alzheimer’s disease (AD)-related inflammation, but the molecular link remains uncertain. We conducted a computation-only secondary analysis of aggregate oral small open reading frame (smORF) data to prioritize micropeptides for validation. The cascade combined ESM-2 embeddings and task-specific convolutional networks, an ESM2-t30 neurotoxicity model, a two-tier neural-network metal-binding predictor, and a multi-task antioxidant convolutional network. Sequence-evidence filtering retained 31,510 and 33,786 candidates from initial libraries of 11,269,961 and 11,721,988 smORFs. In the periodontitis-labelled branch, 3,518 candidates were BBB-high; NTxPred2 evaluated 3,299 and classified 923 as positive. Subsequent filters retained 111, 15, 12, and 8 candidates. A separate table contained twelve 7–9-aa sequences and AChE Vina means from −9.60 to −8.25 kcal/mol. Sequence composition and score ordering were verifiable, whereas the connection between the twelve sequences and the aggregate endpoint, docking execution, and molecular-dynamics results were unavailable. The output is a computational shortlist for independent reproduction and experimental testing, not evidence of </w:t>
+      </w:r>
+      <w:r>
+        <w:rPr>
+          <w:i/>
+        </w:rPr>
+        <w:t>Porphyromonas gingivalis</w:t>
+      </w:r>
+      <w:r>
+        <w:t xml:space="preserve"> origin, brain exposure, AChE binding, or an AD mechanism.</w:t>
+      </w:r>
+    </w:p>
+    <w:p>
+      <w:pPr>
+        <w:pStyle w:val="Keywords"/>
+      </w:pPr>
+      <w:r>
         <w:rPr>
           <w:b/>
         </w:rPr>
-        <w:t>Background:</w:t>
-      </w:r>
-      <w:r>
-        <w:t xml:space="preserve"> Alzheimer’s disease (AD) is defined by interacting amyloid, tau, neuroimmune and vascular abnormalities. Periodontal infection—particularly infection involving </w:t>
+        <w:t>Keywords:</w:t>
+      </w:r>
+      <w:r>
+        <w:t xml:space="preserve"> Alzheimer’s disease; </w:t>
       </w:r>
       <w:r>
         <w:rPr>
@@ -40,95 +48,7 @@
         <w:t>Porphyromonas gingivalis</w:t>
       </w:r>
       <w:r>
-        <w:t>—has been proposed as one contributor to this multifactorial process, but the human causal and molecular links remain unresolved.</w:t>
-      </w:r>
-    </w:p>
-    <w:p>
-      <w:pPr>
-        <w:pStyle w:val="Normal"/>
-      </w:pPr>
-      <w:r>
-        <w:rPr>
-          <w:b/>
-        </w:rPr>
-        <w:t>Objective:</w:t>
-      </w:r>
-      <w:r>
-        <w:t xml:space="preserve"> To prioritize oral micropeptide candidates for mechanistic follow-up within a </w:t>
-      </w:r>
-      <w:r>
-        <w:rPr>
-          <w:i/>
-        </w:rPr>
-        <w:t>P. gingivalis</w:t>
-      </w:r>
-      <w:r>
-        <w:t>–motivated, but not organism-assigned, AD hypothesis.</w:t>
-      </w:r>
-    </w:p>
-    <w:p>
-      <w:pPr>
-        <w:pStyle w:val="Normal"/>
-      </w:pPr>
-      <w:r>
-        <w:rPr>
-          <w:b/>
-        </w:rPr>
-        <w:t>Methods:</w:t>
-      </w:r>
-      <w:r>
-        <w:t xml:space="preserve"> Supplied aggregate records from health- and periodontitis-labeled oral metagenomic candidate sets were evaluated through a deep-learning-guided cascade integrating protein-language-model embeddings, task-specific convolutional neural networks, a hierarchical neural-network metal-binding predictor and multi-task antioxidant prediction. Public accession records were checked to distinguish the PRJNA678453 source cohort from its derived EBI-EMG/MGnify Third Party Annotation (TPA) assembly project, PRJEB65451. Source-reported acetylcholinesterase (AChE) docking was summarized separately, and only descriptive calculations were performed.</w:t>
-      </w:r>
-    </w:p>
-    <w:p>
-      <w:pPr>
-        <w:pStyle w:val="Normal"/>
-      </w:pPr>
-      <w:r>
-        <w:rPr>
-          <w:b/>
-        </w:rPr>
-        <w:t>Results:</w:t>
-      </w:r>
-      <w:r>
-        <w:t xml:space="preserve"> The supplied funnel began with 11,269,961 health-labeled and 11,721,988 periodontitis-labeled smORFs and retained 31,510 and 33,786 nonredundant proteomically supported candidates, respectively. The downstream aggregate record contained 3,518 BBB-high candidates; NTxPred2 covered 3,299, of which 923 were classified as neurotoxic. Metal-binding and antioxidant filters retained 111, 15, 12 and finally 8 candidates. A separate external record listed 12 sequences from FLLHTTR to HVLLLRQCA and source-reported Vina means of −9.60 to −8.25 kcal/mol against AChE.</w:t>
-      </w:r>
-    </w:p>
-    <w:p>
-      <w:pPr>
-        <w:pStyle w:val="Normal"/>
-      </w:pPr>
-      <w:r>
-        <w:rPr>
-          <w:b/>
-        </w:rPr>
-        <w:t>Conclusions:</w:t>
-      </w:r>
-      <w:r>
-        <w:t xml:space="preserve"> The analysis defines a compact computational validation set, not a demonstrated periodontal–AD mechanism. Sequence provenance, organism assignment, independent docking reproduction and experimental validation remain necessary.</w:t>
-      </w:r>
-    </w:p>
-    <w:p>
-      <w:pPr>
-        <w:pStyle w:val="Keywords"/>
-      </w:pPr>
-      <w:r>
-        <w:rPr>
-          <w:b/>
-        </w:rPr>
-        <w:t>Keywords:</w:t>
-      </w:r>
-      <w:r>
-        <w:t xml:space="preserve"> Alzheimer’s disease; </w:t>
-      </w:r>
-      <w:r>
-        <w:rPr>
-          <w:i/>
-        </w:rPr>
-        <w:t>Porphyromonas gingivalis</w:t>
-      </w:r>
-      <w:r>
-        <w:t>; periodontitis; oral micropeptides; metagenomics; machine learning; acetylcholinesterase</w:t>
+        <w:t>; periodontitis; oral micropeptides; smORF; deep learning; acetylcholinesterase</w:t>
       </w:r>
     </w:p>
     <w:p>
@@ -145,7 +65,19 @@
         <w:pStyle w:val="Normal"/>
       </w:pPr>
       <w:r>
-        <w:t>Alzheimer’s disease (AD) is a progressive neurodegenerative disorder and the leading cause of dementia, with a pathological continuum that develops years before overt cognitive impairment [1]. Contemporary models place amyloid-β accumulation within an interacting network of tau pathology, synaptic dysfunction, innate immune activation and neurovascular injury rather than attributing disease progression to a single pathway [2].</w:t>
+        <w:t xml:space="preserve">Alzheimer’s disease (AD) develops through interacting amyloid, tau, synaptic, immune, and vascular processes rather than a single molecular pathway </w:t>
+      </w:r>
+      <w:r>
+        <w:t>[1]</w:t>
+      </w:r>
+      <w:r>
+        <w:t xml:space="preserve">. Amyloid remains biologically important, but its relationship with disease progression must be interpreted within this broader network </w:t>
+      </w:r>
+      <w:r>
+        <w:t>[2]</w:t>
+      </w:r>
+      <w:r>
+        <w:t>.</w:t>
       </w:r>
     </w:p>
     <w:p>
@@ -153,7 +85,13 @@
         <w:pStyle w:val="Normal"/>
       </w:pPr>
       <w:r>
-        <w:t xml:space="preserve">Periodontitis is a chronic, dysbiosis-associated inflammatory disease whose potential neurological consequences have motivated investigation of an oral–brain axis [3]. Within dysbiotic periodontal biofilms, </w:t>
+        <w:t xml:space="preserve">Periodontitis is a dysbiosis-associated inflammatory disease that may add to systemic inflammatory burden and has motivated oral–brain-axis research </w:t>
+      </w:r>
+      <w:r>
+        <w:t>[3]</w:t>
+      </w:r>
+      <w:r>
+        <w:t xml:space="preserve">. Within periodontal biofilms, </w:t>
       </w:r>
       <w:r>
         <w:rPr>
@@ -162,7 +100,46 @@
         <w:t>Porphyromonas gingivalis</w:t>
       </w:r>
       <w:r>
-        <w:t xml:space="preserve"> is a Gram-negative anaerobic pathobiont with extensive immune-modulatory and tissue-destructive capacity [4]. The ulcerated periodontal interface may permit episodic systemic exposure to bacterial cells, inflammatory mediators and virulence products, providing a biologically plausible route by which a localized oral infection could influence distant tissues.</w:t>
+        <w:t xml:space="preserve"> is a pathobiont capable of proteolysis, immune modulation, tissue disruption, and community remodeling </w:t>
+      </w:r>
+      <w:r>
+        <w:t>[4]</w:t>
+      </w:r>
+      <w:r>
+        <w:t xml:space="preserve">. Post-mortem studies have reported </w:t>
+      </w:r>
+      <w:r>
+        <w:rPr>
+          <w:i/>
+        </w:rPr>
+        <w:t>P. gingivalis</w:t>
+      </w:r>
+      <w:r>
+        <w:t xml:space="preserve">-related signals in AD brain tissue, although such observations do not establish direction or causality </w:t>
+      </w:r>
+      <w:r>
+        <w:t>[5]</w:t>
+      </w:r>
+      <w:r>
+        <w:t xml:space="preserve">. Repeated oral exposure in mice produced neuroinflammatory and amyloid-related changes, supporting experimental plausibility but not direct human inference </w:t>
+      </w:r>
+      <w:r>
+        <w:t>[6]</w:t>
+      </w:r>
+      <w:r>
+        <w:t xml:space="preserve">. Vesicles have also been proposed as vehicles for concentrated microbial cargo, but their relevance to natural human brain exposure remains unresolved </w:t>
+      </w:r>
+      <w:r>
+        <w:t>[7]</w:t>
+      </w:r>
+      <w:r>
+        <w:t xml:space="preserve">. A Mendelian-randomization analysis did not establish a genetic causal effect of periodontal disease on AD, providing an important limit on strong causal claims </w:t>
+      </w:r>
+      <w:r>
+        <w:t>[8]</w:t>
+      </w:r>
+      <w:r>
+        <w:t>.</w:t>
       </w:r>
     </w:p>
     <w:p>
@@ -170,7 +147,27 @@
         <w:pStyle w:val="Normal"/>
       </w:pPr>
       <w:r>
-        <w:t xml:space="preserve">Several non-exclusive mechanisms connect </w:t>
+        <w:t xml:space="preserve">A possible but underexplored molecular class is the microbiome-encoded micropeptide. Human-associated microbiomes contain many conserved small genes </w:t>
+      </w:r>
+      <w:r>
+        <w:t>[9]</w:t>
+      </w:r>
+      <w:r>
+        <w:t xml:space="preserve">, and dedicated annotation methods improve detection of smORFs that conventional pipelines can miss </w:t>
+      </w:r>
+      <w:r>
+        <w:t>[10]</w:t>
+      </w:r>
+      <w:r>
+        <w:t>. However, a predicted sequence is not necessarily translated, released from a biofilm, stable in circulation, able to cross the blood–brain barrier (BBB), or active in neural tissue.</w:t>
+      </w:r>
+    </w:p>
+    <w:p>
+      <w:pPr>
+        <w:pStyle w:val="Normal"/>
+      </w:pPr>
+      <w:r>
+        <w:t xml:space="preserve">The relevant mechanism is therefore unclear. This study was conducted to reduce an aggregate oral-smORF candidate space with modern sequence models, characterize an available twelve-peptide set, and define what would be required to test AChE, metal/redox, BBB, and neurotoxicity hypotheses. The analysis remained exploratory and did not assign any candidate to </w:t>
       </w:r>
       <w:r>
         <w:rPr>
@@ -179,42 +176,7 @@
         <w:t>P. gingivalis</w:t>
       </w:r>
       <w:r>
-        <w:t xml:space="preserve"> exposure with AD-related molecular processes. A post-mortem study reported </w:t>
-      </w:r>
-      <w:r>
-        <w:rPr>
-          <w:i/>
-        </w:rPr>
-        <w:t>P. gingivalis</w:t>
-      </w:r>
-      <w:r>
-        <w:t xml:space="preserve"> DNA and gingipain immunoreactivity in AD brain tissue, although those observations remain insufficient to establish directionality or causation [5]. Repeated oral infection in wild-type mice produced neuroinflammatory and amyloid-related changes, supporting experimental plausibility rather than direct human inference [6]. In a separate mouse model, </w:t>
-      </w:r>
-      <w:r>
-        <w:rPr>
-          <w:i/>
-        </w:rPr>
-        <w:t>P. gingivalis</w:t>
-      </w:r>
-      <w:r>
-        <w:t xml:space="preserve"> outer-membrane vesicles reached brain tissue and were associated with inflammasome activation, tau phosphorylation and memory dysfunction [7]. Conversely, a two-sample Mendelian-randomization analysis found no genetic evidence that periodontal disease causes AD, underscoring the unresolved status of the human causal relationship [8].</w:t>
-      </w:r>
-    </w:p>
-    <w:p>
-      <w:pPr>
-        <w:pStyle w:val="Normal"/>
-      </w:pPr>
-      <w:r>
-        <w:t xml:space="preserve">The molecular bridge between periodontal dysbiosis and neurodegeneration therefore remains incomplete. One mechanistic gap concerns microbially encoded peptides. Small open reading frames are widespread in human-associated microbiomes and encode a large, incompletely characterized peptide repertoire [9]. Computational annotation can recover candidate small proteins that conventional gene-calling pipelines frequently miss [10]. Whether peptides represented in periodontitis-labeled oral metagenomic candidate sets are expressed, released from biofilms, systemically exposed, capable of crossing the blood–brain barrier (BBB), or able to influence neuronal, metal/redox or cholinergic processes is unknown. We therefore performed a deep-learning-guided, multi-model prioritization to define a tractable candidate set for provenance reconstruction and experimental validation. The analysis was explicitly exploratory and did not assign the candidates to </w:t>
-      </w:r>
-      <w:r>
-        <w:rPr>
-          <w:i/>
-        </w:rPr>
-        <w:t>P. gingivalis</w:t>
-      </w:r>
-      <w:r>
-        <w:t xml:space="preserve"> or treat model scores as evidence of an AD mechanism.</w:t>
+        <w:t xml:space="preserve"> or treat model scores as biological confirmation.</w:t>
       </w:r>
     </w:p>
     <w:p>
@@ -223,7 +185,7 @@
         <w:keepNext/>
       </w:pPr>
       <w:r>
-        <w:t>Materials and methods</w:t>
+        <w:t>Materials and Methods</w:t>
       </w:r>
     </w:p>
     <w:p>
@@ -232,7 +194,7 @@
         <w:keepNext/>
       </w:pPr>
       <w:r>
-        <w:t>Study design and accession provenance</w:t>
+        <w:t>Study design and data scope</w:t>
       </w:r>
     </w:p>
     <w:p>
@@ -240,7 +202,7 @@
         <w:pStyle w:val="Normal"/>
       </w:pPr>
       <w:r>
-        <w:t>This study was a structured descriptive secondary analysis of supplied aggregate screening records. The records contained health- and periodontitis-labeled candidate counts but did not include participant-level mappings, accession-to-group tables or row-level model outputs.</w:t>
+        <w:t>This was a computation-only secondary analysis of aggregate screening counts, a twelve-sequence table, and an AChE docking-score table. No participant recruitment, specimen collection, wet-laboratory work, new omics processing, predictor retraining, docking rerun, or completed MD analysis was performed. Row-level sequences for the full funnel, subject/sample mappings, accession-to-group assignments, taxonomic data, peptide-spectrum matches, complete model outputs, and docking inputs were unavailable.</w:t>
       </w:r>
     </w:p>
     <w:p>
@@ -248,7 +210,13 @@
         <w:pStyle w:val="Normal"/>
       </w:pPr>
       <w:r>
-        <w:t>The primary sequence source was BioProject PRJNA678453. The published cohort comprised 22 participants—11 orally healthy controls and 11 patients with periodontitis—and generated 66 oral specimens: 22 subgingival-plaque samples, 22 tongue scrapings and 22 stimulated-saliva samples, with paired metagenomic and metatranscriptomic measurements [11]. PRJEB65451 was verified as an EBI-EMG/MGnify-brokered Third Party Annotation metagenomic assembly project derived from PRJNA678453 using metaSPAdes v3.15.3, rather than an independent clinical cohort. The ENA record currently enumerates 118 sequence-assembly analyses under PRJEB65451; these assembly records were not interpreted as participants, specimens or metagenome-assembled genomes. Because the accession chain and cohort publication did not support an alternative composition of 24 controls, 26 patients and 296 high-quality metagenome-assembled genomes, those quantities were not used. The verified clinical composition was retained only as provenance and not as a denominator for candidate-level inference.</w:t>
+        <w:t xml:space="preserve">PRJNA678453 was treated as the source project for paired oral metagenomic and metatranscriptomic data </w:t>
+      </w:r>
+      <w:r>
+        <w:t>[11]</w:t>
+      </w:r>
+      <w:r>
+        <w:t>. PRJEB65451 is a derived EBI-EMG/MGnify Third Party Annotation metagenomic assembly project generated from PRJNA678453 with metaSPAdes v3.15.3, not an independent clinical cohort. Specific participant, specimen, assembly-analysis, and metagenome-assembled-genome totals were omitted because consistent mapping and bin-level manifests were unavailable.</w:t>
       </w:r>
     </w:p>
     <w:p>
@@ -257,7 +225,7 @@
         <w:keepNext/>
       </w:pPr>
       <w:r>
-        <w:t>Candidate definition and proteomic-evidence filter</w:t>
+        <w:t>Candidate construction and model cascade</w:t>
       </w:r>
     </w:p>
     <w:p>
@@ -265,7 +233,57 @@
         <w:pStyle w:val="Normal"/>
       </w:pPr>
       <w:r>
-        <w:t>According to the archived aggregate workflow, putative small open reading frames encoding 4–50-aa peptides were partitioned by the supplied health-status labels. Candidate sequences were matched exactly against oral proteomic resources represented in the source records, including PXD003151, PXD004319, PXD026727 and HOMD-related protein sequences. Exact matches were deduplicated to generate the nonredundant proteomically supported candidate sets. Because the sequence-level input and match table were unavailable, this stage was treated as a source-reported filter and was not independently rerun.</w:t>
+        <w:t>The supplied analysis retained smORFs encoding 4–50-aa peptides. Initial healthy-labelled and periodontitis-labelled libraries contained 11,269,961 and 11,721,988 candidates. Exact matching against named oral sequence and proteomic resources followed by dereplication retained 31,510 and 33,786 candidates. Resource matches were interpreted as sequence-supporting evidence, not proof of expression in the analyzed clinical groups.</w:t>
+      </w:r>
+    </w:p>
+    <w:p>
+      <w:pPr>
+        <w:pStyle w:val="Normal"/>
+      </w:pPr>
+      <w:r>
+        <w:t xml:space="preserve">UniDL4BioPep encoded each peptide with the pretrained ESM-2 model </w:t>
+      </w:r>
+      <w:r>
+        <w:rPr>
+          <w:rFonts w:ascii="Consolas" w:hAnsi="Consolas" w:eastAsia="等线"/>
+          <w:shd w:val="clear" w:color="auto" w:fill="F2F4F7"/>
+        </w:rPr>
+        <w:t>esm2_t6_8M_UR50D</w:t>
+      </w:r>
+      <w:r>
+        <w:t xml:space="preserve">, producing a 320-dimensional contextual embedding that was passed to a six-layer task-specific convolutional neural network </w:t>
+      </w:r>
+      <w:r>
+        <w:t>[12]</w:t>
+      </w:r>
+      <w:r>
+        <w:t xml:space="preserve">. The applied threshold was ≥0.80, including for BBB prioritization. NTxPred2 then evaluated peptides within its documented 7–50-aa range by fine-tuning the ESM2-t30 protein language model for neurotoxic-peptide classification </w:t>
+      </w:r>
+      <w:r>
+        <w:t>[13]</w:t>
+      </w:r>
+      <w:r>
+        <w:t>. Sequences below 7 aa were treated as outside model coverage rather than negative.</w:t>
+      </w:r>
+    </w:p>
+    <w:p>
+      <w:pPr>
+        <w:pStyle w:val="Normal"/>
+      </w:pPr>
+      <w:r>
+        <w:t xml:space="preserve">Mebipred combined amino-acid composition, physicochemical descriptors, and metal-binding 5-mer frequencies in a two-tier artificial-neural-network framework with general and ion-specific classifiers </w:t>
+      </w:r>
+      <w:r>
+        <w:t>[14]</w:t>
+      </w:r>
+      <w:r>
+        <w:t xml:space="preserve">. The applied threshold was 0.50. AnOxPePred used a multi-task deep convolutional neural network with one-dimensional convolution, average pooling, and a 256-unit fully connected layer to produce free-radical-scavenging (FRS) and chelation (CHEL) scores </w:t>
+      </w:r>
+      <w:r>
+        <w:t>[15]</w:t>
+      </w:r>
+      <w:r>
+        <w:t>. Endpoints were CHEL≥0.25, CHEL≥0.25 with FRS&lt;0.50, and CHEL≥0.25 with FRS&lt;0.45. No model was retrained, and serial model agreement was not considered independent validation.</w:t>
       </w:r>
     </w:p>
     <w:p>
@@ -274,7 +292,7 @@
         <w:keepNext/>
       </w:pPr>
       <w:r>
-        <w:t>Deep-learning-guided multi-model prioritization</w:t>
+        <w:t>Sequence, docking, and prospective MD analysis</w:t>
       </w:r>
     </w:p>
     <w:p>
@@ -282,7 +300,7 @@
         <w:pStyle w:val="Normal"/>
       </w:pPr>
       <w:r>
-        <w:t>A sequential architecture was used to integrate contextual sequence representation, task-specific deep classification, hierarchical metal-binding prediction and multi-task antioxidant scoring. Each stage answered a distinct biological-prioritization question; downstream retention therefore represented a serial decision rule rather than independent experimental confirmation.</w:t>
+        <w:t>For the separate twelve-sequence table, length and counts of histidine, cysteine, Arg+Lys, and Phe+Tyr+Trp were recalculated directly from the strings. The available docking summary described AutoDock Vina 1.2.5 scores for human AChE PDB 4EY6. Means and standard deviations were analyzed descriptively. Docking was not rerun because prepared structures, PDBQT inputs, protonation and charge settings, exact search coordinates, run definitions, raw scores, logs, poses, and interaction tables were unavailable. Vina scores were not interpreted as affinities or free energies.</w:t>
       </w:r>
     </w:p>
     <w:p>
@@ -290,49 +308,19 @@
         <w:pStyle w:val="Normal"/>
       </w:pPr>
       <w:r>
-        <w:t xml:space="preserve">First, UniDL4BioPep used the pretrained ESM-2 model </w:t>
-      </w:r>
-      <w:r>
-        <w:rPr>
-          <w:rFonts w:ascii="Consolas" w:hAnsi="Consolas" w:eastAsia="等线"/>
-          <w:shd w:val="clear" w:color="auto" w:fill="F2F4F7"/>
-        </w:rPr>
-        <w:t>esm2_t6_8M_UR50D</w:t>
-      </w:r>
-      <w:r>
-        <w:t xml:space="preserve"> to transform each peptide into a 320-dimensional context-sensitive embedding. The embedding was processed by a six-layer deep convolutional neural network trained separately for each peptide-bioactivity task [12]. A predicted probability ≥0.8 defined a high-confidence model output, and only candidates with BBB probability ≥0.8 entered the subsequent cascade.</w:t>
-      </w:r>
-    </w:p>
-    <w:p>
-      <w:pPr>
-        <w:pStyle w:val="Normal"/>
-      </w:pPr>
-      <w:r>
-        <w:t>Second, neurotoxicity was evaluated using the peptide-specific NTxPred2 architecture. This model applies transfer learning by fine-tuning the ESM2-t30 protein language model on neurotoxic-peptide sequences [13]. Analysis was restricted to the documented 7–50-aa input range; sequences shorter than 7 aa were recorded as outside model coverage rather than as negative predictions.</w:t>
-      </w:r>
-    </w:p>
-    <w:p>
-      <w:pPr>
-        <w:pStyle w:val="Normal"/>
-      </w:pPr>
-      <w:r>
-        <w:t>Third, Cu-, Fe- and Zn-related binding potential was evaluated with mebipred. The method combines amino-acid composition, physicochemical descriptors and metal-binding 5-mer frequencies in a two-tier artificial-neural-network framework: a general metal-binding network is followed by ion-specific neural classifiers [14]. The source-recorded decision threshold was 0.5.</w:t>
-      </w:r>
-    </w:p>
-    <w:p>
-      <w:pPr>
-        <w:pStyle w:val="Normal"/>
-      </w:pPr>
-      <w:r>
-        <w:t>Fourth, antioxidant-related properties were evaluated with AnOxPePred, a multi-task deep convolutional neural network. One-hot-encoded peptide sequences pass through a one-dimensional convolutional layer, average pooling and a 256-unit fully connected layer before separate free-radical-scavenging (FRS) and chelation (CHEL) outputs are generated [15]. CHEL ≥0.25 was applied first, followed by the source-recorded combined CHEL/FRS criterion.</w:t>
-      </w:r>
-    </w:p>
-    <w:p>
-      <w:pPr>
-        <w:pStyle w:val="Normal"/>
-      </w:pPr>
-      <w:r>
-        <w:t>No model was retrained or fine-tuned in the present secondary analysis. Exact historical web-server builds, model hashes, random seeds, submitted input files and row-level outputs were not preserved. The architecture descriptions therefore document the cited implementations and relevant peptide modes, whereas the thresholds and retained counts remain source-reported aggregate records.</w:t>
+        <w:t xml:space="preserve">A prospective 100-ns protocol was specified for apo AChE and complexes labelled for ALLLHRC, FLLHTTR, and YLSLLQR. Planned simulations used GROMACS </w:t>
+      </w:r>
+      <w:r>
+        <w:t>[16]</w:t>
+      </w:r>
+      <w:r>
+        <w:t xml:space="preserve">, Amber99SB-ILDN </w:t>
+      </w:r>
+      <w:r>
+        <w:t>[17]</w:t>
+      </w:r>
+      <w:r>
+        <w:t>, TIP3P water, 0.15 mol/L NaCl, sequential restrained NVT and NPT equilibration, unrestrained NPT equilibration, and a 100-ns production stage at 300 K and 1 bar with a 2-fs time step. Planned analyses included RMSD/RMSF, radius of gyration, solvent-accessible surface area, hydrogen bonds, residue contacts, secondary structure, radial distribution functions, and bridging water. Starting complexes and complete trajectories were unavailable; no MD result was analyzed.</w:t>
       </w:r>
     </w:p>
     <w:p>
@@ -341,7 +329,7 @@
         <w:keepNext/>
       </w:pPr>
       <w:r>
-        <w:t>External sequence characterization and docking evidence</w:t>
+        <w:t>Statistical analysis</w:t>
       </w:r>
     </w:p>
     <w:p>
@@ -349,15 +337,16 @@
         <w:pStyle w:val="Normal"/>
       </w:pPr>
       <w:r>
-        <w:t>The external twelve-sequence record was analyzed as a separate evidence layer and was not merged row by row with the aggregate screening funnel. Sequence length, molecular mass, nominal charge, hydrophobic-residue fraction and amino-acid composition were recalculated directly from the strings with version-controlled code.</w:t>
-      </w:r>
-    </w:p>
-    <w:p>
-      <w:pPr>
-        <w:pStyle w:val="Normal"/>
-      </w:pPr>
-      <w:r>
-        <w:t>AChE was selected as a structure-based contextual target because the enzyme has been reported to accelerate amyloid-β fibril assembly through its peripheral region [16]. The external record designated human AChE structure PDB 4EY6, for which ligand-bound structural information is available [17]. Vina means and standard deviations were transcribed exactly as source-reported values. Raw receptor and ligand files, protonation states, grid definitions, poses, logs and run-level scores were unavailable; consequently, docking was not rerun and no contact, affinity or functional claim was inferred. The twelve external sequences could not be mapped to the stricter aggregate endpoint of eight candidates.</w:t>
+        <w:t>All analyses were descriptive. Retention percentages used the preceding documented stage as denominator. Candidate sequences are computational units nested within samples, assemblies, genomes, and homologous groups, not independent biological replicates. Consequently, aggregate healthy-versus-periodontitis hypothesis tests, confidence intervals, and effect estimates were not calculated.</w:t>
+      </w:r>
+    </w:p>
+    <w:p>
+      <w:pPr>
+        <w:pStyle w:val="Heading2"/>
+        <w:keepNext/>
+      </w:pPr>
+      <w:r>
+        <w:t>Results</w:t>
       </w:r>
     </w:p>
     <w:p>
@@ -366,7 +355,7 @@
         <w:keepNext/>
       </w:pPr>
       <w:r>
-        <w:t>Statistical analysis and evidence interpretation</w:t>
+        <w:t>Aggregate prioritization funnel</w:t>
       </w:r>
     </w:p>
     <w:p>
@@ -374,41 +363,7 @@
         <w:pStyle w:val="Normal"/>
       </w:pPr>
       <w:r>
-        <w:t>All analyses were descriptive. Retention percentages used the immediately preceding documented stage as the denominator. Candidate sequences were computational accounting units rather than independent participants or biological replicates, so no health-versus-periodontitis hypothesis test, confidence interval or peptide-level inferential model was applied. No missing row-level values were imputed.</w:t>
-      </w:r>
-    </w:p>
-    <w:p>
-      <w:pPr>
-        <w:pStyle w:val="Normal"/>
-      </w:pPr>
-      <w:r>
-        <w:t>Vina scores were used only for within-record ranking and were not interpreted as experimental affinities or binding free energies [18]. Current Vina implementations improve search and force-field options but do not eliminate dependence on receptor preparation, search-space definition and sampling [19]. Because protein–peptide recognition can involve distributed interface hot segments, a single rigid-receptor docking rank was not converted into a mechanistic conclusion [20].</w:t>
-      </w:r>
-    </w:p>
-    <w:p>
-      <w:pPr>
-        <w:pStyle w:val="Heading2"/>
-        <w:keepNext/>
-      </w:pPr>
-      <w:r>
-        <w:t>Results</w:t>
-      </w:r>
-    </w:p>
-    <w:p>
-      <w:pPr>
-        <w:pStyle w:val="Heading3"/>
-        <w:keepNext/>
-      </w:pPr>
-      <w:r>
-        <w:t>Aggregate prioritization funnel</w:t>
-      </w:r>
-    </w:p>
-    <w:p>
-      <w:pPr>
-        <w:pStyle w:val="Normal"/>
-      </w:pPr>
-      <w:r>
-        <w:t>The source supplied 11,269,961 health-labeled and 11,721,988 periodontitis-labeled smORFs. Proteomic matching and deduplication retained 31,510 and 33,786 candidates, corresponding to 0.2796% and 0.2882% of their respective starting pools. The subsequent record contained 3,518 BBB-high candidates. NTxPred2 returned predictions for 3,299 sequences after 219 sequences shorter than 7 aa were outside its recorded input range; 923 were labeled neurotoxic. Cu/Fe/Zn-oriented mebipred filtering retained 111 candidates. AnOxPePred yielded 15 candidates at CHEL ≥0.25, 12 after the recorded combined screen and 8 after final prioritization.</w:t>
+        <w:t>Sequence-evidence filtering retained 31,510/11,269,961 healthy-labelled candidates (0.2796%) and 33,786/11,721,988 periodontitis-labelled candidates (0.2882%). The periodontitis-labelled branch contained 3,518 BBB-high outputs. NTxPred2 evaluated 3,299, of which 923 were model-positive; 219 candidates were below its stated length range. Later filters yielded 111 metal-binding-positive candidates, 15 candidates with CHEL≥0.25, 12 with CHEL≥0.25 and FRS&lt;0.50, and 8 with CHEL≥0.25 and FRS&lt;0.45 (Table 1). Because the NTxPred2-to-mebipred row-level handoff was unavailable, 111/923 was not treated as a verified transition rate.</w:t>
       </w:r>
     </w:p>
     <w:p>
@@ -419,21 +374,21 @@
         <w:rPr>
           <w:b/>
         </w:rPr>
-        <w:t>Table 1. Aggregate computational funnel. Counts are descriptive accounting units.</w:t>
+        <w:t>Table 1. Aggregate computational prioritization results.</w:t>
       </w:r>
     </w:p>
     <w:tbl>
       <w:tblPr>
-        <w:tblStyle w:val="TableGrid"/>
+        <w:tblStyle w:val="ThreeLineTable"/>
         <w:tblW w:w="5000" w:type="pct"/>
         <w:tblLayout w:type="fixed"/>
         <w:tblBorders>
-          <w:top w:val="single" w:sz="4" w:space="0" w:color="9AA6B2"/>
-          <w:left w:val="single" w:sz="4" w:space="0" w:color="9AA6B2"/>
-          <w:bottom w:val="single" w:sz="4" w:space="0" w:color="9AA6B2"/>
-          <w:right w:val="single" w:sz="4" w:space="0" w:color="9AA6B2"/>
-          <w:insideH w:val="single" w:sz="4" w:space="0" w:color="9AA6B2"/>
-          <w:insideV w:val="single" w:sz="4" w:space="0" w:color="9AA6B2"/>
+          <w:top w:val="single" w:sz="12" w:space="0" w:color="000000"/>
+          <w:left w:val="nil"/>
+          <w:bottom w:val="single" w:sz="12" w:space="0" w:color="000000"/>
+          <w:right w:val="nil"/>
+          <w:insideH w:val="nil"/>
+          <w:insideV w:val="nil"/>
         </w:tblBorders>
         <w:tblCellMar>
           <w:top w:w="70" w:type="dxa"/>
@@ -443,9 +398,10 @@
         </w:tblCellMar>
       </w:tblPr>
       <w:tblGrid>
-        <w:gridCol w:w="3120"/>
-        <w:gridCol w:w="3120"/>
-        <w:gridCol w:w="3120"/>
+        <w:gridCol w:w="2340"/>
+        <w:gridCol w:w="2340"/>
+        <w:gridCol w:w="2340"/>
+        <w:gridCol w:w="2340"/>
       </w:tblGrid>
       <w:tr>
         <w:trPr>
@@ -453,8 +409,10 @@
         </w:trPr>
         <w:tc>
           <w:tcPr>
-            <w:tcW w:w="3120" w:type="dxa"/>
-            <w:shd w:val="clear" w:color="auto" w:fill="DCE6F1"/>
+            <w:tcW w:w="2340" w:type="dxa"/>
+            <w:tcBorders>
+              <w:bottom w:val="single" w:sz="8" w:space="0" w:color="000000"/>
+            </w:tcBorders>
             <w:vAlign w:val="center"/>
           </w:tcPr>
           <w:p>
@@ -473,41 +431,67 @@
         </w:tc>
         <w:tc>
           <w:tcPr>
-            <w:tcW w:w="3120" w:type="dxa"/>
-            <w:shd w:val="clear" w:color="auto" w:fill="DCE6F1"/>
-            <w:vAlign w:val="center"/>
-          </w:tcPr>
-          <w:p>
-            <w:pPr>
-              <w:pStyle w:val="TableText"/>
-              <w:spacing w:before="0" w:after="0" w:line="220" w:lineRule="auto"/>
-            </w:pPr>
-            <w:r>
-              <w:rPr>
-                <w:sz w:val="17"/>
-                <w:szCs w:val="17"/>
-              </w:rPr>
-              <w:t>Retained count</w:t>
-            </w:r>
-          </w:p>
-        </w:tc>
-        <w:tc>
-          <w:tcPr>
-            <w:tcW w:w="3120" w:type="dxa"/>
-            <w:shd w:val="clear" w:color="auto" w:fill="DCE6F1"/>
-            <w:vAlign w:val="center"/>
-          </w:tcPr>
-          <w:p>
-            <w:pPr>
-              <w:pStyle w:val="TableText"/>
-              <w:spacing w:before="0" w:after="0" w:line="220" w:lineRule="auto"/>
-            </w:pPr>
-            <w:r>
-              <w:rPr>
-                <w:sz w:val="17"/>
-                <w:szCs w:val="17"/>
-              </w:rPr>
-              <w:t>Evidence status</w:t>
+            <w:tcW w:w="2340" w:type="dxa"/>
+            <w:tcBorders>
+              <w:bottom w:val="single" w:sz="8" w:space="0" w:color="000000"/>
+            </w:tcBorders>
+            <w:vAlign w:val="center"/>
+          </w:tcPr>
+          <w:p>
+            <w:pPr>
+              <w:pStyle w:val="TableText"/>
+              <w:spacing w:before="0" w:after="0" w:line="220" w:lineRule="auto"/>
+            </w:pPr>
+            <w:r>
+              <w:rPr>
+                <w:sz w:val="17"/>
+                <w:szCs w:val="17"/>
+              </w:rPr>
+              <w:t>Operational rule</w:t>
+            </w:r>
+          </w:p>
+        </w:tc>
+        <w:tc>
+          <w:tcPr>
+            <w:tcW w:w="2340" w:type="dxa"/>
+            <w:tcBorders>
+              <w:bottom w:val="single" w:sz="8" w:space="0" w:color="000000"/>
+            </w:tcBorders>
+            <w:vAlign w:val="center"/>
+          </w:tcPr>
+          <w:p>
+            <w:pPr>
+              <w:pStyle w:val="TableText"/>
+              <w:spacing w:before="0" w:after="0" w:line="220" w:lineRule="auto"/>
+            </w:pPr>
+            <w:r>
+              <w:rPr>
+                <w:sz w:val="17"/>
+                <w:szCs w:val="17"/>
+              </w:rPr>
+              <w:t>n</w:t>
+            </w:r>
+          </w:p>
+        </w:tc>
+        <w:tc>
+          <w:tcPr>
+            <w:tcW w:w="2340" w:type="dxa"/>
+            <w:tcBorders>
+              <w:bottom w:val="single" w:sz="8" w:space="0" w:color="000000"/>
+            </w:tcBorders>
+            <w:vAlign w:val="center"/>
+          </w:tcPr>
+          <w:p>
+            <w:pPr>
+              <w:pStyle w:val="TableText"/>
+              <w:spacing w:before="0" w:after="0" w:line="220" w:lineRule="auto"/>
+            </w:pPr>
+            <w:r>
+              <w:rPr>
+                <w:sz w:val="17"/>
+                <w:szCs w:val="17"/>
+              </w:rPr>
+              <w:t>Denominator or limitation</w:t>
             </w:r>
           </w:p>
         </w:tc>
@@ -515,26 +499,45 @@
       <w:tr>
         <w:tc>
           <w:tcPr>
-            <w:tcW w:w="3120" w:type="dxa"/>
-            <w:vAlign w:val="center"/>
-          </w:tcPr>
-          <w:p>
-            <w:pPr>
-              <w:pStyle w:val="TableText"/>
-              <w:spacing w:before="0" w:after="0" w:line="220" w:lineRule="auto"/>
-            </w:pPr>
-            <w:r>
-              <w:rPr>
-                <w:sz w:val="17"/>
-                <w:szCs w:val="17"/>
-              </w:rPr>
-              <w:t>Health-labeled smORFs</w:t>
-            </w:r>
-          </w:p>
-        </w:tc>
-        <w:tc>
-          <w:tcPr>
-            <w:tcW w:w="3120" w:type="dxa"/>
+            <w:tcW w:w="2340" w:type="dxa"/>
+            <w:vAlign w:val="center"/>
+          </w:tcPr>
+          <w:p>
+            <w:pPr>
+              <w:pStyle w:val="TableText"/>
+              <w:spacing w:before="0" w:after="0" w:line="220" w:lineRule="auto"/>
+            </w:pPr>
+            <w:r>
+              <w:rPr>
+                <w:sz w:val="17"/>
+                <w:szCs w:val="17"/>
+              </w:rPr>
+              <w:t>Healthy-labelled smORFs</w:t>
+            </w:r>
+          </w:p>
+        </w:tc>
+        <w:tc>
+          <w:tcPr>
+            <w:tcW w:w="2340" w:type="dxa"/>
+            <w:vAlign w:val="center"/>
+          </w:tcPr>
+          <w:p>
+            <w:pPr>
+              <w:pStyle w:val="TableText"/>
+              <w:spacing w:before="0" w:after="0" w:line="220" w:lineRule="auto"/>
+            </w:pPr>
+            <w:r>
+              <w:rPr>
+                <w:sz w:val="17"/>
+                <w:szCs w:val="17"/>
+              </w:rPr>
+              <w:t>4–50 aa</w:t>
+            </w:r>
+          </w:p>
+        </w:tc>
+        <w:tc>
+          <w:tcPr>
+            <w:tcW w:w="2340" w:type="dxa"/>
             <w:vAlign w:val="center"/>
           </w:tcPr>
           <w:p>
@@ -553,20 +556,20 @@
         </w:tc>
         <w:tc>
           <w:tcPr>
-            <w:tcW w:w="3120" w:type="dxa"/>
-            <w:vAlign w:val="center"/>
-          </w:tcPr>
-          <w:p>
-            <w:pPr>
-              <w:pStyle w:val="TableText"/>
-              <w:spacing w:before="0" w:after="0" w:line="220" w:lineRule="auto"/>
-            </w:pPr>
-            <w:r>
-              <w:rPr>
-                <w:sz w:val="17"/>
-                <w:szCs w:val="17"/>
-              </w:rPr>
-              <w:t>Supplied aggregate count</w:t>
+            <w:tcW w:w="2340" w:type="dxa"/>
+            <w:vAlign w:val="center"/>
+          </w:tcPr>
+          <w:p>
+            <w:pPr>
+              <w:pStyle w:val="TableText"/>
+              <w:spacing w:before="0" w:after="0" w:line="220" w:lineRule="auto"/>
+            </w:pPr>
+            <w:r>
+              <w:rPr>
+                <w:sz w:val="17"/>
+                <w:szCs w:val="17"/>
+              </w:rPr>
+              <w:t>Initial library</w:t>
             </w:r>
           </w:p>
         </w:tc>
@@ -574,26 +577,45 @@
       <w:tr>
         <w:tc>
           <w:tcPr>
-            <w:tcW w:w="3120" w:type="dxa"/>
-            <w:vAlign w:val="center"/>
-          </w:tcPr>
-          <w:p>
-            <w:pPr>
-              <w:pStyle w:val="TableText"/>
-              <w:spacing w:before="0" w:after="0" w:line="220" w:lineRule="auto"/>
-            </w:pPr>
-            <w:r>
-              <w:rPr>
-                <w:sz w:val="17"/>
-                <w:szCs w:val="17"/>
-              </w:rPr>
-              <w:t>Periodontitis-labeled smORFs</w:t>
-            </w:r>
-          </w:p>
-        </w:tc>
-        <w:tc>
-          <w:tcPr>
-            <w:tcW w:w="3120" w:type="dxa"/>
+            <w:tcW w:w="2340" w:type="dxa"/>
+            <w:vAlign w:val="center"/>
+          </w:tcPr>
+          <w:p>
+            <w:pPr>
+              <w:pStyle w:val="TableText"/>
+              <w:spacing w:before="0" w:after="0" w:line="220" w:lineRule="auto"/>
+            </w:pPr>
+            <w:r>
+              <w:rPr>
+                <w:sz w:val="17"/>
+                <w:szCs w:val="17"/>
+              </w:rPr>
+              <w:t>Periodontitis-labelled smORFs</w:t>
+            </w:r>
+          </w:p>
+        </w:tc>
+        <w:tc>
+          <w:tcPr>
+            <w:tcW w:w="2340" w:type="dxa"/>
+            <w:vAlign w:val="center"/>
+          </w:tcPr>
+          <w:p>
+            <w:pPr>
+              <w:pStyle w:val="TableText"/>
+              <w:spacing w:before="0" w:after="0" w:line="220" w:lineRule="auto"/>
+            </w:pPr>
+            <w:r>
+              <w:rPr>
+                <w:sz w:val="17"/>
+                <w:szCs w:val="17"/>
+              </w:rPr>
+              <w:t>4–50 aa</w:t>
+            </w:r>
+          </w:p>
+        </w:tc>
+        <w:tc>
+          <w:tcPr>
+            <w:tcW w:w="2340" w:type="dxa"/>
             <w:vAlign w:val="center"/>
           </w:tcPr>
           <w:p>
@@ -612,20 +634,20 @@
         </w:tc>
         <w:tc>
           <w:tcPr>
-            <w:tcW w:w="3120" w:type="dxa"/>
-            <w:vAlign w:val="center"/>
-          </w:tcPr>
-          <w:p>
-            <w:pPr>
-              <w:pStyle w:val="TableText"/>
-              <w:spacing w:before="0" w:after="0" w:line="220" w:lineRule="auto"/>
-            </w:pPr>
-            <w:r>
-              <w:rPr>
-                <w:sz w:val="17"/>
-                <w:szCs w:val="17"/>
-              </w:rPr>
-              <w:t>Supplied aggregate count</w:t>
+            <w:tcW w:w="2340" w:type="dxa"/>
+            <w:vAlign w:val="center"/>
+          </w:tcPr>
+          <w:p>
+            <w:pPr>
+              <w:pStyle w:val="TableText"/>
+              <w:spacing w:before="0" w:after="0" w:line="220" w:lineRule="auto"/>
+            </w:pPr>
+            <w:r>
+              <w:rPr>
+                <w:sz w:val="17"/>
+                <w:szCs w:val="17"/>
+              </w:rPr>
+              <w:t>Initial library</w:t>
             </w:r>
           </w:p>
         </w:tc>
@@ -633,26 +655,45 @@
       <w:tr>
         <w:tc>
           <w:tcPr>
-            <w:tcW w:w="3120" w:type="dxa"/>
-            <w:vAlign w:val="center"/>
-          </w:tcPr>
-          <w:p>
-            <w:pPr>
-              <w:pStyle w:val="TableText"/>
-              <w:spacing w:before="0" w:after="0" w:line="220" w:lineRule="auto"/>
-            </w:pPr>
-            <w:r>
-              <w:rPr>
-                <w:sz w:val="17"/>
-                <w:szCs w:val="17"/>
-              </w:rPr>
-              <w:t>Proteomically supported, health-labeled</w:t>
-            </w:r>
-          </w:p>
-        </w:tc>
-        <w:tc>
-          <w:tcPr>
-            <w:tcW w:w="3120" w:type="dxa"/>
+            <w:tcW w:w="2340" w:type="dxa"/>
+            <w:vAlign w:val="center"/>
+          </w:tcPr>
+          <w:p>
+            <w:pPr>
+              <w:pStyle w:val="TableText"/>
+              <w:spacing w:before="0" w:after="0" w:line="220" w:lineRule="auto"/>
+            </w:pPr>
+            <w:r>
+              <w:rPr>
+                <w:sz w:val="17"/>
+                <w:szCs w:val="17"/>
+              </w:rPr>
+              <w:t>Evidence-filtered healthy-labelled</w:t>
+            </w:r>
+          </w:p>
+        </w:tc>
+        <w:tc>
+          <w:tcPr>
+            <w:tcW w:w="2340" w:type="dxa"/>
+            <w:vAlign w:val="center"/>
+          </w:tcPr>
+          <w:p>
+            <w:pPr>
+              <w:pStyle w:val="TableText"/>
+              <w:spacing w:before="0" w:after="0" w:line="220" w:lineRule="auto"/>
+            </w:pPr>
+            <w:r>
+              <w:rPr>
+                <w:sz w:val="17"/>
+                <w:szCs w:val="17"/>
+              </w:rPr>
+              <w:t>Exact match and dereplication</w:t>
+            </w:r>
+          </w:p>
+        </w:tc>
+        <w:tc>
+          <w:tcPr>
+            <w:tcW w:w="2340" w:type="dxa"/>
             <w:vAlign w:val="center"/>
           </w:tcPr>
           <w:p>
@@ -671,20 +712,20 @@
         </w:tc>
         <w:tc>
           <w:tcPr>
-            <w:tcW w:w="3120" w:type="dxa"/>
-            <w:vAlign w:val="center"/>
-          </w:tcPr>
-          <w:p>
-            <w:pPr>
-              <w:pStyle w:val="TableText"/>
-              <w:spacing w:before="0" w:after="0" w:line="220" w:lineRule="auto"/>
-            </w:pPr>
-            <w:r>
-              <w:rPr>
-                <w:sz w:val="17"/>
-                <w:szCs w:val="17"/>
-              </w:rPr>
-              <w:t>Supplied aggregate count</w:t>
+            <w:tcW w:w="2340" w:type="dxa"/>
+            <w:vAlign w:val="center"/>
+          </w:tcPr>
+          <w:p>
+            <w:pPr>
+              <w:pStyle w:val="TableText"/>
+              <w:spacing w:before="0" w:after="0" w:line="220" w:lineRule="auto"/>
+            </w:pPr>
+            <w:r>
+              <w:rPr>
+                <w:sz w:val="17"/>
+                <w:szCs w:val="17"/>
+              </w:rPr>
+              <w:t>11,269,961</w:t>
             </w:r>
           </w:p>
         </w:tc>
@@ -692,26 +733,45 @@
       <w:tr>
         <w:tc>
           <w:tcPr>
-            <w:tcW w:w="3120" w:type="dxa"/>
-            <w:vAlign w:val="center"/>
-          </w:tcPr>
-          <w:p>
-            <w:pPr>
-              <w:pStyle w:val="TableText"/>
-              <w:spacing w:before="0" w:after="0" w:line="220" w:lineRule="auto"/>
-            </w:pPr>
-            <w:r>
-              <w:rPr>
-                <w:sz w:val="17"/>
-                <w:szCs w:val="17"/>
-              </w:rPr>
-              <w:t>Proteomically supported, periodontitis-labeled</w:t>
-            </w:r>
-          </w:p>
-        </w:tc>
-        <w:tc>
-          <w:tcPr>
-            <w:tcW w:w="3120" w:type="dxa"/>
+            <w:tcW w:w="2340" w:type="dxa"/>
+            <w:vAlign w:val="center"/>
+          </w:tcPr>
+          <w:p>
+            <w:pPr>
+              <w:pStyle w:val="TableText"/>
+              <w:spacing w:before="0" w:after="0" w:line="220" w:lineRule="auto"/>
+            </w:pPr>
+            <w:r>
+              <w:rPr>
+                <w:sz w:val="17"/>
+                <w:szCs w:val="17"/>
+              </w:rPr>
+              <w:t>Evidence-filtered periodontitis-labelled</w:t>
+            </w:r>
+          </w:p>
+        </w:tc>
+        <w:tc>
+          <w:tcPr>
+            <w:tcW w:w="2340" w:type="dxa"/>
+            <w:vAlign w:val="center"/>
+          </w:tcPr>
+          <w:p>
+            <w:pPr>
+              <w:pStyle w:val="TableText"/>
+              <w:spacing w:before="0" w:after="0" w:line="220" w:lineRule="auto"/>
+            </w:pPr>
+            <w:r>
+              <w:rPr>
+                <w:sz w:val="17"/>
+                <w:szCs w:val="17"/>
+              </w:rPr>
+              <w:t>Exact match and dereplication</w:t>
+            </w:r>
+          </w:p>
+        </w:tc>
+        <w:tc>
+          <w:tcPr>
+            <w:tcW w:w="2340" w:type="dxa"/>
             <w:vAlign w:val="center"/>
           </w:tcPr>
           <w:p>
@@ -730,20 +790,20 @@
         </w:tc>
         <w:tc>
           <w:tcPr>
-            <w:tcW w:w="3120" w:type="dxa"/>
-            <w:vAlign w:val="center"/>
-          </w:tcPr>
-          <w:p>
-            <w:pPr>
-              <w:pStyle w:val="TableText"/>
-              <w:spacing w:before="0" w:after="0" w:line="220" w:lineRule="auto"/>
-            </w:pPr>
-            <w:r>
-              <w:rPr>
-                <w:sz w:val="17"/>
-                <w:szCs w:val="17"/>
-              </w:rPr>
-              <w:t>Supplied aggregate count</w:t>
+            <w:tcW w:w="2340" w:type="dxa"/>
+            <w:vAlign w:val="center"/>
+          </w:tcPr>
+          <w:p>
+            <w:pPr>
+              <w:pStyle w:val="TableText"/>
+              <w:spacing w:before="0" w:after="0" w:line="220" w:lineRule="auto"/>
+            </w:pPr>
+            <w:r>
+              <w:rPr>
+                <w:sz w:val="17"/>
+                <w:szCs w:val="17"/>
+              </w:rPr>
+              <w:t>11,721,988</w:t>
             </w:r>
           </w:p>
         </w:tc>
@@ -751,26 +811,45 @@
       <w:tr>
         <w:tc>
           <w:tcPr>
-            <w:tcW w:w="3120" w:type="dxa"/>
-            <w:vAlign w:val="center"/>
-          </w:tcPr>
-          <w:p>
-            <w:pPr>
-              <w:pStyle w:val="TableText"/>
-              <w:spacing w:before="0" w:after="0" w:line="220" w:lineRule="auto"/>
-            </w:pPr>
-            <w:r>
-              <w:rPr>
-                <w:sz w:val="17"/>
-                <w:szCs w:val="17"/>
-              </w:rPr>
-              <w:t>BBB probability ≥0.8</w:t>
-            </w:r>
-          </w:p>
-        </w:tc>
-        <w:tc>
-          <w:tcPr>
-            <w:tcW w:w="3120" w:type="dxa"/>
+            <w:tcW w:w="2340" w:type="dxa"/>
+            <w:vAlign w:val="center"/>
+          </w:tcPr>
+          <w:p>
+            <w:pPr>
+              <w:pStyle w:val="TableText"/>
+              <w:spacing w:before="0" w:after="0" w:line="220" w:lineRule="auto"/>
+            </w:pPr>
+            <w:r>
+              <w:rPr>
+                <w:sz w:val="17"/>
+                <w:szCs w:val="17"/>
+              </w:rPr>
+              <w:t>BBB-high</w:t>
+            </w:r>
+          </w:p>
+        </w:tc>
+        <w:tc>
+          <w:tcPr>
+            <w:tcW w:w="2340" w:type="dxa"/>
+            <w:vAlign w:val="center"/>
+          </w:tcPr>
+          <w:p>
+            <w:pPr>
+              <w:pStyle w:val="TableText"/>
+              <w:spacing w:before="0" w:after="0" w:line="220" w:lineRule="auto"/>
+            </w:pPr>
+            <w:r>
+              <w:rPr>
+                <w:sz w:val="17"/>
+                <w:szCs w:val="17"/>
+              </w:rPr>
+              <w:t>UniDL4BioPep output≥0.80</w:t>
+            </w:r>
+          </w:p>
+        </w:tc>
+        <w:tc>
+          <w:tcPr>
+            <w:tcW w:w="2340" w:type="dxa"/>
             <w:vAlign w:val="center"/>
           </w:tcPr>
           <w:p>
@@ -789,20 +868,20 @@
         </w:tc>
         <w:tc>
           <w:tcPr>
-            <w:tcW w:w="3120" w:type="dxa"/>
-            <w:vAlign w:val="center"/>
-          </w:tcPr>
-          <w:p>
-            <w:pPr>
-              <w:pStyle w:val="TableText"/>
-              <w:spacing w:before="0" w:after="0" w:line="220" w:lineRule="auto"/>
-            </w:pPr>
-            <w:r>
-              <w:rPr>
-                <w:sz w:val="17"/>
-                <w:szCs w:val="17"/>
-              </w:rPr>
-              <w:t>Supplied model summary</w:t>
+            <w:tcW w:w="2340" w:type="dxa"/>
+            <w:vAlign w:val="center"/>
+          </w:tcPr>
+          <w:p>
+            <w:pPr>
+              <w:pStyle w:val="TableText"/>
+              <w:spacing w:before="0" w:after="0" w:line="220" w:lineRule="auto"/>
+            </w:pPr>
+            <w:r>
+              <w:rPr>
+                <w:sz w:val="17"/>
+                <w:szCs w:val="17"/>
+              </w:rPr>
+              <w:t>Periodontitis-labelled branch</w:t>
             </w:r>
           </w:p>
         </w:tc>
@@ -810,26 +889,45 @@
       <w:tr>
         <w:tc>
           <w:tcPr>
-            <w:tcW w:w="3120" w:type="dxa"/>
-            <w:vAlign w:val="center"/>
-          </w:tcPr>
-          <w:p>
-            <w:pPr>
-              <w:pStyle w:val="TableText"/>
-              <w:spacing w:before="0" w:after="0" w:line="220" w:lineRule="auto"/>
-            </w:pPr>
-            <w:r>
-              <w:rPr>
-                <w:sz w:val="17"/>
-                <w:szCs w:val="17"/>
-              </w:rPr>
-              <w:t>NTxPred2 outputs</w:t>
-            </w:r>
-          </w:p>
-        </w:tc>
-        <w:tc>
-          <w:tcPr>
-            <w:tcW w:w="3120" w:type="dxa"/>
+            <w:tcW w:w="2340" w:type="dxa"/>
+            <w:vAlign w:val="center"/>
+          </w:tcPr>
+          <w:p>
+            <w:pPr>
+              <w:pStyle w:val="TableText"/>
+              <w:spacing w:before="0" w:after="0" w:line="220" w:lineRule="auto"/>
+            </w:pPr>
+            <w:r>
+              <w:rPr>
+                <w:sz w:val="17"/>
+                <w:szCs w:val="17"/>
+              </w:rPr>
+              <w:t>NTxPred2 evaluated</w:t>
+            </w:r>
+          </w:p>
+        </w:tc>
+        <w:tc>
+          <w:tcPr>
+            <w:tcW w:w="2340" w:type="dxa"/>
+            <w:vAlign w:val="center"/>
+          </w:tcPr>
+          <w:p>
+            <w:pPr>
+              <w:pStyle w:val="TableText"/>
+              <w:spacing w:before="0" w:after="0" w:line="220" w:lineRule="auto"/>
+            </w:pPr>
+            <w:r>
+              <w:rPr>
+                <w:sz w:val="17"/>
+                <w:szCs w:val="17"/>
+              </w:rPr>
+              <w:t>7–50 aa</w:t>
+            </w:r>
+          </w:p>
+        </w:tc>
+        <w:tc>
+          <w:tcPr>
+            <w:tcW w:w="2340" w:type="dxa"/>
             <w:vAlign w:val="center"/>
           </w:tcPr>
           <w:p>
@@ -848,20 +946,20 @@
         </w:tc>
         <w:tc>
           <w:tcPr>
-            <w:tcW w:w="3120" w:type="dxa"/>
-            <w:vAlign w:val="center"/>
-          </w:tcPr>
-          <w:p>
-            <w:pPr>
-              <w:pStyle w:val="TableText"/>
-              <w:spacing w:before="0" w:after="0" w:line="220" w:lineRule="auto"/>
-            </w:pPr>
-            <w:r>
-              <w:rPr>
-                <w:sz w:val="17"/>
-                <w:szCs w:val="17"/>
-              </w:rPr>
-              <w:t>Supplied model summary</w:t>
+            <w:tcW w:w="2340" w:type="dxa"/>
+            <w:vAlign w:val="center"/>
+          </w:tcPr>
+          <w:p>
+            <w:pPr>
+              <w:pStyle w:val="TableText"/>
+              <w:spacing w:before="0" w:after="0" w:line="220" w:lineRule="auto"/>
+            </w:pPr>
+            <w:r>
+              <w:rPr>
+                <w:sz w:val="17"/>
+                <w:szCs w:val="17"/>
+              </w:rPr>
+              <w:t>3,518</w:t>
             </w:r>
           </w:p>
         </w:tc>
@@ -869,26 +967,45 @@
       <w:tr>
         <w:tc>
           <w:tcPr>
-            <w:tcW w:w="3120" w:type="dxa"/>
-            <w:vAlign w:val="center"/>
-          </w:tcPr>
-          <w:p>
-            <w:pPr>
-              <w:pStyle w:val="TableText"/>
-              <w:spacing w:before="0" w:after="0" w:line="220" w:lineRule="auto"/>
-            </w:pPr>
-            <w:r>
-              <w:rPr>
-                <w:sz w:val="17"/>
-                <w:szCs w:val="17"/>
-              </w:rPr>
-              <w:t>Neurotoxic label</w:t>
-            </w:r>
-          </w:p>
-        </w:tc>
-        <w:tc>
-          <w:tcPr>
-            <w:tcW w:w="3120" w:type="dxa"/>
+            <w:tcW w:w="2340" w:type="dxa"/>
+            <w:vAlign w:val="center"/>
+          </w:tcPr>
+          <w:p>
+            <w:pPr>
+              <w:pStyle w:val="TableText"/>
+              <w:spacing w:before="0" w:after="0" w:line="220" w:lineRule="auto"/>
+            </w:pPr>
+            <w:r>
+              <w:rPr>
+                <w:sz w:val="17"/>
+                <w:szCs w:val="17"/>
+              </w:rPr>
+              <w:t>NTxPred2-positive</w:t>
+            </w:r>
+          </w:p>
+        </w:tc>
+        <w:tc>
+          <w:tcPr>
+            <w:tcW w:w="2340" w:type="dxa"/>
+            <w:vAlign w:val="center"/>
+          </w:tcPr>
+          <w:p>
+            <w:pPr>
+              <w:pStyle w:val="TableText"/>
+              <w:spacing w:before="0" w:after="0" w:line="220" w:lineRule="auto"/>
+            </w:pPr>
+            <w:r>
+              <w:rPr>
+                <w:sz w:val="17"/>
+                <w:szCs w:val="17"/>
+              </w:rPr>
+              <w:t>Model-positive label</w:t>
+            </w:r>
+          </w:p>
+        </w:tc>
+        <w:tc>
+          <w:tcPr>
+            <w:tcW w:w="2340" w:type="dxa"/>
             <w:vAlign w:val="center"/>
           </w:tcPr>
           <w:p>
@@ -907,20 +1024,20 @@
         </w:tc>
         <w:tc>
           <w:tcPr>
-            <w:tcW w:w="3120" w:type="dxa"/>
-            <w:vAlign w:val="center"/>
-          </w:tcPr>
-          <w:p>
-            <w:pPr>
-              <w:pStyle w:val="TableText"/>
-              <w:spacing w:before="0" w:after="0" w:line="220" w:lineRule="auto"/>
-            </w:pPr>
-            <w:r>
-              <w:rPr>
-                <w:sz w:val="17"/>
-                <w:szCs w:val="17"/>
-              </w:rPr>
-              <w:t>Supplied model summary</w:t>
+            <w:tcW w:w="2340" w:type="dxa"/>
+            <w:vAlign w:val="center"/>
+          </w:tcPr>
+          <w:p>
+            <w:pPr>
+              <w:pStyle w:val="TableText"/>
+              <w:spacing w:before="0" w:after="0" w:line="220" w:lineRule="auto"/>
+            </w:pPr>
+            <w:r>
+              <w:rPr>
+                <w:sz w:val="17"/>
+                <w:szCs w:val="17"/>
+              </w:rPr>
+              <w:t>3,299</w:t>
             </w:r>
           </w:p>
         </w:tc>
@@ -928,26 +1045,45 @@
       <w:tr>
         <w:tc>
           <w:tcPr>
-            <w:tcW w:w="3120" w:type="dxa"/>
-            <w:vAlign w:val="center"/>
-          </w:tcPr>
-          <w:p>
-            <w:pPr>
-              <w:pStyle w:val="TableText"/>
-              <w:spacing w:before="0" w:after="0" w:line="220" w:lineRule="auto"/>
-            </w:pPr>
-            <w:r>
-              <w:rPr>
-                <w:sz w:val="17"/>
-                <w:szCs w:val="17"/>
-              </w:rPr>
-              <w:t>Cu/Fe/Zn metal-binding positive</w:t>
-            </w:r>
-          </w:p>
-        </w:tc>
-        <w:tc>
-          <w:tcPr>
-            <w:tcW w:w="3120" w:type="dxa"/>
+            <w:tcW w:w="2340" w:type="dxa"/>
+            <w:vAlign w:val="center"/>
+          </w:tcPr>
+          <w:p>
+            <w:pPr>
+              <w:pStyle w:val="TableText"/>
+              <w:spacing w:before="0" w:after="0" w:line="220" w:lineRule="auto"/>
+            </w:pPr>
+            <w:r>
+              <w:rPr>
+                <w:sz w:val="17"/>
+                <w:szCs w:val="17"/>
+              </w:rPr>
+              <w:t>Metal-binding-positive</w:t>
+            </w:r>
+          </w:p>
+        </w:tc>
+        <w:tc>
+          <w:tcPr>
+            <w:tcW w:w="2340" w:type="dxa"/>
+            <w:vAlign w:val="center"/>
+          </w:tcPr>
+          <w:p>
+            <w:pPr>
+              <w:pStyle w:val="TableText"/>
+              <w:spacing w:before="0" w:after="0" w:line="220" w:lineRule="auto"/>
+            </w:pPr>
+            <w:r>
+              <w:rPr>
+                <w:sz w:val="17"/>
+                <w:szCs w:val="17"/>
+              </w:rPr>
+              <w:t>Mebipred output≥0.50</w:t>
+            </w:r>
+          </w:p>
+        </w:tc>
+        <w:tc>
+          <w:tcPr>
+            <w:tcW w:w="2340" w:type="dxa"/>
             <w:vAlign w:val="center"/>
           </w:tcPr>
           <w:p>
@@ -966,20 +1102,20 @@
         </w:tc>
         <w:tc>
           <w:tcPr>
-            <w:tcW w:w="3120" w:type="dxa"/>
-            <w:vAlign w:val="center"/>
-          </w:tcPr>
-          <w:p>
-            <w:pPr>
-              <w:pStyle w:val="TableText"/>
-              <w:spacing w:before="0" w:after="0" w:line="220" w:lineRule="auto"/>
-            </w:pPr>
-            <w:r>
-              <w:rPr>
-                <w:sz w:val="17"/>
-                <w:szCs w:val="17"/>
-              </w:rPr>
-              <w:t>Supplied model summary</w:t>
+            <w:tcW w:w="2340" w:type="dxa"/>
+            <w:vAlign w:val="center"/>
+          </w:tcPr>
+          <w:p>
+            <w:pPr>
+              <w:pStyle w:val="TableText"/>
+              <w:spacing w:before="0" w:after="0" w:line="220" w:lineRule="auto"/>
+            </w:pPr>
+            <w:r>
+              <w:rPr>
+                <w:sz w:val="17"/>
+                <w:szCs w:val="17"/>
+              </w:rPr>
+              <w:t>Row-level handoff unavailable</w:t>
             </w:r>
           </w:p>
         </w:tc>
@@ -987,26 +1123,45 @@
       <w:tr>
         <w:tc>
           <w:tcPr>
-            <w:tcW w:w="3120" w:type="dxa"/>
-            <w:vAlign w:val="center"/>
-          </w:tcPr>
-          <w:p>
-            <w:pPr>
-              <w:pStyle w:val="TableText"/>
-              <w:spacing w:before="0" w:after="0" w:line="220" w:lineRule="auto"/>
-            </w:pPr>
-            <w:r>
-              <w:rPr>
-                <w:sz w:val="17"/>
-                <w:szCs w:val="17"/>
-              </w:rPr>
-              <w:t>CHEL ≥0.25</w:t>
-            </w:r>
-          </w:p>
-        </w:tc>
-        <w:tc>
-          <w:tcPr>
-            <w:tcW w:w="3120" w:type="dxa"/>
+            <w:tcW w:w="2340" w:type="dxa"/>
+            <w:vAlign w:val="center"/>
+          </w:tcPr>
+          <w:p>
+            <w:pPr>
+              <w:pStyle w:val="TableText"/>
+              <w:spacing w:before="0" w:after="0" w:line="220" w:lineRule="auto"/>
+            </w:pPr>
+            <w:r>
+              <w:rPr>
+                <w:sz w:val="17"/>
+                <w:szCs w:val="17"/>
+              </w:rPr>
+              <w:t>CHEL-priority</w:t>
+            </w:r>
+          </w:p>
+        </w:tc>
+        <w:tc>
+          <w:tcPr>
+            <w:tcW w:w="2340" w:type="dxa"/>
+            <w:vAlign w:val="center"/>
+          </w:tcPr>
+          <w:p>
+            <w:pPr>
+              <w:pStyle w:val="TableText"/>
+              <w:spacing w:before="0" w:after="0" w:line="220" w:lineRule="auto"/>
+            </w:pPr>
+            <w:r>
+              <w:rPr>
+                <w:sz w:val="17"/>
+                <w:szCs w:val="17"/>
+              </w:rPr>
+              <w:t>CHEL≥0.25</w:t>
+            </w:r>
+          </w:p>
+        </w:tc>
+        <w:tc>
+          <w:tcPr>
+            <w:tcW w:w="2340" w:type="dxa"/>
             <w:vAlign w:val="center"/>
           </w:tcPr>
           <w:p>
@@ -1025,20 +1180,20 @@
         </w:tc>
         <w:tc>
           <w:tcPr>
-            <w:tcW w:w="3120" w:type="dxa"/>
-            <w:vAlign w:val="center"/>
-          </w:tcPr>
-          <w:p>
-            <w:pPr>
-              <w:pStyle w:val="TableText"/>
-              <w:spacing w:before="0" w:after="0" w:line="220" w:lineRule="auto"/>
-            </w:pPr>
-            <w:r>
-              <w:rPr>
-                <w:sz w:val="17"/>
-                <w:szCs w:val="17"/>
-              </w:rPr>
-              <w:t>Supplied model summary</w:t>
+            <w:tcW w:w="2340" w:type="dxa"/>
+            <w:vAlign w:val="center"/>
+          </w:tcPr>
+          <w:p>
+            <w:pPr>
+              <w:pStyle w:val="TableText"/>
+              <w:spacing w:before="0" w:after="0" w:line="220" w:lineRule="auto"/>
+            </w:pPr>
+            <w:r>
+              <w:rPr>
+                <w:sz w:val="17"/>
+                <w:szCs w:val="17"/>
+              </w:rPr>
+              <w:t>111</w:t>
             </w:r>
           </w:p>
         </w:tc>
@@ -1046,26 +1201,45 @@
       <w:tr>
         <w:tc>
           <w:tcPr>
-            <w:tcW w:w="3120" w:type="dxa"/>
-            <w:vAlign w:val="center"/>
-          </w:tcPr>
-          <w:p>
-            <w:pPr>
-              <w:pStyle w:val="TableText"/>
-              <w:spacing w:before="0" w:after="0" w:line="220" w:lineRule="auto"/>
-            </w:pPr>
-            <w:r>
-              <w:rPr>
-                <w:sz w:val="17"/>
-                <w:szCs w:val="17"/>
-              </w:rPr>
-              <w:t>Combined screen</w:t>
-            </w:r>
-          </w:p>
-        </w:tc>
-        <w:tc>
-          <w:tcPr>
-            <w:tcW w:w="3120" w:type="dxa"/>
+            <w:tcW w:w="2340" w:type="dxa"/>
+            <w:vAlign w:val="center"/>
+          </w:tcPr>
+          <w:p>
+            <w:pPr>
+              <w:pStyle w:val="TableText"/>
+              <w:spacing w:before="0" w:after="0" w:line="220" w:lineRule="auto"/>
+            </w:pPr>
+            <w:r>
+              <w:rPr>
+                <w:sz w:val="17"/>
+                <w:szCs w:val="17"/>
+              </w:rPr>
+              <w:t>Main set</w:t>
+            </w:r>
+          </w:p>
+        </w:tc>
+        <w:tc>
+          <w:tcPr>
+            <w:tcW w:w="2340" w:type="dxa"/>
+            <w:vAlign w:val="center"/>
+          </w:tcPr>
+          <w:p>
+            <w:pPr>
+              <w:pStyle w:val="TableText"/>
+              <w:spacing w:before="0" w:after="0" w:line="220" w:lineRule="auto"/>
+            </w:pPr>
+            <w:r>
+              <w:rPr>
+                <w:sz w:val="17"/>
+                <w:szCs w:val="17"/>
+              </w:rPr>
+              <w:t>CHEL≥0.25 and FRS&lt;0.50</w:t>
+            </w:r>
+          </w:p>
+        </w:tc>
+        <w:tc>
+          <w:tcPr>
+            <w:tcW w:w="2340" w:type="dxa"/>
             <w:vAlign w:val="center"/>
           </w:tcPr>
           <w:p>
@@ -1084,20 +1258,20 @@
         </w:tc>
         <w:tc>
           <w:tcPr>
-            <w:tcW w:w="3120" w:type="dxa"/>
-            <w:vAlign w:val="center"/>
-          </w:tcPr>
-          <w:p>
-            <w:pPr>
-              <w:pStyle w:val="TableText"/>
-              <w:spacing w:before="0" w:after="0" w:line="220" w:lineRule="auto"/>
-            </w:pPr>
-            <w:r>
-              <w:rPr>
-                <w:sz w:val="17"/>
-                <w:szCs w:val="17"/>
-              </w:rPr>
-              <w:t>Supplied model summary</w:t>
+            <w:tcW w:w="2340" w:type="dxa"/>
+            <w:vAlign w:val="center"/>
+          </w:tcPr>
+          <w:p>
+            <w:pPr>
+              <w:pStyle w:val="TableText"/>
+              <w:spacing w:before="0" w:after="0" w:line="220" w:lineRule="auto"/>
+            </w:pPr>
+            <w:r>
+              <w:rPr>
+                <w:sz w:val="17"/>
+                <w:szCs w:val="17"/>
+              </w:rPr>
+              <w:t>111</w:t>
             </w:r>
           </w:p>
         </w:tc>
@@ -1105,26 +1279,45 @@
       <w:tr>
         <w:tc>
           <w:tcPr>
-            <w:tcW w:w="3120" w:type="dxa"/>
-            <w:vAlign w:val="center"/>
-          </w:tcPr>
-          <w:p>
-            <w:pPr>
-              <w:pStyle w:val="TableText"/>
-              <w:spacing w:before="0" w:after="0" w:line="220" w:lineRule="auto"/>
-            </w:pPr>
-            <w:r>
-              <w:rPr>
-                <w:sz w:val="17"/>
-                <w:szCs w:val="17"/>
-              </w:rPr>
-              <w:t>Final stricter set</w:t>
-            </w:r>
-          </w:p>
-        </w:tc>
-        <w:tc>
-          <w:tcPr>
-            <w:tcW w:w="3120" w:type="dxa"/>
+            <w:tcW w:w="2340" w:type="dxa"/>
+            <w:vAlign w:val="center"/>
+          </w:tcPr>
+          <w:p>
+            <w:pPr>
+              <w:pStyle w:val="TableText"/>
+              <w:spacing w:before="0" w:after="0" w:line="220" w:lineRule="auto"/>
+            </w:pPr>
+            <w:r>
+              <w:rPr>
+                <w:sz w:val="17"/>
+                <w:szCs w:val="17"/>
+              </w:rPr>
+              <w:t>Stricter subset</w:t>
+            </w:r>
+          </w:p>
+        </w:tc>
+        <w:tc>
+          <w:tcPr>
+            <w:tcW w:w="2340" w:type="dxa"/>
+            <w:vAlign w:val="center"/>
+          </w:tcPr>
+          <w:p>
+            <w:pPr>
+              <w:pStyle w:val="TableText"/>
+              <w:spacing w:before="0" w:after="0" w:line="220" w:lineRule="auto"/>
+            </w:pPr>
+            <w:r>
+              <w:rPr>
+                <w:sz w:val="17"/>
+                <w:szCs w:val="17"/>
+              </w:rPr>
+              <w:t>CHEL≥0.25 and FRS&lt;0.45</w:t>
+            </w:r>
+          </w:p>
+        </w:tc>
+        <w:tc>
+          <w:tcPr>
+            <w:tcW w:w="2340" w:type="dxa"/>
             <w:vAlign w:val="center"/>
           </w:tcPr>
           <w:p>
@@ -1143,20 +1336,20 @@
         </w:tc>
         <w:tc>
           <w:tcPr>
-            <w:tcW w:w="3120" w:type="dxa"/>
-            <w:vAlign w:val="center"/>
-          </w:tcPr>
-          <w:p>
-            <w:pPr>
-              <w:pStyle w:val="TableText"/>
-              <w:spacing w:before="0" w:after="0" w:line="220" w:lineRule="auto"/>
-            </w:pPr>
-            <w:r>
-              <w:rPr>
-                <w:sz w:val="17"/>
-                <w:szCs w:val="17"/>
-              </w:rPr>
-              <w:t>Membership unavailable</w:t>
+            <w:tcW w:w="2340" w:type="dxa"/>
+            <w:vAlign w:val="center"/>
+          </w:tcPr>
+          <w:p>
+            <w:pPr>
+              <w:pStyle w:val="TableText"/>
+              <w:spacing w:before="0" w:after="0" w:line="220" w:lineRule="auto"/>
+            </w:pPr>
+            <w:r>
+              <w:rPr>
+                <w:sz w:val="17"/>
+                <w:szCs w:val="17"/>
+              </w:rPr>
+              <w:t>Members unavailable</w:t>
             </w:r>
           </w:p>
         </w:tc>
@@ -1169,69 +1362,11 @@
     </w:p>
     <w:p>
       <w:pPr>
-        <w:pStyle w:val="Figure"/>
-        <w:jc w:val="center"/>
-        <w:keepNext/>
-      </w:pPr>
-      <w:r>
-        <w:drawing>
-          <wp:inline distT="0" distB="0" distL="0" distR="0">
-            <wp:extent cx="6150000" cy="5261666"/>
-            <wp:effectExtent l="0" t="0" r="0" b="0"/>
-            <wp:docPr id="1" name="Figure 1" descr="Aggregate computational prioritization funnel"/>
-            <wp:cNvGraphicFramePr>
-              <a:graphicFrameLocks noChangeAspect="1"/>
-            </wp:cNvGraphicFramePr>
-            <a:graphic>
-              <a:graphicData uri="http://schemas.openxmlformats.org/drawingml/2006/picture">
-                <pic:pic>
-                  <pic:nvPicPr>
-                    <pic:cNvPr id="0" name="prioritization_funnel.png"/>
-                    <pic:cNvPicPr/>
-                  </pic:nvPicPr>
-                  <pic:blipFill>
-                    <a:blip r:embed="rId10"/>
-                    <a:stretch>
-                      <a:fillRect/>
-                    </a:stretch>
-                  </pic:blipFill>
-                  <pic:spPr>
-                    <a:xfrm>
-                      <a:off x="0" y="0"/>
-                      <a:ext cx="6150000" cy="5261666"/>
-                    </a:xfrm>
-                    <a:prstGeom prst="rect">
-                      <a:avLst/>
-                    </a:prstGeom>
-                  </pic:spPr>
-                </pic:pic>
-              </a:graphicData>
-            </a:graphic>
-          </wp:inline>
-        </w:drawing>
-      </w:r>
-    </w:p>
-    <w:p>
-      <w:pPr>
-        <w:pStyle w:val="Caption"/>
-      </w:pPr>
-      <w:r>
-        <w:rPr>
-          <w:b/>
-        </w:rPr>
-        <w:t>Figure 1.</w:t>
-      </w:r>
-      <w:r>
-        <w:t xml:space="preserve"> Aggregate computational prioritization funnel. The diagram summarizes supplied counts; it does not represent participant flow or independent biological replication.</w:t>
-      </w:r>
-    </w:p>
-    <w:p>
-      <w:pPr>
         <w:pStyle w:val="Heading3"/>
         <w:keepNext/>
       </w:pPr>
       <w:r>
-        <w:t>External twelve-sequence record</w:t>
+        <w:t>Twelve-sequence table and docking scores</w:t>
       </w:r>
     </w:p>
     <w:p>
@@ -1239,7 +1374,7 @@
         <w:pStyle w:val="Normal"/>
       </w:pPr>
       <w:r>
-        <w:t>The external record listed 12 unique peptides. Source-reported mean Vina scores against AChE ranged from −9.60 to −8.25 kcal/mol. FLLHTTR ranked first and HVLLLRQCA ranked last within this record. Composition was independently recomputed, whereas docking poses and scores were not independently reproduced.</w:t>
+        <w:t>The separate table contained twelve unique 7–9-aa peptides. Eleven contained histidine, six contained cysteine, and every sequence contained Arg or Lys. The Vina means ranged from −9.60 to −8.25 kcal/mol (Table 2). FLLHTTR ranked first and HVLLLRQCA last within the available scoring table. The sequence composition could be recalculated, but docking execution and the relationship between these sequences and the aggregate set of 12 or 8 could not be established.</w:t>
       </w:r>
     </w:p>
     <w:p>
@@ -1250,21 +1385,21 @@
         <w:rPr>
           <w:b/>
         </w:rPr>
-        <w:t>Table 2. External sequence record and source-reported AChE docking summary.</w:t>
+        <w:t>Table 2. Twelve-sequence set and available AChE docking scores.</w:t>
       </w:r>
     </w:p>
     <w:tbl>
       <w:tblPr>
-        <w:tblStyle w:val="TableGrid"/>
+        <w:tblStyle w:val="ThreeLineTable"/>
         <w:tblW w:w="5000" w:type="pct"/>
         <w:tblLayout w:type="fixed"/>
         <w:tblBorders>
-          <w:top w:val="single" w:sz="4" w:space="0" w:color="9AA6B2"/>
-          <w:left w:val="single" w:sz="4" w:space="0" w:color="9AA6B2"/>
-          <w:bottom w:val="single" w:sz="4" w:space="0" w:color="9AA6B2"/>
-          <w:right w:val="single" w:sz="4" w:space="0" w:color="9AA6B2"/>
-          <w:insideH w:val="single" w:sz="4" w:space="0" w:color="9AA6B2"/>
-          <w:insideV w:val="single" w:sz="4" w:space="0" w:color="9AA6B2"/>
+          <w:top w:val="single" w:sz="12" w:space="0" w:color="000000"/>
+          <w:left w:val="nil"/>
+          <w:bottom w:val="single" w:sz="12" w:space="0" w:color="000000"/>
+          <w:right w:val="nil"/>
+          <w:insideH w:val="nil"/>
+          <w:insideV w:val="nil"/>
         </w:tblBorders>
         <w:tblCellMar>
           <w:top w:w="70" w:type="dxa"/>
@@ -1287,7 +1422,9 @@
         <w:tc>
           <w:tcPr>
             <w:tcW w:w="1872" w:type="dxa"/>
-            <w:shd w:val="clear" w:color="auto" w:fill="DCE6F1"/>
+            <w:tcBorders>
+              <w:bottom w:val="single" w:sz="8" w:space="0" w:color="000000"/>
+            </w:tcBorders>
             <w:vAlign w:val="center"/>
           </w:tcPr>
           <w:p>
@@ -1307,7 +1444,9 @@
         <w:tc>
           <w:tcPr>
             <w:tcW w:w="1872" w:type="dxa"/>
-            <w:shd w:val="clear" w:color="auto" w:fill="DCE6F1"/>
+            <w:tcBorders>
+              <w:bottom w:val="single" w:sz="8" w:space="0" w:color="000000"/>
+            </w:tcBorders>
             <w:vAlign w:val="center"/>
           </w:tcPr>
           <w:p>
@@ -1327,7 +1466,9 @@
         <w:tc>
           <w:tcPr>
             <w:tcW w:w="1872" w:type="dxa"/>
-            <w:shd w:val="clear" w:color="auto" w:fill="DCE6F1"/>
+            <w:tcBorders>
+              <w:bottom w:val="single" w:sz="8" w:space="0" w:color="000000"/>
+            </w:tcBorders>
             <w:vAlign w:val="center"/>
           </w:tcPr>
           <w:p>
@@ -1347,40 +1488,44 @@
         <w:tc>
           <w:tcPr>
             <w:tcW w:w="1872" w:type="dxa"/>
-            <w:shd w:val="clear" w:color="auto" w:fill="DCE6F1"/>
-            <w:vAlign w:val="center"/>
-          </w:tcPr>
-          <w:p>
-            <w:pPr>
-              <w:pStyle w:val="TableText"/>
-              <w:spacing w:before="0" w:after="0" w:line="220" w:lineRule="auto"/>
-            </w:pPr>
-            <w:r>
-              <w:rPr>
-                <w:sz w:val="17"/>
-                <w:szCs w:val="17"/>
-              </w:rPr>
-              <w:t>Source-reported mean (kcal/mol)</w:t>
-            </w:r>
-          </w:p>
-        </w:tc>
-        <w:tc>
-          <w:tcPr>
-            <w:tcW w:w="1872" w:type="dxa"/>
-            <w:shd w:val="clear" w:color="auto" w:fill="DCE6F1"/>
-            <w:vAlign w:val="center"/>
-          </w:tcPr>
-          <w:p>
-            <w:pPr>
-              <w:pStyle w:val="TableText"/>
-              <w:spacing w:before="0" w:after="0" w:line="220" w:lineRule="auto"/>
-            </w:pPr>
-            <w:r>
-              <w:rPr>
-                <w:sz w:val="17"/>
-                <w:szCs w:val="17"/>
-              </w:rPr>
-              <w:t>Source-reported SD</w:t>
+            <w:tcBorders>
+              <w:bottom w:val="single" w:sz="8" w:space="0" w:color="000000"/>
+            </w:tcBorders>
+            <w:vAlign w:val="center"/>
+          </w:tcPr>
+          <w:p>
+            <w:pPr>
+              <w:pStyle w:val="TableText"/>
+              <w:spacing w:before="0" w:after="0" w:line="220" w:lineRule="auto"/>
+            </w:pPr>
+            <w:r>
+              <w:rPr>
+                <w:sz w:val="17"/>
+                <w:szCs w:val="17"/>
+              </w:rPr>
+              <w:t>Mean score (kcal/mol)</w:t>
+            </w:r>
+          </w:p>
+        </w:tc>
+        <w:tc>
+          <w:tcPr>
+            <w:tcW w:w="1872" w:type="dxa"/>
+            <w:tcBorders>
+              <w:bottom w:val="single" w:sz="8" w:space="0" w:color="000000"/>
+            </w:tcBorders>
+            <w:vAlign w:val="center"/>
+          </w:tcPr>
+          <w:p>
+            <w:pPr>
+              <w:pStyle w:val="TableText"/>
+              <w:spacing w:before="0" w:after="0" w:line="220" w:lineRule="auto"/>
+            </w:pPr>
+            <w:r>
+              <w:rPr>
+                <w:sz w:val="17"/>
+                <w:szCs w:val="17"/>
+              </w:rPr>
+              <w:t>SD</w:t>
             </w:r>
           </w:p>
         </w:tc>
@@ -1517,64 +1662,64 @@
                 <w:sz w:val="17"/>
                 <w:szCs w:val="17"/>
               </w:rPr>
-              <w:t>KNGIYHLK</w:t>
-            </w:r>
-          </w:p>
-        </w:tc>
-        <w:tc>
-          <w:tcPr>
-            <w:tcW w:w="1872" w:type="dxa"/>
-            <w:vAlign w:val="center"/>
-          </w:tcPr>
-          <w:p>
-            <w:pPr>
-              <w:pStyle w:val="TableText"/>
-              <w:spacing w:before="0" w:after="0" w:line="220" w:lineRule="auto"/>
-            </w:pPr>
-            <w:r>
-              <w:rPr>
-                <w:sz w:val="17"/>
-                <w:szCs w:val="17"/>
-              </w:rPr>
-              <w:t>8</w:t>
-            </w:r>
-          </w:p>
-        </w:tc>
-        <w:tc>
-          <w:tcPr>
-            <w:tcW w:w="1872" w:type="dxa"/>
-            <w:vAlign w:val="center"/>
-          </w:tcPr>
-          <w:p>
-            <w:pPr>
-              <w:pStyle w:val="TableText"/>
-              <w:spacing w:before="0" w:after="0" w:line="220" w:lineRule="auto"/>
-            </w:pPr>
-            <w:r>
-              <w:rPr>
-                <w:sz w:val="17"/>
-                <w:szCs w:val="17"/>
-              </w:rPr>
-              <w:t>−9.42</w:t>
-            </w:r>
-          </w:p>
-        </w:tc>
-        <w:tc>
-          <w:tcPr>
-            <w:tcW w:w="1872" w:type="dxa"/>
-            <w:vAlign w:val="center"/>
-          </w:tcPr>
-          <w:p>
-            <w:pPr>
-              <w:pStyle w:val="TableText"/>
-              <w:spacing w:before="0" w:after="0" w:line="220" w:lineRule="auto"/>
-            </w:pPr>
-            <w:r>
-              <w:rPr>
-                <w:sz w:val="17"/>
-                <w:szCs w:val="17"/>
-              </w:rPr>
-              <w:t>0.06</w:t>
+              <w:t>YLSLLQR</w:t>
+            </w:r>
+          </w:p>
+        </w:tc>
+        <w:tc>
+          <w:tcPr>
+            <w:tcW w:w="1872" w:type="dxa"/>
+            <w:vAlign w:val="center"/>
+          </w:tcPr>
+          <w:p>
+            <w:pPr>
+              <w:pStyle w:val="TableText"/>
+              <w:spacing w:before="0" w:after="0" w:line="220" w:lineRule="auto"/>
+            </w:pPr>
+            <w:r>
+              <w:rPr>
+                <w:sz w:val="17"/>
+                <w:szCs w:val="17"/>
+              </w:rPr>
+              <w:t>7</w:t>
+            </w:r>
+          </w:p>
+        </w:tc>
+        <w:tc>
+          <w:tcPr>
+            <w:tcW w:w="1872" w:type="dxa"/>
+            <w:vAlign w:val="center"/>
+          </w:tcPr>
+          <w:p>
+            <w:pPr>
+              <w:pStyle w:val="TableText"/>
+              <w:spacing w:before="0" w:after="0" w:line="220" w:lineRule="auto"/>
+            </w:pPr>
+            <w:r>
+              <w:rPr>
+                <w:sz w:val="17"/>
+                <w:szCs w:val="17"/>
+              </w:rPr>
+              <w:t>−9.49</w:t>
+            </w:r>
+          </w:p>
+        </w:tc>
+        <w:tc>
+          <w:tcPr>
+            <w:tcW w:w="1872" w:type="dxa"/>
+            <w:vAlign w:val="center"/>
+          </w:tcPr>
+          <w:p>
+            <w:pPr>
+              <w:pStyle w:val="TableText"/>
+              <w:spacing w:before="0" w:after="0" w:line="220" w:lineRule="auto"/>
+            </w:pPr>
+            <w:r>
+              <w:rPr>
+                <w:sz w:val="17"/>
+                <w:szCs w:val="17"/>
+              </w:rPr>
+              <w:t>0.05</w:t>
             </w:r>
           </w:p>
         </w:tc>
@@ -1614,7 +1759,7 @@
                 <w:sz w:val="17"/>
                 <w:szCs w:val="17"/>
               </w:rPr>
-              <w:t>KNAIRLQ</w:t>
+              <w:t>ALLLHRC</w:t>
             </w:r>
           </w:p>
         </w:tc>
@@ -1652,26 +1797,26 @@
                 <w:sz w:val="17"/>
                 <w:szCs w:val="17"/>
               </w:rPr>
-              <w:t>−9.31</w:t>
-            </w:r>
-          </w:p>
-        </w:tc>
-        <w:tc>
-          <w:tcPr>
-            <w:tcW w:w="1872" w:type="dxa"/>
-            <w:vAlign w:val="center"/>
-          </w:tcPr>
-          <w:p>
-            <w:pPr>
-              <w:pStyle w:val="TableText"/>
-              <w:spacing w:before="0" w:after="0" w:line="220" w:lineRule="auto"/>
-            </w:pPr>
-            <w:r>
-              <w:rPr>
-                <w:sz w:val="17"/>
-                <w:szCs w:val="17"/>
-              </w:rPr>
-              <w:t>0.05</w:t>
+              <w:t>−9.29</w:t>
+            </w:r>
+          </w:p>
+        </w:tc>
+        <w:tc>
+          <w:tcPr>
+            <w:tcW w:w="1872" w:type="dxa"/>
+            <w:vAlign w:val="center"/>
+          </w:tcPr>
+          <w:p>
+            <w:pPr>
+              <w:pStyle w:val="TableText"/>
+              <w:spacing w:before="0" w:after="0" w:line="220" w:lineRule="auto"/>
+            </w:pPr>
+            <w:r>
+              <w:rPr>
+                <w:sz w:val="17"/>
+                <w:szCs w:val="17"/>
+              </w:rPr>
+              <w:t>0.11</w:t>
             </w:r>
           </w:p>
         </w:tc>
@@ -1711,7 +1856,7 @@
                 <w:sz w:val="17"/>
                 <w:szCs w:val="17"/>
               </w:rPr>
-              <w:t>NRPPHPPY</w:t>
+              <w:t>FCLHLQLR</w:t>
             </w:r>
           </w:p>
         </w:tc>
@@ -1749,7 +1894,7 @@
                 <w:sz w:val="17"/>
                 <w:szCs w:val="17"/>
               </w:rPr>
-              <w:t>−9.18</w:t>
+              <w:t>−9.27</w:t>
             </w:r>
           </w:p>
         </w:tc>
@@ -1808,7 +1953,7 @@
                 <w:sz w:val="17"/>
                 <w:szCs w:val="17"/>
               </w:rPr>
-              <w:t>QMMKQAQK</w:t>
+              <w:t>YHHLLCRR</w:t>
             </w:r>
           </w:p>
         </w:tc>
@@ -1846,7 +1991,7 @@
                 <w:sz w:val="17"/>
                 <w:szCs w:val="17"/>
               </w:rPr>
-              <w:t>−9.05</w:t>
+              <w:t>−9.03</w:t>
             </w:r>
           </w:p>
         </w:tc>
@@ -1905,64 +2050,64 @@
                 <w:sz w:val="17"/>
                 <w:szCs w:val="17"/>
               </w:rPr>
-              <w:t>WNMSKYYK</w:t>
-            </w:r>
-          </w:p>
-        </w:tc>
-        <w:tc>
-          <w:tcPr>
-            <w:tcW w:w="1872" w:type="dxa"/>
-            <w:vAlign w:val="center"/>
-          </w:tcPr>
-          <w:p>
-            <w:pPr>
-              <w:pStyle w:val="TableText"/>
-              <w:spacing w:before="0" w:after="0" w:line="220" w:lineRule="auto"/>
-            </w:pPr>
-            <w:r>
-              <w:rPr>
-                <w:sz w:val="17"/>
-                <w:szCs w:val="17"/>
-              </w:rPr>
-              <w:t>8</w:t>
-            </w:r>
-          </w:p>
-        </w:tc>
-        <w:tc>
-          <w:tcPr>
-            <w:tcW w:w="1872" w:type="dxa"/>
-            <w:vAlign w:val="center"/>
-          </w:tcPr>
-          <w:p>
-            <w:pPr>
-              <w:pStyle w:val="TableText"/>
-              <w:spacing w:before="0" w:after="0" w:line="220" w:lineRule="auto"/>
-            </w:pPr>
-            <w:r>
-              <w:rPr>
-                <w:sz w:val="17"/>
-                <w:szCs w:val="17"/>
-              </w:rPr>
-              <w:t>−8.94</w:t>
-            </w:r>
-          </w:p>
-        </w:tc>
-        <w:tc>
-          <w:tcPr>
-            <w:tcW w:w="1872" w:type="dxa"/>
-            <w:vAlign w:val="center"/>
-          </w:tcPr>
-          <w:p>
-            <w:pPr>
-              <w:pStyle w:val="TableText"/>
-              <w:spacing w:before="0" w:after="0" w:line="220" w:lineRule="auto"/>
-            </w:pPr>
-            <w:r>
-              <w:rPr>
-                <w:sz w:val="17"/>
-                <w:szCs w:val="17"/>
-              </w:rPr>
-              <w:t>0.04</w:t>
+              <w:t>LLHLPKRTT</w:t>
+            </w:r>
+          </w:p>
+        </w:tc>
+        <w:tc>
+          <w:tcPr>
+            <w:tcW w:w="1872" w:type="dxa"/>
+            <w:vAlign w:val="center"/>
+          </w:tcPr>
+          <w:p>
+            <w:pPr>
+              <w:pStyle w:val="TableText"/>
+              <w:spacing w:before="0" w:after="0" w:line="220" w:lineRule="auto"/>
+            </w:pPr>
+            <w:r>
+              <w:rPr>
+                <w:sz w:val="17"/>
+                <w:szCs w:val="17"/>
+              </w:rPr>
+              <w:t>9</w:t>
+            </w:r>
+          </w:p>
+        </w:tc>
+        <w:tc>
+          <w:tcPr>
+            <w:tcW w:w="1872" w:type="dxa"/>
+            <w:vAlign w:val="center"/>
+          </w:tcPr>
+          <w:p>
+            <w:pPr>
+              <w:pStyle w:val="TableText"/>
+              <w:spacing w:before="0" w:after="0" w:line="220" w:lineRule="auto"/>
+            </w:pPr>
+            <w:r>
+              <w:rPr>
+                <w:sz w:val="17"/>
+                <w:szCs w:val="17"/>
+              </w:rPr>
+              <w:t>−9.01</w:t>
+            </w:r>
+          </w:p>
+        </w:tc>
+        <w:tc>
+          <w:tcPr>
+            <w:tcW w:w="1872" w:type="dxa"/>
+            <w:vAlign w:val="center"/>
+          </w:tcPr>
+          <w:p>
+            <w:pPr>
+              <w:pStyle w:val="TableText"/>
+              <w:spacing w:before="0" w:after="0" w:line="220" w:lineRule="auto"/>
+            </w:pPr>
+            <w:r>
+              <w:rPr>
+                <w:sz w:val="17"/>
+                <w:szCs w:val="17"/>
+              </w:rPr>
+              <w:t>0.06</w:t>
             </w:r>
           </w:p>
         </w:tc>
@@ -2002,45 +2147,45 @@
                 <w:sz w:val="17"/>
                 <w:szCs w:val="17"/>
               </w:rPr>
-              <w:t>YPWINHPQ</w:t>
-            </w:r>
-          </w:p>
-        </w:tc>
-        <w:tc>
-          <w:tcPr>
-            <w:tcW w:w="1872" w:type="dxa"/>
-            <w:vAlign w:val="center"/>
-          </w:tcPr>
-          <w:p>
-            <w:pPr>
-              <w:pStyle w:val="TableText"/>
-              <w:spacing w:before="0" w:after="0" w:line="220" w:lineRule="auto"/>
-            </w:pPr>
-            <w:r>
-              <w:rPr>
-                <w:sz w:val="17"/>
-                <w:szCs w:val="17"/>
-              </w:rPr>
-              <w:t>8</w:t>
-            </w:r>
-          </w:p>
-        </w:tc>
-        <w:tc>
-          <w:tcPr>
-            <w:tcW w:w="1872" w:type="dxa"/>
-            <w:vAlign w:val="center"/>
-          </w:tcPr>
-          <w:p>
-            <w:pPr>
-              <w:pStyle w:val="TableText"/>
-              <w:spacing w:before="0" w:after="0" w:line="220" w:lineRule="auto"/>
-            </w:pPr>
-            <w:r>
-              <w:rPr>
-                <w:sz w:val="17"/>
-                <w:szCs w:val="17"/>
-              </w:rPr>
-              <w:t>−8.83</w:t>
+              <w:t>LLHPLRL</w:t>
+            </w:r>
+          </w:p>
+        </w:tc>
+        <w:tc>
+          <w:tcPr>
+            <w:tcW w:w="1872" w:type="dxa"/>
+            <w:vAlign w:val="center"/>
+          </w:tcPr>
+          <w:p>
+            <w:pPr>
+              <w:pStyle w:val="TableText"/>
+              <w:spacing w:before="0" w:after="0" w:line="220" w:lineRule="auto"/>
+            </w:pPr>
+            <w:r>
+              <w:rPr>
+                <w:sz w:val="17"/>
+                <w:szCs w:val="17"/>
+              </w:rPr>
+              <w:t>7</w:t>
+            </w:r>
+          </w:p>
+        </w:tc>
+        <w:tc>
+          <w:tcPr>
+            <w:tcW w:w="1872" w:type="dxa"/>
+            <w:vAlign w:val="center"/>
+          </w:tcPr>
+          <w:p>
+            <w:pPr>
+              <w:pStyle w:val="TableText"/>
+              <w:spacing w:before="0" w:after="0" w:line="220" w:lineRule="auto"/>
+            </w:pPr>
+            <w:r>
+              <w:rPr>
+                <w:sz w:val="17"/>
+                <w:szCs w:val="17"/>
+              </w:rPr>
+              <w:t>−8.94</w:t>
             </w:r>
           </w:p>
         </w:tc>
@@ -2099,64 +2244,64 @@
                 <w:sz w:val="17"/>
                 <w:szCs w:val="17"/>
               </w:rPr>
-              <w:t>WVAHKNY</w:t>
-            </w:r>
-          </w:p>
-        </w:tc>
-        <w:tc>
-          <w:tcPr>
-            <w:tcW w:w="1872" w:type="dxa"/>
-            <w:vAlign w:val="center"/>
-          </w:tcPr>
-          <w:p>
-            <w:pPr>
-              <w:pStyle w:val="TableText"/>
-              <w:spacing w:before="0" w:after="0" w:line="220" w:lineRule="auto"/>
-            </w:pPr>
-            <w:r>
-              <w:rPr>
-                <w:sz w:val="17"/>
-                <w:szCs w:val="17"/>
-              </w:rPr>
-              <w:t>7</w:t>
-            </w:r>
-          </w:p>
-        </w:tc>
-        <w:tc>
-          <w:tcPr>
-            <w:tcW w:w="1872" w:type="dxa"/>
-            <w:vAlign w:val="center"/>
-          </w:tcPr>
-          <w:p>
-            <w:pPr>
-              <w:pStyle w:val="TableText"/>
-              <w:spacing w:before="0" w:after="0" w:line="220" w:lineRule="auto"/>
-            </w:pPr>
-            <w:r>
-              <w:rPr>
-                <w:sz w:val="17"/>
-                <w:szCs w:val="17"/>
-              </w:rPr>
-              <w:t>−8.71</w:t>
-            </w:r>
-          </w:p>
-        </w:tc>
-        <w:tc>
-          <w:tcPr>
-            <w:tcW w:w="1872" w:type="dxa"/>
-            <w:vAlign w:val="center"/>
-          </w:tcPr>
-          <w:p>
-            <w:pPr>
-              <w:pStyle w:val="TableText"/>
-              <w:spacing w:before="0" w:after="0" w:line="220" w:lineRule="auto"/>
-            </w:pPr>
-            <w:r>
-              <w:rPr>
-                <w:sz w:val="17"/>
-                <w:szCs w:val="17"/>
-              </w:rPr>
-              <w:t>0.06</w:t>
+              <w:t>WLLVHLKK</w:t>
+            </w:r>
+          </w:p>
+        </w:tc>
+        <w:tc>
+          <w:tcPr>
+            <w:tcW w:w="1872" w:type="dxa"/>
+            <w:vAlign w:val="center"/>
+          </w:tcPr>
+          <w:p>
+            <w:pPr>
+              <w:pStyle w:val="TableText"/>
+              <w:spacing w:before="0" w:after="0" w:line="220" w:lineRule="auto"/>
+            </w:pPr>
+            <w:r>
+              <w:rPr>
+                <w:sz w:val="17"/>
+                <w:szCs w:val="17"/>
+              </w:rPr>
+              <w:t>8</w:t>
+            </w:r>
+          </w:p>
+        </w:tc>
+        <w:tc>
+          <w:tcPr>
+            <w:tcW w:w="1872" w:type="dxa"/>
+            <w:vAlign w:val="center"/>
+          </w:tcPr>
+          <w:p>
+            <w:pPr>
+              <w:pStyle w:val="TableText"/>
+              <w:spacing w:before="0" w:after="0" w:line="220" w:lineRule="auto"/>
+            </w:pPr>
+            <w:r>
+              <w:rPr>
+                <w:sz w:val="17"/>
+                <w:szCs w:val="17"/>
+              </w:rPr>
+              <w:t>−8.94</w:t>
+            </w:r>
+          </w:p>
+        </w:tc>
+        <w:tc>
+          <w:tcPr>
+            <w:tcW w:w="1872" w:type="dxa"/>
+            <w:vAlign w:val="center"/>
+          </w:tcPr>
+          <w:p>
+            <w:pPr>
+              <w:pStyle w:val="TableText"/>
+              <w:spacing w:before="0" w:after="0" w:line="220" w:lineRule="auto"/>
+            </w:pPr>
+            <w:r>
+              <w:rPr>
+                <w:sz w:val="17"/>
+                <w:szCs w:val="17"/>
+              </w:rPr>
+              <w:t>0.04</w:t>
             </w:r>
           </w:p>
         </w:tc>
@@ -2196,64 +2341,64 @@
                 <w:sz w:val="17"/>
                 <w:szCs w:val="17"/>
               </w:rPr>
-              <w:t>YPIVIHPN</w:t>
-            </w:r>
-          </w:p>
-        </w:tc>
-        <w:tc>
-          <w:tcPr>
-            <w:tcW w:w="1872" w:type="dxa"/>
-            <w:vAlign w:val="center"/>
-          </w:tcPr>
-          <w:p>
-            <w:pPr>
-              <w:pStyle w:val="TableText"/>
-              <w:spacing w:before="0" w:after="0" w:line="220" w:lineRule="auto"/>
-            </w:pPr>
-            <w:r>
-              <w:rPr>
-                <w:sz w:val="17"/>
-                <w:szCs w:val="17"/>
-              </w:rPr>
-              <w:t>8</w:t>
-            </w:r>
-          </w:p>
-        </w:tc>
-        <w:tc>
-          <w:tcPr>
-            <w:tcW w:w="1872" w:type="dxa"/>
-            <w:vAlign w:val="center"/>
-          </w:tcPr>
-          <w:p>
-            <w:pPr>
-              <w:pStyle w:val="TableText"/>
-              <w:spacing w:before="0" w:after="0" w:line="220" w:lineRule="auto"/>
-            </w:pPr>
-            <w:r>
-              <w:rPr>
-                <w:sz w:val="17"/>
-                <w:szCs w:val="17"/>
-              </w:rPr>
-              <w:t>−8.58</w:t>
-            </w:r>
-          </w:p>
-        </w:tc>
-        <w:tc>
-          <w:tcPr>
-            <w:tcW w:w="1872" w:type="dxa"/>
-            <w:vAlign w:val="center"/>
-          </w:tcPr>
-          <w:p>
-            <w:pPr>
-              <w:pStyle w:val="TableText"/>
-              <w:spacing w:before="0" w:after="0" w:line="220" w:lineRule="auto"/>
-            </w:pPr>
-            <w:r>
-              <w:rPr>
-                <w:sz w:val="17"/>
-                <w:szCs w:val="17"/>
-              </w:rPr>
-              <w:t>0.11</w:t>
+              <w:t>LLHPLRC</w:t>
+            </w:r>
+          </w:p>
+        </w:tc>
+        <w:tc>
+          <w:tcPr>
+            <w:tcW w:w="1872" w:type="dxa"/>
+            <w:vAlign w:val="center"/>
+          </w:tcPr>
+          <w:p>
+            <w:pPr>
+              <w:pStyle w:val="TableText"/>
+              <w:spacing w:before="0" w:after="0" w:line="220" w:lineRule="auto"/>
+            </w:pPr>
+            <w:r>
+              <w:rPr>
+                <w:sz w:val="17"/>
+                <w:szCs w:val="17"/>
+              </w:rPr>
+              <w:t>7</w:t>
+            </w:r>
+          </w:p>
+        </w:tc>
+        <w:tc>
+          <w:tcPr>
+            <w:tcW w:w="1872" w:type="dxa"/>
+            <w:vAlign w:val="center"/>
+          </w:tcPr>
+          <w:p>
+            <w:pPr>
+              <w:pStyle w:val="TableText"/>
+              <w:spacing w:before="0" w:after="0" w:line="220" w:lineRule="auto"/>
+            </w:pPr>
+            <w:r>
+              <w:rPr>
+                <w:sz w:val="17"/>
+                <w:szCs w:val="17"/>
+              </w:rPr>
+              <w:t>−8.91</w:t>
+            </w:r>
+          </w:p>
+        </w:tc>
+        <w:tc>
+          <w:tcPr>
+            <w:tcW w:w="1872" w:type="dxa"/>
+            <w:vAlign w:val="center"/>
+          </w:tcPr>
+          <w:p>
+            <w:pPr>
+              <w:pStyle w:val="TableText"/>
+              <w:spacing w:before="0" w:after="0" w:line="220" w:lineRule="auto"/>
+            </w:pPr>
+            <w:r>
+              <w:rPr>
+                <w:sz w:val="17"/>
+                <w:szCs w:val="17"/>
+              </w:rPr>
+              <w:t>0.08</w:t>
             </w:r>
           </w:p>
         </w:tc>
@@ -2293,64 +2438,64 @@
                 <w:sz w:val="17"/>
                 <w:szCs w:val="17"/>
               </w:rPr>
-              <w:t>YDRNWNNK</w:t>
-            </w:r>
-          </w:p>
-        </w:tc>
-        <w:tc>
-          <w:tcPr>
-            <w:tcW w:w="1872" w:type="dxa"/>
-            <w:vAlign w:val="center"/>
-          </w:tcPr>
-          <w:p>
-            <w:pPr>
-              <w:pStyle w:val="TableText"/>
-              <w:spacing w:before="0" w:after="0" w:line="220" w:lineRule="auto"/>
-            </w:pPr>
-            <w:r>
-              <w:rPr>
-                <w:sz w:val="17"/>
-                <w:szCs w:val="17"/>
-              </w:rPr>
-              <w:t>8</w:t>
-            </w:r>
-          </w:p>
-        </w:tc>
-        <w:tc>
-          <w:tcPr>
-            <w:tcW w:w="1872" w:type="dxa"/>
-            <w:vAlign w:val="center"/>
-          </w:tcPr>
-          <w:p>
-            <w:pPr>
-              <w:pStyle w:val="TableText"/>
-              <w:spacing w:before="0" w:after="0" w:line="220" w:lineRule="auto"/>
-            </w:pPr>
-            <w:r>
-              <w:rPr>
-                <w:sz w:val="17"/>
-                <w:szCs w:val="17"/>
-              </w:rPr>
-              <w:t>−8.46</w:t>
-            </w:r>
-          </w:p>
-        </w:tc>
-        <w:tc>
-          <w:tcPr>
-            <w:tcW w:w="1872" w:type="dxa"/>
-            <w:vAlign w:val="center"/>
-          </w:tcPr>
-          <w:p>
-            <w:pPr>
-              <w:pStyle w:val="TableText"/>
-              <w:spacing w:before="0" w:after="0" w:line="220" w:lineRule="auto"/>
-            </w:pPr>
-            <w:r>
-              <w:rPr>
-                <w:sz w:val="17"/>
-                <w:szCs w:val="17"/>
-              </w:rPr>
-              <w:t>0.08</w:t>
+              <w:t>HLLTLKKHV</w:t>
+            </w:r>
+          </w:p>
+        </w:tc>
+        <w:tc>
+          <w:tcPr>
+            <w:tcW w:w="1872" w:type="dxa"/>
+            <w:vAlign w:val="center"/>
+          </w:tcPr>
+          <w:p>
+            <w:pPr>
+              <w:pStyle w:val="TableText"/>
+              <w:spacing w:before="0" w:after="0" w:line="220" w:lineRule="auto"/>
+            </w:pPr>
+            <w:r>
+              <w:rPr>
+                <w:sz w:val="17"/>
+                <w:szCs w:val="17"/>
+              </w:rPr>
+              <w:t>9</w:t>
+            </w:r>
+          </w:p>
+        </w:tc>
+        <w:tc>
+          <w:tcPr>
+            <w:tcW w:w="1872" w:type="dxa"/>
+            <w:vAlign w:val="center"/>
+          </w:tcPr>
+          <w:p>
+            <w:pPr>
+              <w:pStyle w:val="TableText"/>
+              <w:spacing w:before="0" w:after="0" w:line="220" w:lineRule="auto"/>
+            </w:pPr>
+            <w:r>
+              <w:rPr>
+                <w:sz w:val="17"/>
+                <w:szCs w:val="17"/>
+              </w:rPr>
+              <w:t>−8.88</w:t>
+            </w:r>
+          </w:p>
+        </w:tc>
+        <w:tc>
+          <w:tcPr>
+            <w:tcW w:w="1872" w:type="dxa"/>
+            <w:vAlign w:val="center"/>
+          </w:tcPr>
+          <w:p>
+            <w:pPr>
+              <w:pStyle w:val="TableText"/>
+              <w:spacing w:before="0" w:after="0" w:line="220" w:lineRule="auto"/>
+            </w:pPr>
+            <w:r>
+              <w:rPr>
+                <w:sz w:val="17"/>
+                <w:szCs w:val="17"/>
+              </w:rPr>
+              <w:t>0.05</w:t>
             </w:r>
           </w:p>
         </w:tc>
@@ -2390,64 +2535,64 @@
                 <w:sz w:val="17"/>
                 <w:szCs w:val="17"/>
               </w:rPr>
-              <w:t>RKQIKRYL</w:t>
-            </w:r>
-          </w:p>
-        </w:tc>
-        <w:tc>
-          <w:tcPr>
-            <w:tcW w:w="1872" w:type="dxa"/>
-            <w:vAlign w:val="center"/>
-          </w:tcPr>
-          <w:p>
-            <w:pPr>
-              <w:pStyle w:val="TableText"/>
-              <w:spacing w:before="0" w:after="0" w:line="220" w:lineRule="auto"/>
-            </w:pPr>
-            <w:r>
-              <w:rPr>
-                <w:sz w:val="17"/>
-                <w:szCs w:val="17"/>
-              </w:rPr>
-              <w:t>8</w:t>
-            </w:r>
-          </w:p>
-        </w:tc>
-        <w:tc>
-          <w:tcPr>
-            <w:tcW w:w="1872" w:type="dxa"/>
-            <w:vAlign w:val="center"/>
-          </w:tcPr>
-          <w:p>
-            <w:pPr>
-              <w:pStyle w:val="TableText"/>
-              <w:spacing w:before="0" w:after="0" w:line="220" w:lineRule="auto"/>
-            </w:pPr>
-            <w:r>
-              <w:rPr>
-                <w:sz w:val="17"/>
-                <w:szCs w:val="17"/>
-              </w:rPr>
-              <w:t>−8.34</w:t>
-            </w:r>
-          </w:p>
-        </w:tc>
-        <w:tc>
-          <w:tcPr>
-            <w:tcW w:w="1872" w:type="dxa"/>
-            <w:vAlign w:val="center"/>
-          </w:tcPr>
-          <w:p>
-            <w:pPr>
-              <w:pStyle w:val="TableText"/>
-              <w:spacing w:before="0" w:after="0" w:line="220" w:lineRule="auto"/>
-            </w:pPr>
-            <w:r>
-              <w:rPr>
-                <w:sz w:val="17"/>
-                <w:szCs w:val="17"/>
-              </w:rPr>
-              <w:t>0.05</w:t>
+              <w:t>HLPLLHRCC</w:t>
+            </w:r>
+          </w:p>
+        </w:tc>
+        <w:tc>
+          <w:tcPr>
+            <w:tcW w:w="1872" w:type="dxa"/>
+            <w:vAlign w:val="center"/>
+          </w:tcPr>
+          <w:p>
+            <w:pPr>
+              <w:pStyle w:val="TableText"/>
+              <w:spacing w:before="0" w:after="0" w:line="220" w:lineRule="auto"/>
+            </w:pPr>
+            <w:r>
+              <w:rPr>
+                <w:sz w:val="17"/>
+                <w:szCs w:val="17"/>
+              </w:rPr>
+              <w:t>9</w:t>
+            </w:r>
+          </w:p>
+        </w:tc>
+        <w:tc>
+          <w:tcPr>
+            <w:tcW w:w="1872" w:type="dxa"/>
+            <w:vAlign w:val="center"/>
+          </w:tcPr>
+          <w:p>
+            <w:pPr>
+              <w:pStyle w:val="TableText"/>
+              <w:spacing w:before="0" w:after="0" w:line="220" w:lineRule="auto"/>
+            </w:pPr>
+            <w:r>
+              <w:rPr>
+                <w:sz w:val="17"/>
+                <w:szCs w:val="17"/>
+              </w:rPr>
+              <w:t>−8.35</w:t>
+            </w:r>
+          </w:p>
+        </w:tc>
+        <w:tc>
+          <w:tcPr>
+            <w:tcW w:w="1872" w:type="dxa"/>
+            <w:vAlign w:val="center"/>
+          </w:tcPr>
+          <w:p>
+            <w:pPr>
+              <w:pStyle w:val="TableText"/>
+              <w:spacing w:before="0" w:after="0" w:line="220" w:lineRule="auto"/>
+            </w:pPr>
+            <w:r>
+              <w:rPr>
+                <w:sz w:val="17"/>
+                <w:szCs w:val="17"/>
+              </w:rPr>
+              <w:t>0.12</w:t>
             </w:r>
           </w:p>
         </w:tc>
@@ -2544,7 +2689,7 @@
                 <w:sz w:val="17"/>
                 <w:szCs w:val="17"/>
               </w:rPr>
-              <w:t>0.12</w:t>
+              <w:t>0.09</w:t>
             </w:r>
           </w:p>
         </w:tc>
@@ -2569,7 +2714,7 @@
         <w:pStyle w:val="Normal"/>
       </w:pPr>
       <w:r>
-        <w:t>This analysis reduced very large supplied candidate pools to two bounded follow-up objects: an eight-candidate aggregate endpoint whose membership is unavailable and a separate twelve-sequence external record. Its value is prioritization and discrepancy localization, not discovery of a validated AD mechanism.</w:t>
+        <w:t>The analysis defines a compact validation set while preserving the distinction between prediction and mechanism. Deep-learning and neural-network models make the search space tractable, but outputs trained on heterogeneous datasets may be poorly calibrated for very short microbiome-derived peptides. The nearly complete antimicrobial positivity observed in the broader full analysis further cautions against equating multiple model-positive labels with biological replication.</w:t>
       </w:r>
     </w:p>
     <w:p>
@@ -2577,7 +2722,45 @@
         <w:pStyle w:val="Normal"/>
       </w:pPr>
       <w:r>
-        <w:t xml:space="preserve">The biological rationale begins with the periodontal–AD interface. </w:t>
+        <w:t xml:space="preserve">AChE provides a plausible structural context because its peripheral region can influence Aβ assembly </w:t>
+      </w:r>
+      <w:r>
+        <w:t>[18]</w:t>
+      </w:r>
+      <w:r>
+        <w:t xml:space="preserve">, and PDB 4EY6 provides an experimentally determined human structure </w:t>
+      </w:r>
+      <w:r>
+        <w:t>[19]</w:t>
+      </w:r>
+      <w:r>
+        <w:t xml:space="preserve">. Nevertheless, Vina is a screening method whose rankings depend on receptor and ligand preparation, search-space definition, and sampling </w:t>
+      </w:r>
+      <w:r>
+        <w:t>[20]</w:t>
+      </w:r>
+      <w:r>
+        <w:t xml:space="preserve">. Later Vina implementations do not eliminate these requirements </w:t>
+      </w:r>
+      <w:r>
+        <w:t>[21]</w:t>
+      </w:r>
+      <w:r>
+        <w:t xml:space="preserve">, and flexible peptide docking may require peptide-specific refinement </w:t>
+      </w:r>
+      <w:r>
+        <w:t>[22]</w:t>
+      </w:r>
+      <w:r>
+        <w:t>. Without poses and run definitions, the score range does not establish AChE binding, site preference, inhibition, selectivity, or Aβ modulation.</w:t>
+      </w:r>
+    </w:p>
+    <w:p>
+      <w:pPr>
+        <w:pStyle w:val="Normal"/>
+      </w:pPr>
+      <w:r>
+        <w:t xml:space="preserve">The periodontal context is similarly bounded. Existing studies motivate investigation of inflammatory, gingipain, infection-related, and vesicle-associated routes, but they cannot assign community-derived peptides to </w:t>
       </w:r>
       <w:r>
         <w:rPr>
@@ -2586,16 +2769,7 @@
         <w:t>P. gingivalis</w:t>
       </w:r>
       <w:r>
-        <w:t xml:space="preserve"> infection can plausibly contribute to systemic inflammatory signaling, exposure to LPS and gingipains, vesicle-mediated cargo transport, BBB perturbation and microglial activation [3–7]. The candidate workflow then asks whether oral microbial peptides might constitute an additional, largely unexplored molecular class with predicted BBB, neurotoxicity, metal/redox or AChE-related properties. However, none of the present results demonstrates peptide expression in the source participants, release from oral biofilms, systemic exposure, BBB transport, neuronal activity or AD specificity. In particular, the aggregate source does not establish that any candidate was encoded by </w:t>
-      </w:r>
-      <w:r>
-        <w:rPr>
-          <w:i/>
-        </w:rPr>
-        <w:t>P. gingivalis</w:t>
-      </w:r>
-      <w:r>
-        <w:t>; the organism is a mechanistic motivation, not an assigned sequence origin.</w:t>
+        <w:t>. A candidate-level chain from sequence to assembly, sample, clinical label, taxonomy, expression, circulation, BBB transport, and target engagement is required before disease claims can be tested.</w:t>
       </w:r>
     </w:p>
     <w:p>
@@ -2603,15 +2777,7 @@
         <w:pStyle w:val="Normal"/>
       </w:pPr>
       <w:r>
-        <w:t>The verified accession history also changes how the inputs should be described. PRJNA678453 is the primary 11-health/11-periodontitis, 66-specimen cohort, whereas PRJEB65451 is a derived TPA assembly resource. Participants, specimens, paired DNA/RNA measurements and assembly analyses are different units and must not be conflated. Because participant-to-sequence mappings are absent, the near-equal aggregate retention percentages cannot support a disease-enrichment claim.</w:t>
-      </w:r>
-    </w:p>
-    <w:p>
-      <w:pPr>
-        <w:pStyle w:val="Normal"/>
-      </w:pPr>
-      <w:r>
-        <w:t>Several limitations are decisive. First, row-level model outputs and exact server versions are unavailable, so thresholds and counts can be audited only at aggregate level. Second, the eight-versus-twelve membership discrepancy is unresolved. Third, the docking record lacks the material needed to reproduce or inspect poses. Fourth, predictors trained on heterogeneous datasets may be poorly calibrated for very short microbiome-derived peptides; agreement between predictors does not create experimental independence. A defensible next step is to recover candidate lineage, rerun version-pinned predictors and docking, and then test synthesis quality, stability, cytotoxicity, BBB transport, metal interaction, AChE activity and neuronal or glial phenotypes before making disease-mechanism claims.</w:t>
+        <w:t>The immediate priorities are to recover row-level funnel membership, identify the stricter 8-of-12 subset, rerun fixed predictor and docking versions, and verify peptide identity and stability after synthesis. Subsequent assays should evaluate BBB transport, cytotoxicity, Cu/Fe/Zn interaction, metal-dependent redox effects, AChE/BChE function, direct binding, and Aβ phenotypes with appropriate controls. The absent row mappings, raw docking materials, complete MD inputs, and experimental measurements are decisive limitations.</w:t>
       </w:r>
     </w:p>
     <w:p>
@@ -2628,7 +2794,7 @@
         <w:pStyle w:val="Normal"/>
       </w:pPr>
       <w:r>
-        <w:t xml:space="preserve">Aggregate evidence supports a transparent shortlist for validation, but not a causal chain from periodontitis or </w:t>
+        <w:t xml:space="preserve">The aggregate data support a transparent computational funnel ending in 12 main and 8 stricter candidate counts. A separate twelve-peptide table provides composition and AChE score ordering but cannot be linked row by row to those endpoints, and neither docking nor MD results were independently produced. The shortlist is appropriate for staged validation, but it does not establish </w:t>
       </w:r>
       <w:r>
         <w:rPr>
@@ -2637,7 +2803,7 @@
         <w:t>P. gingivalis</w:t>
       </w:r>
       <w:r>
-        <w:t xml:space="preserve"> to AD. The corrected provenance is PRJNA678453 as the 22-participant, 66-specimen source cohort and PRJEB65451 as its derived EBI-EMG/MGnify TPA assembly project. The 12 external sequences and source-reported AChE scores remain separate from the unresolved final set of 8. Restoring row-level provenance and performing independent computational and experimental validation are prerequisites for mechanistic interpretation.</w:t>
+        <w:t xml:space="preserve"> origin, disease specificity, brain exposure, target binding, biological activity, or causality.</w:t>
       </w:r>
     </w:p>
     <w:p>
@@ -2674,7 +2840,7 @@
           <w:sz w:val="18"/>
           <w:szCs w:val="18"/>
         </w:rPr>
-        <w:t>. 2021;397:1577–1590. doi:10.1016/S0140-6736(20)32205-4.</w:t>
+        <w:t>. 2021;397(10284):1577–1590. doi:10.1016/S0140-6736(20)32205-4.</w:t>
       </w:r>
     </w:p>
     <w:p>
@@ -2687,7 +2853,7 @@
           <w:sz w:val="18"/>
           <w:szCs w:val="18"/>
         </w:rPr>
-        <w:t xml:space="preserve">2. Selkoe DJ. Treatments for Alzheimer’s disease emerge. </w:t>
+        <w:t xml:space="preserve">2. Selkoe DJ, Hardy J. The amyloid hypothesis of Alzheimer’s disease at 25 years. </w:t>
       </w:r>
       <w:r>
         <w:rPr>
@@ -2695,14 +2861,14 @@
           <w:sz w:val="18"/>
           <w:szCs w:val="18"/>
         </w:rPr>
-        <w:t>Nature</w:t>
-      </w:r>
-      <w:r>
-        <w:rPr>
-          <w:sz w:val="18"/>
-          <w:szCs w:val="18"/>
-        </w:rPr>
-        <w:t>. 2023;616:33–34. doi:10.1038/s41586-023-05769-3.</w:t>
+        <w:t>EMBO Mol Med</w:t>
+      </w:r>
+      <w:r>
+        <w:rPr>
+          <w:sz w:val="18"/>
+          <w:szCs w:val="18"/>
+        </w:rPr>
+        <w:t>. 2016;8(6):595–608. doi:10.15252/emmm.201606210.</w:t>
       </w:r>
     </w:p>
     <w:p>
@@ -2730,7 +2896,7 @@
           <w:sz w:val="18"/>
           <w:szCs w:val="18"/>
         </w:rPr>
-        <w:t>. 2025;98:220–227. doi:10.1111/prd.12631.</w:t>
+        <w:t>. 2025;98(1):220–227. doi:10.1111/prd.12631.</w:t>
       </w:r>
     </w:p>
     <w:p>
@@ -2743,7 +2909,7 @@
           <w:sz w:val="18"/>
           <w:szCs w:val="18"/>
         </w:rPr>
-        <w:t xml:space="preserve">4. Liu S, Butler CA, Ayton S, Reynolds EC, Dashper SG. </w:t>
+        <w:t xml:space="preserve">4. Guo Y, Nguyen KA, Potempa J. Dichotomy of gingipains action as virulence factors. </w:t>
       </w:r>
       <w:r>
         <w:rPr>
@@ -2751,29 +2917,14 @@
           <w:sz w:val="18"/>
           <w:szCs w:val="18"/>
         </w:rPr>
-        <w:t>Porphyromonas gingivalis</w:t>
-      </w:r>
-      <w:r>
-        <w:rPr>
-          <w:sz w:val="18"/>
-          <w:szCs w:val="18"/>
-        </w:rPr>
-        <w:t xml:space="preserve"> and the pathogenesis of Alzheimer’s disease. </w:t>
-      </w:r>
-      <w:r>
-        <w:rPr>
-          <w:i/>
-          <w:sz w:val="18"/>
-          <w:szCs w:val="18"/>
-        </w:rPr>
-        <w:t>Crit Rev Microbiol</w:t>
-      </w:r>
-      <w:r>
-        <w:rPr>
-          <w:sz w:val="18"/>
-          <w:szCs w:val="18"/>
-        </w:rPr>
-        <w:t>. 2024;50:127–137. doi:10.1080/1040841X.2022.2163613.</w:t>
+        <w:t>Periodontol 2000</w:t>
+      </w:r>
+      <w:r>
+        <w:rPr>
+          <w:sz w:val="18"/>
+          <w:szCs w:val="18"/>
+        </w:rPr>
+        <w:t>. 2010;54(1):15–44. doi:10.1111/j.1600-0757.2010.00377.x.</w:t>
       </w:r>
     </w:p>
     <w:p>
@@ -2801,7 +2952,7 @@
           <w:sz w:val="18"/>
           <w:szCs w:val="18"/>
         </w:rPr>
-        <w:t xml:space="preserve"> in Alzheimer’s disease brains: evidence for disease causation and treatment with small-molecule inhibitors. </w:t>
+        <w:t xml:space="preserve"> in Alzheimer’s disease brains. </w:t>
       </w:r>
       <w:r>
         <w:rPr>
@@ -2816,7 +2967,7 @@
           <w:sz w:val="18"/>
           <w:szCs w:val="18"/>
         </w:rPr>
-        <w:t>. 2019;5:eaau3333. doi:10.1126/sciadv.aau3333.</w:t>
+        <w:t>. 2019;5(1):eaau3333. doi:10.1126/sciadv.aau3333.</w:t>
       </w:r>
     </w:p>
     <w:p>
@@ -2844,7 +2995,7 @@
           <w:sz w:val="18"/>
           <w:szCs w:val="18"/>
         </w:rPr>
-        <w:t>. 2018;13:e0204941. doi:10.1371/journal.pone.0204941.</w:t>
+        <w:t>. 2018;13(10):e0204941. doi:10.1371/journal.pone.0204941.</w:t>
       </w:r>
     </w:p>
     <w:p>
@@ -2857,7 +3008,7 @@
           <w:sz w:val="18"/>
           <w:szCs w:val="18"/>
         </w:rPr>
-        <w:t xml:space="preserve">7. Gong T, Chen Q, Mao H, et al. Outer membrane vesicles of </w:t>
+        <w:t xml:space="preserve">7. Nara PL, Sindelar D, Penn MS, et al. </w:t>
       </w:r>
       <w:r>
         <w:rPr>
@@ -2872,7 +3023,7 @@
           <w:sz w:val="18"/>
           <w:szCs w:val="18"/>
         </w:rPr>
-        <w:t xml:space="preserve"> trigger NLRP3 inflammasome and induce neuroinflammation, tau phosphorylation, and memory dysfunction in mice. </w:t>
+        <w:t xml:space="preserve"> outer membrane vesicles as the major driver of and explanation for neuropathogenesis. </w:t>
       </w:r>
       <w:r>
         <w:rPr>
@@ -2880,14 +3031,14 @@
           <w:sz w:val="18"/>
           <w:szCs w:val="18"/>
         </w:rPr>
-        <w:t>Front Cell Infect Microbiol</w:t>
-      </w:r>
-      <w:r>
-        <w:rPr>
-          <w:sz w:val="18"/>
-          <w:szCs w:val="18"/>
-        </w:rPr>
-        <w:t>. 2022;12:925435. doi:10.3389/fcimb.2022.925435.</w:t>
+        <w:t>J Alzheimers Dis</w:t>
+      </w:r>
+      <w:r>
+        <w:rPr>
+          <w:sz w:val="18"/>
+          <w:szCs w:val="18"/>
+        </w:rPr>
+        <w:t>. 2021;82(4):1417–1450. doi:10.3233/JAD-210448.</w:t>
       </w:r>
     </w:p>
     <w:p>
@@ -2915,7 +3066,7 @@
           <w:sz w:val="18"/>
           <w:szCs w:val="18"/>
         </w:rPr>
-        <w:t>. 2024;14:e3486. doi:10.1002/brb3.3486.</w:t>
+        <w:t>. 2024;14(4):e3486. doi:10.1002/brb3.3486.</w:t>
       </w:r>
     </w:p>
     <w:p>
@@ -2943,7 +3094,7 @@
           <w:sz w:val="18"/>
           <w:szCs w:val="18"/>
         </w:rPr>
-        <w:t>. 2019;178:1245–1259.e14. doi:10.1016/j.cell.2019.07.016.</w:t>
+        <w:t>. 2019;178(5):1245–1259.e14. doi:10.1016/j.cell.2019.07.016.</w:t>
       </w:r>
     </w:p>
     <w:p>
@@ -2964,14 +3115,14 @@
           <w:sz w:val="18"/>
           <w:szCs w:val="18"/>
         </w:rPr>
-        <w:t>Nat Microbiol</w:t>
-      </w:r>
-      <w:r>
-        <w:rPr>
-          <w:sz w:val="18"/>
-          <w:szCs w:val="18"/>
-        </w:rPr>
-        <w:t>. 2021;6:564–574. doi:10.1038/s41564-021-00891-0.</w:t>
+        <w:t>Cell Host Microbe</w:t>
+      </w:r>
+      <w:r>
+        <w:rPr>
+          <w:sz w:val="18"/>
+          <w:szCs w:val="18"/>
+        </w:rPr>
+        <w:t>. 2021;29(1):121–131.e4. doi:10.1016/j.chom.2020.11.002.</w:t>
       </w:r>
     </w:p>
     <w:p>
@@ -2992,7 +3143,7 @@
           <w:sz w:val="18"/>
           <w:szCs w:val="18"/>
         </w:rPr>
-        <w:t>NPJ Biofilms Microbiomes</w:t>
+        <w:t>npj Biofilms Microbiomes</w:t>
       </w:r>
       <w:r>
         <w:rPr>
@@ -3012,7 +3163,7 @@
           <w:sz w:val="18"/>
           <w:szCs w:val="18"/>
         </w:rPr>
-        <w:t xml:space="preserve">12. Du Z, Ding X, Xu Y, Li W. UniDL4BioPep: a universal deep learning architecture for binary classification in peptide bioactivity. </w:t>
+        <w:t xml:space="preserve">12. Du Z, Ding X, Xu Y, Li Y. UniDL4BioPep: a universal deep learning architecture for binary classification in peptide bioactivity. </w:t>
       </w:r>
       <w:r>
         <w:rPr>
@@ -3027,7 +3178,7 @@
           <w:sz w:val="18"/>
           <w:szCs w:val="18"/>
         </w:rPr>
-        <w:t>. 2023;24:bbad135. doi:10.1093/bib/bbad135.</w:t>
+        <w:t>. 2023;24(3):bbad135. doi:10.1093/bib/bbad135.</w:t>
       </w:r>
     </w:p>
     <w:p>
@@ -3055,7 +3206,7 @@
           <w:sz w:val="18"/>
           <w:szCs w:val="18"/>
         </w:rPr>
-        <w:t>. 2025;34:e70200. doi:10.1002/pro.70200.</w:t>
+        <w:t>. 2025;34(8):e70200. doi:10.1002/pro.70200.</w:t>
       </w:r>
     </w:p>
     <w:p>
@@ -3068,7 +3219,7 @@
           <w:sz w:val="18"/>
           <w:szCs w:val="18"/>
         </w:rPr>
-        <w:t xml:space="preserve">14. Valasatava Y, Rosato A, Banci L, Andreini C. mebipred: identifying metal-binding potential in protein sequence. </w:t>
+        <w:t xml:space="preserve">14. Aptekmann AA, Buongiorno J, Giovannelli D, et al. mebipred: identifying metal-binding potential in protein sequence. </w:t>
       </w:r>
       <w:r>
         <w:rPr>
@@ -3083,7 +3234,7 @@
           <w:sz w:val="18"/>
           <w:szCs w:val="18"/>
         </w:rPr>
-        <w:t>. 2022;38:3532–3540. doi:10.1093/bioinformatics/btac358.</w:t>
+        <w:t>. 2022;38(14):3532–3540. doi:10.1093/bioinformatics/btac358.</w:t>
       </w:r>
     </w:p>
     <w:p>
@@ -3124,7 +3275,7 @@
           <w:sz w:val="18"/>
           <w:szCs w:val="18"/>
         </w:rPr>
-        <w:t xml:space="preserve">16. Inestrosa NC, Alvarez A, Pérez CA, et al. Acetylcholinesterase accelerates assembly of amyloid-β-peptides into Alzheimer’s fibrils. </w:t>
+        <w:t xml:space="preserve">16. Abraham MJ, Murtola T, Schulz R, et al. GROMACS: high performance molecular simulations through multi-level parallelism from laptops to supercomputers. </w:t>
       </w:r>
       <w:r>
         <w:rPr>
@@ -3132,14 +3283,14 @@
           <w:sz w:val="18"/>
           <w:szCs w:val="18"/>
         </w:rPr>
-        <w:t>Neuron</w:t>
-      </w:r>
-      <w:r>
-        <w:rPr>
-          <w:sz w:val="18"/>
-          <w:szCs w:val="18"/>
-        </w:rPr>
-        <w:t>. 1996;16:881–891. doi:10.1016/S0896-6273(00)80108-7.</w:t>
+        <w:t>SoftwareX</w:t>
+      </w:r>
+      <w:r>
+        <w:rPr>
+          <w:sz w:val="18"/>
+          <w:szCs w:val="18"/>
+        </w:rPr>
+        <w:t>. 2015;1–2:19–25. doi:10.1016/j.softx.2015.06.001.</w:t>
       </w:r>
     </w:p>
     <w:p>
@@ -3152,7 +3303,7 @@
           <w:sz w:val="18"/>
           <w:szCs w:val="18"/>
         </w:rPr>
-        <w:t xml:space="preserve">17. Cheung J, Rudolph MJ, Burshteyn F, et al. Structures of human acetylcholinesterase in complex with pharmacologically important ligands. </w:t>
+        <w:t xml:space="preserve">17. Lindorff-Larsen K, Piana S, Palmo K, et al. Improved side-chain torsion potentials for the Amber ff99SB protein force field. </w:t>
       </w:r>
       <w:r>
         <w:rPr>
@@ -3160,14 +3311,14 @@
           <w:sz w:val="18"/>
           <w:szCs w:val="18"/>
         </w:rPr>
-        <w:t>J Med Chem</w:t>
-      </w:r>
-      <w:r>
-        <w:rPr>
-          <w:sz w:val="18"/>
-          <w:szCs w:val="18"/>
-        </w:rPr>
-        <w:t>. 2012;55:10282–10286. doi:10.1021/jm300871x.</w:t>
+        <w:t>Proteins</w:t>
+      </w:r>
+      <w:r>
+        <w:rPr>
+          <w:sz w:val="18"/>
+          <w:szCs w:val="18"/>
+        </w:rPr>
+        <w:t>. 2010;78(8):1950–1958. doi:10.1002/prot.22711.</w:t>
       </w:r>
     </w:p>
     <w:p>
@@ -3180,7 +3331,7 @@
           <w:sz w:val="18"/>
           <w:szCs w:val="18"/>
         </w:rPr>
-        <w:t xml:space="preserve">18. Trott O, Olson AJ. AutoDock Vina: improving the speed and accuracy of docking. </w:t>
+        <w:t xml:space="preserve">18. Inestrosa NC, Alvarez A, Pérez CA, et al. Acetylcholinesterase accelerates assembly of amyloid-β-peptides into Alzheimer’s fibrils. </w:t>
       </w:r>
       <w:r>
         <w:rPr>
@@ -3188,14 +3339,14 @@
           <w:sz w:val="18"/>
           <w:szCs w:val="18"/>
         </w:rPr>
-        <w:t>J Comput Chem</w:t>
-      </w:r>
-      <w:r>
-        <w:rPr>
-          <w:sz w:val="18"/>
-          <w:szCs w:val="18"/>
-        </w:rPr>
-        <w:t>. 2010;31:455–461. doi:10.1002/jcc.21334.</w:t>
+        <w:t>Neuron</w:t>
+      </w:r>
+      <w:r>
+        <w:rPr>
+          <w:sz w:val="18"/>
+          <w:szCs w:val="18"/>
+        </w:rPr>
+        <w:t>. 1996;16(4):881–891. doi:10.1016/s0896-6273(00)80108-7.</w:t>
       </w:r>
     </w:p>
     <w:p>
@@ -3208,7 +3359,7 @@
           <w:sz w:val="18"/>
           <w:szCs w:val="18"/>
         </w:rPr>
-        <w:t xml:space="preserve">19. Eberhardt J, Santos-Martins D, Tillack AF, Forli S. AutoDock Vina 1.2.0: new docking methods, expanded force field, and Python bindings. </w:t>
+        <w:t xml:space="preserve">19. Cheung J, Rudolph MJ, Burshteyn F, et al. Structures of human acetylcholinesterase in complex with pharmacologically important ligands. </w:t>
       </w:r>
       <w:r>
         <w:rPr>
@@ -3216,14 +3367,14 @@
           <w:sz w:val="18"/>
           <w:szCs w:val="18"/>
         </w:rPr>
-        <w:t>J Chem Inf Model</w:t>
-      </w:r>
-      <w:r>
-        <w:rPr>
-          <w:sz w:val="18"/>
-          <w:szCs w:val="18"/>
-        </w:rPr>
-        <w:t>. 2021;61:3891–3898. doi:10.1021/acs.jcim.1c00203.</w:t>
+        <w:t>J Med Chem</w:t>
+      </w:r>
+      <w:r>
+        <w:rPr>
+          <w:sz w:val="18"/>
+          <w:szCs w:val="18"/>
+        </w:rPr>
+        <w:t>. 2012;55(23):10282–10286. doi:10.1021/jm300871x.</w:t>
       </w:r>
     </w:p>
     <w:p>
@@ -3236,7 +3387,7 @@
           <w:sz w:val="18"/>
           <w:szCs w:val="18"/>
         </w:rPr>
-        <w:t xml:space="preserve">20. London N, Raveh B, Schueler-Furman O. Druggable protein–protein interactions—from hot spots to hot segments. </w:t>
+        <w:t xml:space="preserve">20. Trott O, Olson AJ. AutoDock Vina: improving the speed and accuracy of docking with a new scoring function. </w:t>
       </w:r>
       <w:r>
         <w:rPr>
@@ -3244,14 +3395,70 @@
           <w:sz w:val="18"/>
           <w:szCs w:val="18"/>
         </w:rPr>
-        <w:t>Curr Opin Chem Biol</w:t>
-      </w:r>
-      <w:r>
-        <w:rPr>
-          <w:sz w:val="18"/>
-          <w:szCs w:val="18"/>
-        </w:rPr>
-        <w:t>. 2013;17:952–959. doi:10.1016/j.cbpa.2013.10.011.</w:t>
+        <w:t>J Comput Chem</w:t>
+      </w:r>
+      <w:r>
+        <w:rPr>
+          <w:sz w:val="18"/>
+          <w:szCs w:val="18"/>
+        </w:rPr>
+        <w:t>. 2010;31(2):455–461. doi:10.1002/jcc.21334.</w:t>
+      </w:r>
+    </w:p>
+    <w:p>
+      <w:pPr>
+        <w:pStyle w:val="Reference"/>
+        <w:ind w:left="360" w:hanging="360"/>
+      </w:pPr>
+      <w:r>
+        <w:rPr>
+          <w:sz w:val="18"/>
+          <w:szCs w:val="18"/>
+        </w:rPr>
+        <w:t xml:space="preserve">21. Eberhardt J, Santos-Martins D, Tillack AF, Forli S. AutoDock Vina 1.2.0: new docking methods, expanded force field, and Python bindings. </w:t>
+      </w:r>
+      <w:r>
+        <w:rPr>
+          <w:i/>
+          <w:sz w:val="18"/>
+          <w:szCs w:val="18"/>
+        </w:rPr>
+        <w:t>J Chem Inf Model</w:t>
+      </w:r>
+      <w:r>
+        <w:rPr>
+          <w:sz w:val="18"/>
+          <w:szCs w:val="18"/>
+        </w:rPr>
+        <w:t>. 2021;61(8):3891–3898. doi:10.1021/acs.jcim.1c00203.</w:t>
+      </w:r>
+    </w:p>
+    <w:p>
+      <w:pPr>
+        <w:pStyle w:val="Reference"/>
+        <w:ind w:left="360" w:hanging="360"/>
+      </w:pPr>
+      <w:r>
+        <w:rPr>
+          <w:sz w:val="18"/>
+          <w:szCs w:val="18"/>
+        </w:rPr>
+        <w:t xml:space="preserve">22. London N, Raveh B, Cohen E, et al. Rosetta FlexPepDock web server—high resolution modeling of peptide–protein interactions. </w:t>
+      </w:r>
+      <w:r>
+        <w:rPr>
+          <w:i/>
+          <w:sz w:val="18"/>
+          <w:szCs w:val="18"/>
+        </w:rPr>
+        <w:t>Nucleic Acids Res</w:t>
+      </w:r>
+      <w:r>
+        <w:rPr>
+          <w:sz w:val="18"/>
+          <w:szCs w:val="18"/>
+        </w:rPr>
+        <w:t>. 2011;39:W249–W253. doi:10.1093/nar/gkr326.</w:t>
       </w:r>
     </w:p>
     <w:sectPr>
@@ -3442,16 +3649,16 @@
       <w:szCs w:val="17"/>
     </w:rPr>
   </w:style>
-  <w:style w:type="table" w:styleId="TableGrid">
-    <w:name w:val="Table Grid"/>
+  <w:style w:type="table" w:styleId="ThreeLineTable">
+    <w:name w:val="Three-Line Table"/>
     <w:tblPr>
       <w:tblBorders>
-        <w:top w:val="single" w:sz="4" w:color="9AA6B2"/>
-        <w:left w:val="single" w:sz="4" w:color="9AA6B2"/>
-        <w:bottom w:val="single" w:sz="4" w:color="9AA6B2"/>
-        <w:right w:val="single" w:sz="4" w:color="9AA6B2"/>
-        <w:insideH w:val="single" w:sz="4" w:color="9AA6B2"/>
-        <w:insideV w:val="single" w:sz="4" w:color="9AA6B2"/>
+        <w:top w:val="single" w:sz="12" w:color="000000"/>
+        <w:left w:val="nil"/>
+        <w:bottom w:val="single" w:sz="12" w:color="000000"/>
+        <w:right w:val="nil"/>
+        <w:insideH w:val="nil"/>
+        <w:insideV w:val="nil"/>
       </w:tblBorders>
     </w:tblPr>
   </w:style>

--- a/projects/porphyromonas-ad-mechanism-manuscript/manuscript/concise/English.docx
+++ b/projects/porphyromonas-ad-mechanism-manuscript/manuscript/concise/English.docx
@@ -16,7 +16,69 @@
         <w:pStyle w:val="Normal"/>
       </w:pPr>
       <w:r>
-        <w:t xml:space="preserve">Periodontitis-associated oral dysbiosis has been proposed as a contributor to Alzheimer’s disease (AD)-related inflammation, but the molecular link remains uncertain. We conducted a computation-only secondary analysis of aggregate oral small open reading frame (smORF) data to prioritize micropeptides for validation. The cascade combined ESM-2 embeddings and task-specific convolutional networks, an ESM2-t30 neurotoxicity model, a two-tier neural-network metal-binding predictor, and a multi-task antioxidant convolutional network. Sequence-evidence filtering retained 31,510 and 33,786 candidates from initial libraries of 11,269,961 and 11,721,988 smORFs. In the periodontitis-labelled branch, 3,518 candidates were BBB-high; NTxPred2 evaluated 3,299 and classified 923 as positive. Subsequent filters retained 111, 15, 12, and 8 candidates. A separate table contained twelve 7–9-aa sequences and AChE Vina means from −9.60 to −8.25 kcal/mol. Sequence composition and score ordering were verifiable, whereas the connection between the twelve sequences and the aggregate endpoint, docking execution, and molecular-dynamics results were unavailable. The output is a computational shortlist for independent reproduction and experimental testing, not evidence of </w:t>
+        <w:rPr>
+          <w:b/>
+        </w:rPr>
+        <w:t>Background:</w:t>
+      </w:r>
+      <w:r>
+        <w:t xml:space="preserve"> Periodontitis-associated oral dysbiosis may contribute to Alzheimer’s disease (AD)-relevant inflammation, but a defined molecular connection has not been established. Microbiome small open reading frames (smORFs) provide a large candidate peptide space for computational prioritization.</w:t>
+      </w:r>
+    </w:p>
+    <w:p>
+      <w:pPr>
+        <w:pStyle w:val="Normal"/>
+      </w:pPr>
+      <w:r>
+        <w:rPr>
+          <w:b/>
+        </w:rPr>
+        <w:t>Objective:</w:t>
+      </w:r>
+      <w:r>
+        <w:t xml:space="preserve"> To reconstruct an aggregate oral-smORF screening cascade and define a tractable peptide set for mechanistic follow-up.</w:t>
+      </w:r>
+    </w:p>
+    <w:p>
+      <w:pPr>
+        <w:pStyle w:val="Normal"/>
+      </w:pPr>
+      <w:r>
+        <w:rPr>
+          <w:b/>
+        </w:rPr>
+        <w:t>Methods:</w:t>
+      </w:r>
+      <w:r>
+        <w:t xml:space="preserve"> A computation-only secondary analysis integrated sequence/proteomic filtering, ESM-2 embeddings with task-specific convolutional networks, an ESM2-t30 neurotoxicity model, a two-tier neural-network metal-binding predictor, a multi-task antioxidant convolutional network, sequence-composition analysis, and a separate acetylcholinesterase (AChE) docking summary.</w:t>
+      </w:r>
+    </w:p>
+    <w:p>
+      <w:pPr>
+        <w:pStyle w:val="Normal"/>
+      </w:pPr>
+      <w:r>
+        <w:rPr>
+          <w:b/>
+        </w:rPr>
+        <w:t>Results:</w:t>
+      </w:r>
+      <w:r>
+        <w:t xml:space="preserve"> Filtering retained 31,510 and 33,786 candidates from libraries of 11,269,961 and 11,721,988 smORFs. In the periodontitis-labelled branch, 3,518 candidates were BBB-high; NTxPred2 evaluated 3,299 and classified 923 as model-positive. Later filters retained 111, 15, 12, and 8 candidates. A separate table contained twelve unique 7–9-aa sequences with AChE Vina means from −9.60 to −8.25 kcal/mol. Sequence composition and score ordering were reproducible, but row-level linkage and docking execution remained unresolved.</w:t>
+      </w:r>
+    </w:p>
+    <w:p>
+      <w:pPr>
+        <w:pStyle w:val="Normal"/>
+      </w:pPr>
+      <w:r>
+        <w:rPr>
+          <w:b/>
+        </w:rPr>
+        <w:t>Conclusions:</w:t>
+      </w:r>
+      <w:r>
+        <w:t xml:space="preserve"> The analysis defines a bounded shortlist for independent validation rather than evidence of </w:t>
       </w:r>
       <w:r>
         <w:rPr>
@@ -25,7 +87,7 @@
         <w:t>Porphyromonas gingivalis</w:t>
       </w:r>
       <w:r>
-        <w:t xml:space="preserve"> origin, brain exposure, AChE binding, or an AD mechanism.</w:t>
+        <w:t xml:space="preserve"> origin, brain exposure, AChE engagement, or an AD mechanism. A prespecified 100-ns GROMACS extension will add trajectory-derived measurements after analysis and quality control.</w:t>
       </w:r>
     </w:p>
     <w:p>
@@ -48,7 +110,7 @@
         <w:t>Porphyromonas gingivalis</w:t>
       </w:r>
       <w:r>
-        <w:t>; periodontitis; oral micropeptides; smORF; deep learning; acetylcholinesterase</w:t>
+        <w:t>; periodontitis; oral micropeptide; smORF; deep learning; acetylcholinesterase; molecular dynamics</w:t>
       </w:r>
     </w:p>
     <w:p>
@@ -65,18 +127,56 @@
         <w:pStyle w:val="Normal"/>
       </w:pPr>
       <w:r>
-        <w:t xml:space="preserve">Alzheimer’s disease (AD) develops through interacting amyloid, tau, synaptic, immune, and vascular processes rather than a single molecular pathway </w:t>
+        <w:t xml:space="preserve">Alzheimer’s disease (AD) is a progressive neurodegenerative disorder characterized by interacting amyloid-β (Aβ), tau, synaptic, immune, vascular, and metabolic abnormalities </w:t>
       </w:r>
       <w:r>
         <w:t>[1]</w:t>
       </w:r>
       <w:r>
-        <w:t xml:space="preserve">. Amyloid remains biologically important, but its relationship with disease progression must be interpreted within this broader network </w:t>
+        <w:t xml:space="preserve">. Amyloid remains central to disease biology, but amyloid burden alone does not explain the temporal and clinical heterogeneity of AD </w:t>
       </w:r>
       <w:r>
         <w:t>[2]</w:t>
       </w:r>
       <w:r>
+        <w:t>. Peripheral inflammatory conditions may therefore act as modifiers within a multilevel disease process rather than as single sufficient causes.</w:t>
+      </w:r>
+    </w:p>
+    <w:p>
+      <w:pPr>
+        <w:pStyle w:val="Normal"/>
+      </w:pPr>
+      <w:r>
+        <w:t xml:space="preserve">Periodontitis is a chronic inflammatory disease driven by a dysbiotic polymicrobial biofilm and a susceptible host response. It can create a sustained inflammatory burden and episodic systemic exposure to microbial products, motivating investigation of an oral–brain axis </w:t>
+      </w:r>
+      <w:r>
+        <w:t>[3]</w:t>
+      </w:r>
+      <w:r>
+        <w:t xml:space="preserve">. Within this ecosystem, </w:t>
+      </w:r>
+      <w:r>
+        <w:rPr>
+          <w:i/>
+        </w:rPr>
+        <w:t>Porphyromonas gingivalis</w:t>
+      </w:r>
+      <w:r>
+        <w:t xml:space="preserve"> is a well-studied Gram-negative anaerobic pathobiont. Gingipains, immune modulation, tissue degradation, nutrient acquisition, and community cooperation allow the organism to influence the periodontal niche even when it is not numerically dominant </w:t>
+      </w:r>
+      <w:r>
+        <w:t>[4]</w:t>
+      </w:r>
+      <w:r>
+        <w:t xml:space="preserve">. These properties provide mechanistic context but do not justify assigning an untraced community peptide to </w:t>
+      </w:r>
+      <w:r>
+        <w:rPr>
+          <w:i/>
+        </w:rPr>
+        <w:t>P. gingivalis</w:t>
+      </w:r>
+      <w:r>
         <w:t>.</w:t>
       </w:r>
     </w:p>
@@ -85,61 +185,40 @@
         <w:pStyle w:val="Normal"/>
       </w:pPr>
       <w:r>
-        <w:t xml:space="preserve">Periodontitis is a dysbiosis-associated inflammatory disease that may add to systemic inflammatory burden and has motivated oral–brain-axis research </w:t>
-      </w:r>
-      <w:r>
-        <w:t>[3]</w:t>
-      </w:r>
-      <w:r>
-        <w:t xml:space="preserve">. Within periodontal biofilms, </w:t>
+        <w:t xml:space="preserve">Several observations support continued investigation while also illustrating the evidentiary gap. </w:t>
       </w:r>
       <w:r>
         <w:rPr>
           <w:i/>
         </w:rPr>
-        <w:t>Porphyromonas gingivalis</w:t>
-      </w:r>
-      <w:r>
-        <w:t xml:space="preserve"> is a pathobiont capable of proteolysis, immune modulation, tissue disruption, and community remodeling </w:t>
-      </w:r>
-      <w:r>
-        <w:t>[4]</w:t>
-      </w:r>
-      <w:r>
-        <w:t xml:space="preserve">. Post-mortem studies have reported </w:t>
-      </w:r>
-      <w:r>
-        <w:rPr>
-          <w:i/>
-        </w:rPr>
         <w:t>P. gingivalis</w:t>
       </w:r>
       <w:r>
-        <w:t xml:space="preserve">-related signals in AD brain tissue, although such observations do not establish direction or causality </w:t>
+        <w:t xml:space="preserve">-related DNA or protein signals have been reported in AD-associated post-mortem material, but detection in diseased tissue cannot establish the direction, timing, or causal role of exposure </w:t>
       </w:r>
       <w:r>
         <w:t>[5]</w:t>
       </w:r>
       <w:r>
-        <w:t xml:space="preserve">. Repeated oral exposure in mice produced neuroinflammatory and amyloid-related changes, supporting experimental plausibility but not direct human inference </w:t>
+        <w:t xml:space="preserve">. Repeated oral exposure in mice has produced neuroinflammatory, neurodegenerative, and Aβ-related changes, supporting model-specific plausibility rather than direct human inference </w:t>
       </w:r>
       <w:r>
         <w:t>[6]</w:t>
       </w:r>
       <w:r>
-        <w:t xml:space="preserve">. Vesicles have also been proposed as vehicles for concentrated microbial cargo, but their relevance to natural human brain exposure remains unresolved </w:t>
+        <w:t xml:space="preserve">. Outer-membrane vesicles provide a possible vehicle for concentrated bacterial cargo and host-cell signaling, although their natural biodistribution and effective dose in humans remain uncertain </w:t>
       </w:r>
       <w:r>
         <w:t>[7]</w:t>
       </w:r>
       <w:r>
-        <w:t xml:space="preserve">. A Mendelian-randomization analysis did not establish a genetic causal effect of periodontal disease on AD, providing an important limit on strong causal claims </w:t>
+        <w:t xml:space="preserve">. Conversely, Mendelian-randomization analysis has not established a genetic causal effect of periodontal disease on AD </w:t>
       </w:r>
       <w:r>
         <w:t>[8]</w:t>
       </w:r>
       <w:r>
-        <w:t>.</w:t>
+        <w:t>. Together, these studies motivate molecular investigation but do not define a settled causal pathway.</w:t>
       </w:r>
     </w:p>
     <w:p>
@@ -147,19 +226,19 @@
         <w:pStyle w:val="Normal"/>
       </w:pPr>
       <w:r>
-        <w:t xml:space="preserve">A possible but underexplored molecular class is the microbiome-encoded micropeptide. Human-associated microbiomes contain many conserved small genes </w:t>
+        <w:t xml:space="preserve">Microbiome-encoded small proteins and peptides are plausible but underexplored molecular intermediates. Large-scale human microbiome analyses have identified many conserved small-gene families, often without known domains or functions </w:t>
       </w:r>
       <w:r>
         <w:t>[9]</w:t>
       </w:r>
       <w:r>
-        <w:t xml:space="preserve">, and dedicated annotation methods improve detection of smORFs that conventional pipelines can miss </w:t>
+        <w:t xml:space="preserve">. Dedicated smORF annotation improves sensitivity by combining coding features and other evidence rather than relying on conventional protein-length thresholds </w:t>
       </w:r>
       <w:r>
         <w:t>[10]</w:t>
       </w:r>
       <w:r>
-        <w:t>. However, a predicted sequence is not necessarily translated, released from a biofilm, stable in circulation, able to cross the blood–brain barrier (BBB), or active in neural tissue.</w:t>
+        <w:t>. Nevertheless, a predicted smORF is not necessarily transcribed or translated, and a detected peptide is not necessarily released from a biofilm, stable in blood, transported across the blood–brain barrier (BBB), or active in neural tissue.</w:t>
       </w:r>
     </w:p>
     <w:p>
@@ -167,16 +246,7 @@
         <w:pStyle w:val="Normal"/>
       </w:pPr>
       <w:r>
-        <w:t xml:space="preserve">The relevant mechanism is therefore unclear. This study was conducted to reduce an aggregate oral-smORF candidate space with modern sequence models, characterize an available twelve-peptide set, and define what would be required to test AChE, metal/redox, BBB, and neurotoxicity hypotheses. The analysis remained exploratory and did not assign any candidate to </w:t>
-      </w:r>
-      <w:r>
-        <w:rPr>
-          <w:i/>
-        </w:rPr>
-        <w:t>P. gingivalis</w:t>
-      </w:r>
-      <w:r>
-        <w:t xml:space="preserve"> or treat model scores as biological confirmation.</w:t>
+        <w:t>The relevant molecular mechanism therefore remains unclear. This study was designed as an early-stage computational prioritization rather than a mechanistic test. We reconstructed the aggregate candidate funnel, described the actual model architectures used at each stage, characterized a supplied twelve-sequence set, and bounded the interpretation of an available AChE docking-score table. The aims were to reduce the candidate space without overstating model outputs and to establish a scientifically ordered path toward sequence traceability, independent computation, molecular dynamics (MD), and experimental validation.</w:t>
       </w:r>
     </w:p>
     <w:p>
@@ -185,7 +255,7 @@
         <w:keepNext/>
       </w:pPr>
       <w:r>
-        <w:t>Materials and Methods</w:t>
+        <w:t>Materials and methods</w:t>
       </w:r>
     </w:p>
     <w:p>
@@ -194,7 +264,7 @@
         <w:keepNext/>
       </w:pPr>
       <w:r>
-        <w:t>Study design and data scope</w:t>
+        <w:t>Study design and data sources</w:t>
       </w:r>
     </w:p>
     <w:p>
@@ -202,7 +272,7 @@
         <w:pStyle w:val="Normal"/>
       </w:pPr>
       <w:r>
-        <w:t>This was a computation-only secondary analysis of aggregate screening counts, a twelve-sequence table, and an AChE docking-score table. No participant recruitment, specimen collection, wet-laboratory work, new omics processing, predictor retraining, docking rerun, or completed MD analysis was performed. Row-level sequences for the full funnel, subject/sample mappings, accession-to-group assignments, taxonomic data, peptide-spectrum matches, complete model outputs, and docking inputs were unavailable.</w:t>
+        <w:t>This was a computation-only secondary analysis of aggregate screening counts, model summaries, a twelve-sequence table, and a corresponding AChE docking-score table. No participant recruitment, specimen collection, wet-laboratory experiment, new omics processing, predictor retraining, or docking rerun was performed. MD trajectory analysis is ongoing as a predefined extension. The supplied healthy and periodontitis labels were retained as branch labels and were not treated as verified candidate-level disease assignments.</w:t>
       </w:r>
     </w:p>
     <w:p>
@@ -210,13 +280,21 @@
         <w:pStyle w:val="Normal"/>
       </w:pPr>
       <w:r>
-        <w:t xml:space="preserve">PRJNA678453 was treated as the source project for paired oral metagenomic and metatranscriptomic data </w:t>
+        <w:t xml:space="preserve">The public-accession context was examined to distinguish the source project from derived assemblies. PRJNA678453 is the project associated with paired oral metagenomic and metatranscriptomic measurements </w:t>
       </w:r>
       <w:r>
         <w:t>[11]</w:t>
       </w:r>
       <w:r>
-        <w:t>. PRJEB65451 is a derived EBI-EMG/MGnify Third Party Annotation metagenomic assembly project generated from PRJNA678453 with metaSPAdes v3.15.3, not an independent clinical cohort. Specific participant, specimen, assembly-analysis, and metagenome-assembled-genome totals were omitted because consistent mapping and bin-level manifests were unavailable.</w:t>
+        <w:t>. PRJEB65451 is an EBI-EMG/MGnify-brokered Third Party Annotation metagenomic assembly project derived from PRJNA678453 with metaSPAdes v3.15.3, not an independent clinical cohort. Specific participant, specimen, assembly-analysis, and metagenome-assembled-genome totals were omitted because the available material lacked a consistent accession-to-group table, sample-to-assembly mapping, and bin-level manifest.</w:t>
+      </w:r>
+    </w:p>
+    <w:p>
+      <w:pPr>
+        <w:pStyle w:val="Normal"/>
+      </w:pPr>
+      <w:r>
+        <w:t>The available data did not include candidate nucleotide rows, complete peptide rows for the full funnel, genomic coordinates, sample mappings, taxonomic assignments, peptide-spectrum matches, complete predictor outputs, or the original discovery pipeline. These limitations precluded participant-level prevalence estimates, taxonomic attribution, disease-enrichment tests, and reconstruction of the exact candidate handoff between all model stages.</w:t>
       </w:r>
     </w:p>
     <w:p>
@@ -225,7 +303,7 @@
         <w:keepNext/>
       </w:pPr>
       <w:r>
-        <w:t>Candidate construction and model cascade</w:t>
+        <w:t>smORF candidate definition and sequence-evidence filtering</w:t>
       </w:r>
     </w:p>
     <w:p>
@@ -233,7 +311,7 @@
         <w:pStyle w:val="Normal"/>
       </w:pPr>
       <w:r>
-        <w:t>The supplied analysis retained smORFs encoding 4–50-aa peptides. Initial healthy-labelled and periodontitis-labelled libraries contained 11,269,961 and 11,721,988 candidates. Exact matching against named oral sequence and proteomic resources followed by dereplication retained 31,510 and 33,786 candidates. Resource matches were interpreted as sequence-supporting evidence, not proof of expression in the analyzed clinical groups.</w:t>
+        <w:t>Translated smORFs encoding 4–50-aa peptides were retained in the supplied analysis. Initial healthy-labelled and periodontitis-labelled libraries contained 11,269,961 and 11,721,988 candidates, respectively. Candidate sequences were exact-matched against named oral sequence and proteomic resources and then dereplicated, retaining 31,510 healthy-labelled and 33,786 periodontitis-labelled candidates. Exact matches were interpreted as support for sequence existence or prior observation within the relevant resource, not proof of expression in the analyzed disease-labelled branch.</w:t>
       </w:r>
     </w:p>
     <w:p>
@@ -241,7 +319,24 @@
         <w:pStyle w:val="Normal"/>
       </w:pPr>
       <w:r>
-        <w:t xml:space="preserve">UniDL4BioPep encoded each peptide with the pretrained ESM-2 model </w:t>
+        <w:t>The filtered libraries were divided into short (5–30 aa) and long (31–50 aa) branches. The healthy-labelled branch comprised 30,557 short and 953 long candidates; the periodontitis-labelled branch comprised 32,754 short and 1,032 long candidates. Although the initial definition included 4-aa peptides, the downstream bins began at 5 aa; the disposition of 4-aa sequences could not be determined from the supplied aggregate tables.</w:t>
+      </w:r>
+    </w:p>
+    <w:p>
+      <w:pPr>
+        <w:pStyle w:val="Heading3"/>
+        <w:keepNext/>
+      </w:pPr>
+      <w:r>
+        <w:t>Deep-learning-guided multi-model prioritization</w:t>
+      </w:r>
+    </w:p>
+    <w:p>
+      <w:pPr>
+        <w:pStyle w:val="Normal"/>
+      </w:pPr>
+      <w:r>
+        <w:t xml:space="preserve">UniDL4BioPep provided the first functional-prioritization layer. The documented architecture uses the pretrained ESM-2 model </w:t>
       </w:r>
       <w:r>
         <w:rPr>
@@ -251,19 +346,27 @@
         <w:t>esm2_t6_8M_UR50D</w:t>
       </w:r>
       <w:r>
-        <w:t xml:space="preserve">, producing a 320-dimensional contextual embedding that was passed to a six-layer task-specific convolutional neural network </w:t>
+        <w:t xml:space="preserve"> to encode each peptide as a 320-dimensional contextual representation, followed by a six-layer task-specific convolutional neural network for binary peptide-bioactivity classification </w:t>
       </w:r>
       <w:r>
         <w:t>[12]</w:t>
       </w:r>
       <w:r>
-        <w:t xml:space="preserve">. The applied threshold was ≥0.80, including for BBB prioritization. NTxPred2 then evaluated peptides within its documented 7–50-aa range by fine-tuning the ESM2-t30 protein language model for neurotoxic-peptide classification </w:t>
+        <w:t>. An output threshold of ≥0.80 was applied, including for BBB prioritization. The output was termed “BBB-high” rather than BBB-permeable because model calibration and experimental transport were not available for this very-short microbiome-peptide domain.</w:t>
+      </w:r>
+    </w:p>
+    <w:p>
+      <w:pPr>
+        <w:pStyle w:val="Normal"/>
+      </w:pPr>
+      <w:r>
+        <w:t xml:space="preserve">The periodontitis-labelled BBB-high set then entered the peptide mode of NTxPred2. This model fine-tunes the ESM2-t30 protein language model on neurotoxic-peptide sequences </w:t>
       </w:r>
       <w:r>
         <w:t>[13]</w:t>
       </w:r>
       <w:r>
-        <w:t>. Sequences below 7 aa were treated as outside model coverage rather than negative.</w:t>
+        <w:t>. Only peptides within the documented 7–50-aa input range were considered evaluated; shorter candidates were classified as outside model coverage rather than negative.</w:t>
       </w:r>
     </w:p>
     <w:p>
@@ -271,19 +374,27 @@
         <w:pStyle w:val="Normal"/>
       </w:pPr>
       <w:r>
-        <w:t xml:space="preserve">Mebipred combined amino-acid composition, physicochemical descriptors, and metal-binding 5-mer frequencies in a two-tier artificial-neural-network framework with general and ion-specific classifiers </w:t>
+        <w:t xml:space="preserve">Mebipred evaluated Cu-, Fe-, and Zn-related binding potential. Unlike the ESM-based stages, mebipred combines amino-acid composition, physicochemical descriptors, and metal-binding 5-mer frequencies in a two-tier artificial-neural-network framework: a general metal-binding network is followed by ion-specific classifiers </w:t>
       </w:r>
       <w:r>
         <w:t>[14]</w:t>
       </w:r>
       <w:r>
-        <w:t xml:space="preserve">. The applied threshold was 0.50. AnOxPePred used a multi-task deep convolutional neural network with one-dimensional convolution, average pooling, and a 256-unit fully connected layer to produce free-radical-scavenging (FRS) and chelation (CHEL) scores </w:t>
+        <w:t>. A decision threshold of 0.50 was applied.</w:t>
+      </w:r>
+    </w:p>
+    <w:p>
+      <w:pPr>
+        <w:pStyle w:val="Normal"/>
+      </w:pPr>
+      <w:r>
+        <w:t xml:space="preserve">Antioxidant-related properties were evaluated with AnOxPePred, a multi-task deep convolutional neural network. One-hot-encoded peptide sequences pass through one-dimensional convolution, average pooling, and a 256-unit fully connected layer before separate free-radical-scavenging (FRS) and chelation (CHEL) outputs are generated </w:t>
       </w:r>
       <w:r>
         <w:t>[15]</w:t>
       </w:r>
       <w:r>
-        <w:t>. Endpoints were CHEL≥0.25, CHEL≥0.25 with FRS&lt;0.50, and CHEL≥0.25 with FRS&lt;0.45. No model was retrained, and serial model agreement was not considered independent validation.</w:t>
+        <w:t>. Three operational endpoints were retained: CHEL≥0.25; CHEL≥0.25 with FRS&lt;0.50; and CHEL≥0.25 with FRS&lt;0.45. Serial model agreement was treated as computational triage, not independent biological confirmation, because several models reuse sequence composition and were trained for heterogeneous endpoints.</w:t>
       </w:r>
     </w:p>
     <w:p>
@@ -292,7 +403,7 @@
         <w:keepNext/>
       </w:pPr>
       <w:r>
-        <w:t>Sequence, docking, and prospective MD analysis</w:t>
+        <w:t>Sequence characterization and docking-score analysis</w:t>
       </w:r>
     </w:p>
     <w:p>
@@ -300,7 +411,7 @@
         <w:pStyle w:val="Normal"/>
       </w:pPr>
       <w:r>
-        <w:t>For the separate twelve-sequence table, length and counts of histidine, cysteine, Arg+Lys, and Phe+Tyr+Trp were recalculated directly from the strings. The available docking summary described AutoDock Vina 1.2.5 scores for human AChE PDB 4EY6. Means and standard deviations were analyzed descriptively. Docking was not rerun because prepared structures, PDBQT inputs, protonation and charge settings, exact search coordinates, run definitions, raw scores, logs, poses, and interaction tables were unavailable. Vina scores were not interpreted as affinities or free energies.</w:t>
+        <w:t>A separate table contained twelve peptide sequences described as the main CHEL/FRS candidate set. Their correspondence to the aggregate endpoint could not be established because stable identifiers and sequence-level CHEL/FRS outputs were unavailable. Length and counts of histidine, cysteine, basic residues (Arg+Lys), and aromatic residues (Phe+Tyr+Trp) were recalculated directly from each string. Uniqueness and use of standard amino acids were also checked.</w:t>
       </w:r>
     </w:p>
     <w:p>
@@ -308,19 +419,31 @@
         <w:pStyle w:val="Normal"/>
       </w:pPr>
       <w:r>
-        <w:t xml:space="preserve">A prospective 100-ns protocol was specified for apo AChE and complexes labelled for ALLLHRC, FLLHTTR, and YLSLLQR. Planned simulations used GROMACS </w:t>
+        <w:t xml:space="preserve">AChE was selected as a structural context because its peripheral region has been linked to accelerated Aβ assembly </w:t>
       </w:r>
       <w:r>
         <w:t>[16]</w:t>
       </w:r>
       <w:r>
-        <w:t xml:space="preserve">, Amber99SB-ILDN </w:t>
+        <w:t xml:space="preserve">. PDB 4EY6 provides an experimentally determined human AChE structure with ligand-bound information </w:t>
       </w:r>
       <w:r>
         <w:t>[17]</w:t>
       </w:r>
       <w:r>
-        <w:t>, TIP3P water, 0.15 mol/L NaCl, sequential restrained NVT and NPT equilibration, unrestrained NPT equilibration, and a 100-ns production stage at 300 K and 1 bar with a 2-fs time step. Planned analyses included RMSD/RMSF, radius of gyration, solvent-accessible surface area, hydrogen bonds, residue contacts, secondary structure, radial distribution functions, and bridging water. Starting complexes and complete trajectories were unavailable; no MD result was analyzed.</w:t>
+        <w:t xml:space="preserve">. The available docking table described AutoDock Vina 1.2.5 scores for twelve peptides. Vina is suitable for initial screening, but its scores depend on receptor preparation, ligand protonation, initial conformers, search-space placement, exhaustiveness, and stochastic sampling </w:t>
+      </w:r>
+      <w:r>
+        <w:t>[18]</w:t>
+      </w:r>
+      <w:r>
+        <w:t xml:space="preserve">. Later Vina implementations expand the available methods without eliminating these dependencies </w:t>
+      </w:r>
+      <w:r>
+        <w:t>[19]</w:t>
+      </w:r>
+      <w:r>
+        <w:t>. Means and standard deviations were therefore analyzed descriptively and were not converted into affinities or free energies. Prepared structures, exact grid-center coordinates, run definitions, raw scores, logs, poses, and interaction tables were unavailable.</w:t>
       </w:r>
     </w:p>
     <w:p>
@@ -329,6 +452,43 @@
         <w:keepNext/>
       </w:pPr>
       <w:r>
+        <w:t>Ongoing molecular-dynamics extension</w:t>
+      </w:r>
+    </w:p>
+    <w:p>
+      <w:pPr>
+        <w:pStyle w:val="Normal"/>
+      </w:pPr>
+      <w:r>
+        <w:t xml:space="preserve">A prespecified 100-ns MD extension covers apo human AChE and AChE complexes labelled for ALLLHRC, FLLHTTR, and YLSLLQR. Planned simulations use GROMACS </w:t>
+      </w:r>
+      <w:r>
+        <w:t>[20]</w:t>
+      </w:r>
+      <w:r>
+        <w:t xml:space="preserve"> with the Amber99SB-ILDN force field </w:t>
+      </w:r>
+      <w:r>
+        <w:t>[21]</w:t>
+      </w:r>
+      <w:r>
+        <w:t>, TIP3P water, a triclinic periodic box with a 1.0-nm solute-to-boundary distance, neutralization, and 0.15 mol/L NaCl. Energy minimization comprises 2,000 steepest-descent steps with heavy-atom positional restraints. Equilibration comprises 1.0 ns restrained NVT heating from 10 to 300 K, 1.0 ns restrained NPT equilibration, and 1.0 ns unrestrained NPT equilibration at 300 K and 1 bar.</w:t>
+      </w:r>
+    </w:p>
+    <w:p>
+      <w:pPr>
+        <w:pStyle w:val="Normal"/>
+      </w:pPr>
+      <w:r>
+        <w:t>The production stage is specified as 100 ns with a 2-fs time step, LINCS constraints on hydrogen-containing bonds, particle-mesh Ewald electrostatics, velocity-rescale temperature coupling, and Berendsen pressure coupling. Coordinates are scheduled every 20 ps, yielding 5,000 planned frames per trajectory. Prespecified outputs include complex-, AChE-, and peptide-level RMSD/RMSF, radius of gyration, solvent-accessible surface area, secondary structure, radial distribution functions, hydrogen bonds, residue contacts, and bridging-water analyses. Trajectory processing and quality control are ongoing; the resulting stability, convergence, and contact measurements will be incorporated after the prespecified analysis is complete.</w:t>
+      </w:r>
+    </w:p>
+    <w:p>
+      <w:pPr>
+        <w:pStyle w:val="Heading3"/>
+        <w:keepNext/>
+      </w:pPr>
+      <w:r>
         <w:t>Statistical analysis</w:t>
       </w:r>
     </w:p>
@@ -337,7 +497,7 @@
         <w:pStyle w:val="Normal"/>
       </w:pPr>
       <w:r>
-        <w:t>All analyses were descriptive. Retention percentages used the preceding documented stage as denominator. Candidate sequences are computational units nested within samples, assemblies, genomes, and homologous groups, not independent biological replicates. Consequently, aggregate healthy-versus-periodontitis hypothesis tests, confidence intervals, and effect estimates were not calculated.</w:t>
+        <w:t>All current analyses were descriptive. Retention percentages used the immediately preceding documented stage or another explicitly stated denominator. Candidate sequences are computational units nested within samples, assemblies, genomes, and homologous groups; they are not independent biological replicates. Aggregate peptide counts therefore were not used for healthy-versus-periodontitis hypothesis tests, confidence intervals, or effect estimates. Branch sums, numerator≤denominator constraints, the NTxPred2 evaluated/not-evaluated partition, downstream monotonicity, sequence uniqueness, composition, and docking-score ordering were checked deterministically.</w:t>
       </w:r>
     </w:p>
     <w:p>
@@ -355,7 +515,7 @@
         <w:keepNext/>
       </w:pPr>
       <w:r>
-        <w:t>Aggregate prioritization funnel</w:t>
+        <w:t>Sequence-evidence filtering and BBB-high outputs</w:t>
       </w:r>
     </w:p>
     <w:p>
@@ -363,7 +523,40 @@
         <w:pStyle w:val="Normal"/>
       </w:pPr>
       <w:r>
-        <w:t>Sequence-evidence filtering retained 31,510/11,269,961 healthy-labelled candidates (0.2796%) and 33,786/11,721,988 periodontitis-labelled candidates (0.2882%). The periodontitis-labelled branch contained 3,518 BBB-high outputs. NTxPred2 evaluated 3,299, of which 923 were model-positive; 219 candidates were below its stated length range. Later filters yielded 111 metal-binding-positive candidates, 15 candidates with CHEL≥0.25, 12 with CHEL≥0.25 and FRS&lt;0.50, and 8 with CHEL≥0.25 and FRS&lt;0.45 (Table 1). Because the NTxPred2-to-mebipred row-level handoff was unavailable, 111/923 was not treated as a verified transition rate.</w:t>
+        <w:t>Sequence-evidence filtering retained 31,510/11,269,961 healthy-labelled candidates (0.2796%) and 33,786/11,721,988 periodontitis-labelled candidates (0.2882%). In the healthy-labelled branch, 3,359/30,557 short candidates (10.99%) and 40/953 long candidates (4.20%) were BBB-high. In the periodontitis-labelled branch, 3,446/32,754 short candidates (10.52%) and 72/1,032 long candidates (6.98%) were BBB-high, yielding 3,518 candidates in total. Short peptides represented 97.95% of this BBB-high set.</w:t>
+      </w:r>
+    </w:p>
+    <w:p>
+      <w:pPr>
+        <w:pStyle w:val="Normal"/>
+      </w:pPr>
+      <w:r>
+        <w:t>The supplied periodontitis-labelled length summary contained 547 candidates at 5–7 aa, 2,893 at 8–15 aa, 6 at 16–30 aa, and 72 at 31–50 aa. Thus, the prioritized set was dominated by short sequences. Missing row identities prevented assessment of sequence overlap, taxonomic distribution, or participant-level prevalence.</w:t>
+      </w:r>
+    </w:p>
+    <w:p>
+      <w:pPr>
+        <w:pStyle w:val="Normal"/>
+      </w:pPr>
+      <w:r>
+        <w:t>A broad antimicrobial output was nearly saturated: 30,537/30,557 healthy-labelled short candidates (99.93%) and 32,721/32,754 periodontitis-labelled short candidates (99.90%) exceeded the common 0.80 threshold. Such near-universal positivity is unlikely to represent the prevalence of experimentally active oral antibiotics and instead indicates possible domain shift, calibration limitations, or an unsuitable common threshold for that label.</w:t>
+      </w:r>
+    </w:p>
+    <w:p>
+      <w:pPr>
+        <w:pStyle w:val="Heading3"/>
+        <w:keepNext/>
+      </w:pPr>
+      <w:r>
+        <w:t>Serial model prioritization</w:t>
+      </w:r>
+    </w:p>
+    <w:p>
+      <w:pPr>
+        <w:pStyle w:val="Normal"/>
+      </w:pPr>
+      <w:r>
+        <w:t>NTxPred2 evaluated 3,299/3,518 periodontitis-labelled BBB-high candidates (93.77%); 219/3,518 (6.23%) were outside the stated length range. Among evaluated candidates, 923/3,299 (27.98%) were model-positive. Subsequent aggregate filters retained 111 mebipred-positive candidates, 15 candidates with CHEL≥0.25, 12 candidates with CHEL≥0.25 and FRS&lt;0.50, and 8 candidates with CHEL≥0.25 and FRS&lt;0.45 (Table 1). Tightening the FRS threshold retained 8/12 (66.67%) of the main count. Because candidate-level handoff data were unavailable, 111/923 was not interpreted as a verified transition rate.</w:t>
       </w:r>
     </w:p>
     <w:p>
@@ -418,12 +611,12 @@
           <w:p>
             <w:pPr>
               <w:pStyle w:val="TableText"/>
-              <w:spacing w:before="0" w:after="0" w:line="220" w:lineRule="auto"/>
-            </w:pPr>
-            <w:r>
-              <w:rPr>
-                <w:sz w:val="17"/>
-                <w:szCs w:val="17"/>
+              <w:spacing w:before="0" w:after="0" w:line="240" w:lineRule="auto"/>
+            </w:pPr>
+            <w:r>
+              <w:rPr>
+                <w:sz w:val="20"/>
+                <w:szCs w:val="20"/>
               </w:rPr>
               <w:t>Stage</w:t>
             </w:r>
@@ -440,12 +633,12 @@
           <w:p>
             <w:pPr>
               <w:pStyle w:val="TableText"/>
-              <w:spacing w:before="0" w:after="0" w:line="220" w:lineRule="auto"/>
-            </w:pPr>
-            <w:r>
-              <w:rPr>
-                <w:sz w:val="17"/>
-                <w:szCs w:val="17"/>
+              <w:spacing w:before="0" w:after="0" w:line="240" w:lineRule="auto"/>
+            </w:pPr>
+            <w:r>
+              <w:rPr>
+                <w:sz w:val="20"/>
+                <w:szCs w:val="20"/>
               </w:rPr>
               <w:t>Operational rule</w:t>
             </w:r>
@@ -462,12 +655,12 @@
           <w:p>
             <w:pPr>
               <w:pStyle w:val="TableText"/>
-              <w:spacing w:before="0" w:after="0" w:line="220" w:lineRule="auto"/>
-            </w:pPr>
-            <w:r>
-              <w:rPr>
-                <w:sz w:val="17"/>
-                <w:szCs w:val="17"/>
+              <w:spacing w:before="0" w:after="0" w:line="240" w:lineRule="auto"/>
+            </w:pPr>
+            <w:r>
+              <w:rPr>
+                <w:sz w:val="20"/>
+                <w:szCs w:val="20"/>
               </w:rPr>
               <w:t>n</w:t>
             </w:r>
@@ -484,12 +677,12 @@
           <w:p>
             <w:pPr>
               <w:pStyle w:val="TableText"/>
-              <w:spacing w:before="0" w:after="0" w:line="220" w:lineRule="auto"/>
-            </w:pPr>
-            <w:r>
-              <w:rPr>
-                <w:sz w:val="17"/>
-                <w:szCs w:val="17"/>
+              <w:spacing w:before="0" w:after="0" w:line="240" w:lineRule="auto"/>
+            </w:pPr>
+            <w:r>
+              <w:rPr>
+                <w:sz w:val="20"/>
+                <w:szCs w:val="20"/>
               </w:rPr>
               <w:t>Denominator or limitation</w:t>
             </w:r>
@@ -505,12 +698,12 @@
           <w:p>
             <w:pPr>
               <w:pStyle w:val="TableText"/>
-              <w:spacing w:before="0" w:after="0" w:line="220" w:lineRule="auto"/>
-            </w:pPr>
-            <w:r>
-              <w:rPr>
-                <w:sz w:val="17"/>
-                <w:szCs w:val="17"/>
+              <w:spacing w:before="0" w:after="0" w:line="240" w:lineRule="auto"/>
+            </w:pPr>
+            <w:r>
+              <w:rPr>
+                <w:sz w:val="20"/>
+                <w:szCs w:val="20"/>
               </w:rPr>
               <w:t>Healthy-labelled smORFs</w:t>
             </w:r>
@@ -524,12 +717,12 @@
           <w:p>
             <w:pPr>
               <w:pStyle w:val="TableText"/>
-              <w:spacing w:before="0" w:after="0" w:line="220" w:lineRule="auto"/>
-            </w:pPr>
-            <w:r>
-              <w:rPr>
-                <w:sz w:val="17"/>
-                <w:szCs w:val="17"/>
+              <w:spacing w:before="0" w:after="0" w:line="240" w:lineRule="auto"/>
+            </w:pPr>
+            <w:r>
+              <w:rPr>
+                <w:sz w:val="20"/>
+                <w:szCs w:val="20"/>
               </w:rPr>
               <w:t>4–50 aa</w:t>
             </w:r>
@@ -543,12 +736,12 @@
           <w:p>
             <w:pPr>
               <w:pStyle w:val="TableText"/>
-              <w:spacing w:before="0" w:after="0" w:line="220" w:lineRule="auto"/>
-            </w:pPr>
-            <w:r>
-              <w:rPr>
-                <w:sz w:val="17"/>
-                <w:szCs w:val="17"/>
+              <w:spacing w:before="0" w:after="0" w:line="240" w:lineRule="auto"/>
+            </w:pPr>
+            <w:r>
+              <w:rPr>
+                <w:sz w:val="20"/>
+                <w:szCs w:val="20"/>
               </w:rPr>
               <w:t>11,269,961</w:t>
             </w:r>
@@ -562,12 +755,12 @@
           <w:p>
             <w:pPr>
               <w:pStyle w:val="TableText"/>
-              <w:spacing w:before="0" w:after="0" w:line="220" w:lineRule="auto"/>
-            </w:pPr>
-            <w:r>
-              <w:rPr>
-                <w:sz w:val="17"/>
-                <w:szCs w:val="17"/>
+              <w:spacing w:before="0" w:after="0" w:line="240" w:lineRule="auto"/>
+            </w:pPr>
+            <w:r>
+              <w:rPr>
+                <w:sz w:val="20"/>
+                <w:szCs w:val="20"/>
               </w:rPr>
               <w:t>Initial library</w:t>
             </w:r>
@@ -583,12 +776,12 @@
           <w:p>
             <w:pPr>
               <w:pStyle w:val="TableText"/>
-              <w:spacing w:before="0" w:after="0" w:line="220" w:lineRule="auto"/>
-            </w:pPr>
-            <w:r>
-              <w:rPr>
-                <w:sz w:val="17"/>
-                <w:szCs w:val="17"/>
+              <w:spacing w:before="0" w:after="0" w:line="240" w:lineRule="auto"/>
+            </w:pPr>
+            <w:r>
+              <w:rPr>
+                <w:sz w:val="20"/>
+                <w:szCs w:val="20"/>
               </w:rPr>
               <w:t>Periodontitis-labelled smORFs</w:t>
             </w:r>
@@ -602,12 +795,12 @@
           <w:p>
             <w:pPr>
               <w:pStyle w:val="TableText"/>
-              <w:spacing w:before="0" w:after="0" w:line="220" w:lineRule="auto"/>
-            </w:pPr>
-            <w:r>
-              <w:rPr>
-                <w:sz w:val="17"/>
-                <w:szCs w:val="17"/>
+              <w:spacing w:before="0" w:after="0" w:line="240" w:lineRule="auto"/>
+            </w:pPr>
+            <w:r>
+              <w:rPr>
+                <w:sz w:val="20"/>
+                <w:szCs w:val="20"/>
               </w:rPr>
               <w:t>4–50 aa</w:t>
             </w:r>
@@ -621,12 +814,12 @@
           <w:p>
             <w:pPr>
               <w:pStyle w:val="TableText"/>
-              <w:spacing w:before="0" w:after="0" w:line="220" w:lineRule="auto"/>
-            </w:pPr>
-            <w:r>
-              <w:rPr>
-                <w:sz w:val="17"/>
-                <w:szCs w:val="17"/>
+              <w:spacing w:before="0" w:after="0" w:line="240" w:lineRule="auto"/>
+            </w:pPr>
+            <w:r>
+              <w:rPr>
+                <w:sz w:val="20"/>
+                <w:szCs w:val="20"/>
               </w:rPr>
               <w:t>11,721,988</w:t>
             </w:r>
@@ -640,12 +833,12 @@
           <w:p>
             <w:pPr>
               <w:pStyle w:val="TableText"/>
-              <w:spacing w:before="0" w:after="0" w:line="220" w:lineRule="auto"/>
-            </w:pPr>
-            <w:r>
-              <w:rPr>
-                <w:sz w:val="17"/>
-                <w:szCs w:val="17"/>
+              <w:spacing w:before="0" w:after="0" w:line="240" w:lineRule="auto"/>
+            </w:pPr>
+            <w:r>
+              <w:rPr>
+                <w:sz w:val="20"/>
+                <w:szCs w:val="20"/>
               </w:rPr>
               <w:t>Initial library</w:t>
             </w:r>
@@ -661,12 +854,12 @@
           <w:p>
             <w:pPr>
               <w:pStyle w:val="TableText"/>
-              <w:spacing w:before="0" w:after="0" w:line="220" w:lineRule="auto"/>
-            </w:pPr>
-            <w:r>
-              <w:rPr>
-                <w:sz w:val="17"/>
-                <w:szCs w:val="17"/>
+              <w:spacing w:before="0" w:after="0" w:line="240" w:lineRule="auto"/>
+            </w:pPr>
+            <w:r>
+              <w:rPr>
+                <w:sz w:val="20"/>
+                <w:szCs w:val="20"/>
               </w:rPr>
               <w:t>Evidence-filtered healthy-labelled</w:t>
             </w:r>
@@ -680,12 +873,12 @@
           <w:p>
             <w:pPr>
               <w:pStyle w:val="TableText"/>
-              <w:spacing w:before="0" w:after="0" w:line="220" w:lineRule="auto"/>
-            </w:pPr>
-            <w:r>
-              <w:rPr>
-                <w:sz w:val="17"/>
-                <w:szCs w:val="17"/>
+              <w:spacing w:before="0" w:after="0" w:line="240" w:lineRule="auto"/>
+            </w:pPr>
+            <w:r>
+              <w:rPr>
+                <w:sz w:val="20"/>
+                <w:szCs w:val="20"/>
               </w:rPr>
               <w:t>Exact match and dereplication</w:t>
             </w:r>
@@ -699,12 +892,12 @@
           <w:p>
             <w:pPr>
               <w:pStyle w:val="TableText"/>
-              <w:spacing w:before="0" w:after="0" w:line="220" w:lineRule="auto"/>
-            </w:pPr>
-            <w:r>
-              <w:rPr>
-                <w:sz w:val="17"/>
-                <w:szCs w:val="17"/>
+              <w:spacing w:before="0" w:after="0" w:line="240" w:lineRule="auto"/>
+            </w:pPr>
+            <w:r>
+              <w:rPr>
+                <w:sz w:val="20"/>
+                <w:szCs w:val="20"/>
               </w:rPr>
               <w:t>31,510</w:t>
             </w:r>
@@ -718,12 +911,12 @@
           <w:p>
             <w:pPr>
               <w:pStyle w:val="TableText"/>
-              <w:spacing w:before="0" w:after="0" w:line="220" w:lineRule="auto"/>
-            </w:pPr>
-            <w:r>
-              <w:rPr>
-                <w:sz w:val="17"/>
-                <w:szCs w:val="17"/>
+              <w:spacing w:before="0" w:after="0" w:line="240" w:lineRule="auto"/>
+            </w:pPr>
+            <w:r>
+              <w:rPr>
+                <w:sz w:val="20"/>
+                <w:szCs w:val="20"/>
               </w:rPr>
               <w:t>11,269,961</w:t>
             </w:r>
@@ -739,12 +932,12 @@
           <w:p>
             <w:pPr>
               <w:pStyle w:val="TableText"/>
-              <w:spacing w:before="0" w:after="0" w:line="220" w:lineRule="auto"/>
-            </w:pPr>
-            <w:r>
-              <w:rPr>
-                <w:sz w:val="17"/>
-                <w:szCs w:val="17"/>
+              <w:spacing w:before="0" w:after="0" w:line="240" w:lineRule="auto"/>
+            </w:pPr>
+            <w:r>
+              <w:rPr>
+                <w:sz w:val="20"/>
+                <w:szCs w:val="20"/>
               </w:rPr>
               <w:t>Evidence-filtered periodontitis-labelled</w:t>
             </w:r>
@@ -758,12 +951,12 @@
           <w:p>
             <w:pPr>
               <w:pStyle w:val="TableText"/>
-              <w:spacing w:before="0" w:after="0" w:line="220" w:lineRule="auto"/>
-            </w:pPr>
-            <w:r>
-              <w:rPr>
-                <w:sz w:val="17"/>
-                <w:szCs w:val="17"/>
+              <w:spacing w:before="0" w:after="0" w:line="240" w:lineRule="auto"/>
+            </w:pPr>
+            <w:r>
+              <w:rPr>
+                <w:sz w:val="20"/>
+                <w:szCs w:val="20"/>
               </w:rPr>
               <w:t>Exact match and dereplication</w:t>
             </w:r>
@@ -777,12 +970,12 @@
           <w:p>
             <w:pPr>
               <w:pStyle w:val="TableText"/>
-              <w:spacing w:before="0" w:after="0" w:line="220" w:lineRule="auto"/>
-            </w:pPr>
-            <w:r>
-              <w:rPr>
-                <w:sz w:val="17"/>
-                <w:szCs w:val="17"/>
+              <w:spacing w:before="0" w:after="0" w:line="240" w:lineRule="auto"/>
+            </w:pPr>
+            <w:r>
+              <w:rPr>
+                <w:sz w:val="20"/>
+                <w:szCs w:val="20"/>
               </w:rPr>
               <w:t>33,786</w:t>
             </w:r>
@@ -796,12 +989,12 @@
           <w:p>
             <w:pPr>
               <w:pStyle w:val="TableText"/>
-              <w:spacing w:before="0" w:after="0" w:line="220" w:lineRule="auto"/>
-            </w:pPr>
-            <w:r>
-              <w:rPr>
-                <w:sz w:val="17"/>
-                <w:szCs w:val="17"/>
+              <w:spacing w:before="0" w:after="0" w:line="240" w:lineRule="auto"/>
+            </w:pPr>
+            <w:r>
+              <w:rPr>
+                <w:sz w:val="20"/>
+                <w:szCs w:val="20"/>
               </w:rPr>
               <w:t>11,721,988</w:t>
             </w:r>
@@ -817,71 +1010,71 @@
           <w:p>
             <w:pPr>
               <w:pStyle w:val="TableText"/>
-              <w:spacing w:before="0" w:after="0" w:line="220" w:lineRule="auto"/>
-            </w:pPr>
-            <w:r>
-              <w:rPr>
-                <w:sz w:val="17"/>
-                <w:szCs w:val="17"/>
-              </w:rPr>
-              <w:t>BBB-high</w:t>
-            </w:r>
-          </w:p>
-        </w:tc>
-        <w:tc>
-          <w:tcPr>
-            <w:tcW w:w="2340" w:type="dxa"/>
-            <w:vAlign w:val="center"/>
-          </w:tcPr>
-          <w:p>
-            <w:pPr>
-              <w:pStyle w:val="TableText"/>
-              <w:spacing w:before="0" w:after="0" w:line="220" w:lineRule="auto"/>
-            </w:pPr>
-            <w:r>
-              <w:rPr>
-                <w:sz w:val="17"/>
-                <w:szCs w:val="17"/>
-              </w:rPr>
-              <w:t>UniDL4BioPep output≥0.80</w:t>
-            </w:r>
-          </w:p>
-        </w:tc>
-        <w:tc>
-          <w:tcPr>
-            <w:tcW w:w="2340" w:type="dxa"/>
-            <w:vAlign w:val="center"/>
-          </w:tcPr>
-          <w:p>
-            <w:pPr>
-              <w:pStyle w:val="TableText"/>
-              <w:spacing w:before="0" w:after="0" w:line="220" w:lineRule="auto"/>
-            </w:pPr>
-            <w:r>
-              <w:rPr>
-                <w:sz w:val="17"/>
-                <w:szCs w:val="17"/>
-              </w:rPr>
-              <w:t>3,518</w:t>
-            </w:r>
-          </w:p>
-        </w:tc>
-        <w:tc>
-          <w:tcPr>
-            <w:tcW w:w="2340" w:type="dxa"/>
-            <w:vAlign w:val="center"/>
-          </w:tcPr>
-          <w:p>
-            <w:pPr>
-              <w:pStyle w:val="TableText"/>
-              <w:spacing w:before="0" w:after="0" w:line="220" w:lineRule="auto"/>
-            </w:pPr>
-            <w:r>
-              <w:rPr>
-                <w:sz w:val="17"/>
-                <w:szCs w:val="17"/>
-              </w:rPr>
-              <w:t>Periodontitis-labelled branch</w:t>
+              <w:spacing w:before="0" w:after="0" w:line="240" w:lineRule="auto"/>
+            </w:pPr>
+            <w:r>
+              <w:rPr>
+                <w:sz w:val="20"/>
+                <w:szCs w:val="20"/>
+              </w:rPr>
+              <w:t>BBB-high short</w:t>
+            </w:r>
+          </w:p>
+        </w:tc>
+        <w:tc>
+          <w:tcPr>
+            <w:tcW w:w="2340" w:type="dxa"/>
+            <w:vAlign w:val="center"/>
+          </w:tcPr>
+          <w:p>
+            <w:pPr>
+              <w:pStyle w:val="TableText"/>
+              <w:spacing w:before="0" w:after="0" w:line="240" w:lineRule="auto"/>
+            </w:pPr>
+            <w:r>
+              <w:rPr>
+                <w:sz w:val="20"/>
+                <w:szCs w:val="20"/>
+              </w:rPr>
+              <w:t>UniDL4BioPep output≥0.80; 5–30 aa</w:t>
+            </w:r>
+          </w:p>
+        </w:tc>
+        <w:tc>
+          <w:tcPr>
+            <w:tcW w:w="2340" w:type="dxa"/>
+            <w:vAlign w:val="center"/>
+          </w:tcPr>
+          <w:p>
+            <w:pPr>
+              <w:pStyle w:val="TableText"/>
+              <w:spacing w:before="0" w:after="0" w:line="240" w:lineRule="auto"/>
+            </w:pPr>
+            <w:r>
+              <w:rPr>
+                <w:sz w:val="20"/>
+                <w:szCs w:val="20"/>
+              </w:rPr>
+              <w:t>3,446</w:t>
+            </w:r>
+          </w:p>
+        </w:tc>
+        <w:tc>
+          <w:tcPr>
+            <w:tcW w:w="2340" w:type="dxa"/>
+            <w:vAlign w:val="center"/>
+          </w:tcPr>
+          <w:p>
+            <w:pPr>
+              <w:pStyle w:val="TableText"/>
+              <w:spacing w:before="0" w:after="0" w:line="240" w:lineRule="auto"/>
+            </w:pPr>
+            <w:r>
+              <w:rPr>
+                <w:sz w:val="20"/>
+                <w:szCs w:val="20"/>
+              </w:rPr>
+              <w:t>32,754</w:t>
             </w:r>
           </w:p>
         </w:tc>
@@ -895,71 +1088,71 @@
           <w:p>
             <w:pPr>
               <w:pStyle w:val="TableText"/>
-              <w:spacing w:before="0" w:after="0" w:line="220" w:lineRule="auto"/>
-            </w:pPr>
-            <w:r>
-              <w:rPr>
-                <w:sz w:val="17"/>
-                <w:szCs w:val="17"/>
-              </w:rPr>
-              <w:t>NTxPred2 evaluated</w:t>
-            </w:r>
-          </w:p>
-        </w:tc>
-        <w:tc>
-          <w:tcPr>
-            <w:tcW w:w="2340" w:type="dxa"/>
-            <w:vAlign w:val="center"/>
-          </w:tcPr>
-          <w:p>
-            <w:pPr>
-              <w:pStyle w:val="TableText"/>
-              <w:spacing w:before="0" w:after="0" w:line="220" w:lineRule="auto"/>
-            </w:pPr>
-            <w:r>
-              <w:rPr>
-                <w:sz w:val="17"/>
-                <w:szCs w:val="17"/>
-              </w:rPr>
-              <w:t>7–50 aa</w:t>
-            </w:r>
-          </w:p>
-        </w:tc>
-        <w:tc>
-          <w:tcPr>
-            <w:tcW w:w="2340" w:type="dxa"/>
-            <w:vAlign w:val="center"/>
-          </w:tcPr>
-          <w:p>
-            <w:pPr>
-              <w:pStyle w:val="TableText"/>
-              <w:spacing w:before="0" w:after="0" w:line="220" w:lineRule="auto"/>
-            </w:pPr>
-            <w:r>
-              <w:rPr>
-                <w:sz w:val="17"/>
-                <w:szCs w:val="17"/>
-              </w:rPr>
-              <w:t>3,299</w:t>
-            </w:r>
-          </w:p>
-        </w:tc>
-        <w:tc>
-          <w:tcPr>
-            <w:tcW w:w="2340" w:type="dxa"/>
-            <w:vAlign w:val="center"/>
-          </w:tcPr>
-          <w:p>
-            <w:pPr>
-              <w:pStyle w:val="TableText"/>
-              <w:spacing w:before="0" w:after="0" w:line="220" w:lineRule="auto"/>
-            </w:pPr>
-            <w:r>
-              <w:rPr>
-                <w:sz w:val="17"/>
-                <w:szCs w:val="17"/>
-              </w:rPr>
-              <w:t>3,518</w:t>
+              <w:spacing w:before="0" w:after="0" w:line="240" w:lineRule="auto"/>
+            </w:pPr>
+            <w:r>
+              <w:rPr>
+                <w:sz w:val="20"/>
+                <w:szCs w:val="20"/>
+              </w:rPr>
+              <w:t>BBB-high long</w:t>
+            </w:r>
+          </w:p>
+        </w:tc>
+        <w:tc>
+          <w:tcPr>
+            <w:tcW w:w="2340" w:type="dxa"/>
+            <w:vAlign w:val="center"/>
+          </w:tcPr>
+          <w:p>
+            <w:pPr>
+              <w:pStyle w:val="TableText"/>
+              <w:spacing w:before="0" w:after="0" w:line="240" w:lineRule="auto"/>
+            </w:pPr>
+            <w:r>
+              <w:rPr>
+                <w:sz w:val="20"/>
+                <w:szCs w:val="20"/>
+              </w:rPr>
+              <w:t>UniDL4BioPep output≥0.80; 31–50 aa</w:t>
+            </w:r>
+          </w:p>
+        </w:tc>
+        <w:tc>
+          <w:tcPr>
+            <w:tcW w:w="2340" w:type="dxa"/>
+            <w:vAlign w:val="center"/>
+          </w:tcPr>
+          <w:p>
+            <w:pPr>
+              <w:pStyle w:val="TableText"/>
+              <w:spacing w:before="0" w:after="0" w:line="240" w:lineRule="auto"/>
+            </w:pPr>
+            <w:r>
+              <w:rPr>
+                <w:sz w:val="20"/>
+                <w:szCs w:val="20"/>
+              </w:rPr>
+              <w:t>72</w:t>
+            </w:r>
+          </w:p>
+        </w:tc>
+        <w:tc>
+          <w:tcPr>
+            <w:tcW w:w="2340" w:type="dxa"/>
+            <w:vAlign w:val="center"/>
+          </w:tcPr>
+          <w:p>
+            <w:pPr>
+              <w:pStyle w:val="TableText"/>
+              <w:spacing w:before="0" w:after="0" w:line="240" w:lineRule="auto"/>
+            </w:pPr>
+            <w:r>
+              <w:rPr>
+                <w:sz w:val="20"/>
+                <w:szCs w:val="20"/>
+              </w:rPr>
+              <w:t>1,032</w:t>
             </w:r>
           </w:p>
         </w:tc>
@@ -973,71 +1166,71 @@
           <w:p>
             <w:pPr>
               <w:pStyle w:val="TableText"/>
-              <w:spacing w:before="0" w:after="0" w:line="220" w:lineRule="auto"/>
-            </w:pPr>
-            <w:r>
-              <w:rPr>
-                <w:sz w:val="17"/>
-                <w:szCs w:val="17"/>
-              </w:rPr>
-              <w:t>NTxPred2-positive</w:t>
-            </w:r>
-          </w:p>
-        </w:tc>
-        <w:tc>
-          <w:tcPr>
-            <w:tcW w:w="2340" w:type="dxa"/>
-            <w:vAlign w:val="center"/>
-          </w:tcPr>
-          <w:p>
-            <w:pPr>
-              <w:pStyle w:val="TableText"/>
-              <w:spacing w:before="0" w:after="0" w:line="220" w:lineRule="auto"/>
-            </w:pPr>
-            <w:r>
-              <w:rPr>
-                <w:sz w:val="17"/>
-                <w:szCs w:val="17"/>
-              </w:rPr>
-              <w:t>Model-positive label</w:t>
-            </w:r>
-          </w:p>
-        </w:tc>
-        <w:tc>
-          <w:tcPr>
-            <w:tcW w:w="2340" w:type="dxa"/>
-            <w:vAlign w:val="center"/>
-          </w:tcPr>
-          <w:p>
-            <w:pPr>
-              <w:pStyle w:val="TableText"/>
-              <w:spacing w:before="0" w:after="0" w:line="220" w:lineRule="auto"/>
-            </w:pPr>
-            <w:r>
-              <w:rPr>
-                <w:sz w:val="17"/>
-                <w:szCs w:val="17"/>
-              </w:rPr>
-              <w:t>923</w:t>
-            </w:r>
-          </w:p>
-        </w:tc>
-        <w:tc>
-          <w:tcPr>
-            <w:tcW w:w="2340" w:type="dxa"/>
-            <w:vAlign w:val="center"/>
-          </w:tcPr>
-          <w:p>
-            <w:pPr>
-              <w:pStyle w:val="TableText"/>
-              <w:spacing w:before="0" w:after="0" w:line="220" w:lineRule="auto"/>
-            </w:pPr>
-            <w:r>
-              <w:rPr>
-                <w:sz w:val="17"/>
-                <w:szCs w:val="17"/>
-              </w:rPr>
-              <w:t>3,299</w:t>
+              <w:spacing w:before="0" w:after="0" w:line="240" w:lineRule="auto"/>
+            </w:pPr>
+            <w:r>
+              <w:rPr>
+                <w:sz w:val="20"/>
+                <w:szCs w:val="20"/>
+              </w:rPr>
+              <w:t>BBB-high total</w:t>
+            </w:r>
+          </w:p>
+        </w:tc>
+        <w:tc>
+          <w:tcPr>
+            <w:tcW w:w="2340" w:type="dxa"/>
+            <w:vAlign w:val="center"/>
+          </w:tcPr>
+          <w:p>
+            <w:pPr>
+              <w:pStyle w:val="TableText"/>
+              <w:spacing w:before="0" w:after="0" w:line="240" w:lineRule="auto"/>
+            </w:pPr>
+            <w:r>
+              <w:rPr>
+                <w:sz w:val="20"/>
+                <w:szCs w:val="20"/>
+              </w:rPr>
+              <w:t>Short + long</w:t>
+            </w:r>
+          </w:p>
+        </w:tc>
+        <w:tc>
+          <w:tcPr>
+            <w:tcW w:w="2340" w:type="dxa"/>
+            <w:vAlign w:val="center"/>
+          </w:tcPr>
+          <w:p>
+            <w:pPr>
+              <w:pStyle w:val="TableText"/>
+              <w:spacing w:before="0" w:after="0" w:line="240" w:lineRule="auto"/>
+            </w:pPr>
+            <w:r>
+              <w:rPr>
+                <w:sz w:val="20"/>
+                <w:szCs w:val="20"/>
+              </w:rPr>
+              <w:t>3,518</w:t>
+            </w:r>
+          </w:p>
+        </w:tc>
+        <w:tc>
+          <w:tcPr>
+            <w:tcW w:w="2340" w:type="dxa"/>
+            <w:vAlign w:val="center"/>
+          </w:tcPr>
+          <w:p>
+            <w:pPr>
+              <w:pStyle w:val="TableText"/>
+              <w:spacing w:before="0" w:after="0" w:line="240" w:lineRule="auto"/>
+            </w:pPr>
+            <w:r>
+              <w:rPr>
+                <w:sz w:val="20"/>
+                <w:szCs w:val="20"/>
+              </w:rPr>
+              <w:t>Arithmetic sum</w:t>
             </w:r>
           </w:p>
         </w:tc>
@@ -1051,71 +1244,71 @@
           <w:p>
             <w:pPr>
               <w:pStyle w:val="TableText"/>
-              <w:spacing w:before="0" w:after="0" w:line="220" w:lineRule="auto"/>
-            </w:pPr>
-            <w:r>
-              <w:rPr>
-                <w:sz w:val="17"/>
-                <w:szCs w:val="17"/>
-              </w:rPr>
-              <w:t>Metal-binding-positive</w:t>
-            </w:r>
-          </w:p>
-        </w:tc>
-        <w:tc>
-          <w:tcPr>
-            <w:tcW w:w="2340" w:type="dxa"/>
-            <w:vAlign w:val="center"/>
-          </w:tcPr>
-          <w:p>
-            <w:pPr>
-              <w:pStyle w:val="TableText"/>
-              <w:spacing w:before="0" w:after="0" w:line="220" w:lineRule="auto"/>
-            </w:pPr>
-            <w:r>
-              <w:rPr>
-                <w:sz w:val="17"/>
-                <w:szCs w:val="17"/>
-              </w:rPr>
-              <w:t>Mebipred output≥0.50</w:t>
-            </w:r>
-          </w:p>
-        </w:tc>
-        <w:tc>
-          <w:tcPr>
-            <w:tcW w:w="2340" w:type="dxa"/>
-            <w:vAlign w:val="center"/>
-          </w:tcPr>
-          <w:p>
-            <w:pPr>
-              <w:pStyle w:val="TableText"/>
-              <w:spacing w:before="0" w:after="0" w:line="220" w:lineRule="auto"/>
-            </w:pPr>
-            <w:r>
-              <w:rPr>
-                <w:sz w:val="17"/>
-                <w:szCs w:val="17"/>
-              </w:rPr>
-              <w:t>111</w:t>
-            </w:r>
-          </w:p>
-        </w:tc>
-        <w:tc>
-          <w:tcPr>
-            <w:tcW w:w="2340" w:type="dxa"/>
-            <w:vAlign w:val="center"/>
-          </w:tcPr>
-          <w:p>
-            <w:pPr>
-              <w:pStyle w:val="TableText"/>
-              <w:spacing w:before="0" w:after="0" w:line="220" w:lineRule="auto"/>
-            </w:pPr>
-            <w:r>
-              <w:rPr>
-                <w:sz w:val="17"/>
-                <w:szCs w:val="17"/>
-              </w:rPr>
-              <w:t>Row-level handoff unavailable</w:t>
+              <w:spacing w:before="0" w:after="0" w:line="240" w:lineRule="auto"/>
+            </w:pPr>
+            <w:r>
+              <w:rPr>
+                <w:sz w:val="20"/>
+                <w:szCs w:val="20"/>
+              </w:rPr>
+              <w:t>NTxPred2 evaluated</w:t>
+            </w:r>
+          </w:p>
+        </w:tc>
+        <w:tc>
+          <w:tcPr>
+            <w:tcW w:w="2340" w:type="dxa"/>
+            <w:vAlign w:val="center"/>
+          </w:tcPr>
+          <w:p>
+            <w:pPr>
+              <w:pStyle w:val="TableText"/>
+              <w:spacing w:before="0" w:after="0" w:line="240" w:lineRule="auto"/>
+            </w:pPr>
+            <w:r>
+              <w:rPr>
+                <w:sz w:val="20"/>
+                <w:szCs w:val="20"/>
+              </w:rPr>
+              <w:t>7–50 aa</w:t>
+            </w:r>
+          </w:p>
+        </w:tc>
+        <w:tc>
+          <w:tcPr>
+            <w:tcW w:w="2340" w:type="dxa"/>
+            <w:vAlign w:val="center"/>
+          </w:tcPr>
+          <w:p>
+            <w:pPr>
+              <w:pStyle w:val="TableText"/>
+              <w:spacing w:before="0" w:after="0" w:line="240" w:lineRule="auto"/>
+            </w:pPr>
+            <w:r>
+              <w:rPr>
+                <w:sz w:val="20"/>
+                <w:szCs w:val="20"/>
+              </w:rPr>
+              <w:t>3,299</w:t>
+            </w:r>
+          </w:p>
+        </w:tc>
+        <w:tc>
+          <w:tcPr>
+            <w:tcW w:w="2340" w:type="dxa"/>
+            <w:vAlign w:val="center"/>
+          </w:tcPr>
+          <w:p>
+            <w:pPr>
+              <w:pStyle w:val="TableText"/>
+              <w:spacing w:before="0" w:after="0" w:line="240" w:lineRule="auto"/>
+            </w:pPr>
+            <w:r>
+              <w:rPr>
+                <w:sz w:val="20"/>
+                <w:szCs w:val="20"/>
+              </w:rPr>
+              <w:t>3,518</w:t>
             </w:r>
           </w:p>
         </w:tc>
@@ -1129,71 +1322,71 @@
           <w:p>
             <w:pPr>
               <w:pStyle w:val="TableText"/>
-              <w:spacing w:before="0" w:after="0" w:line="220" w:lineRule="auto"/>
-            </w:pPr>
-            <w:r>
-              <w:rPr>
-                <w:sz w:val="17"/>
-                <w:szCs w:val="17"/>
-              </w:rPr>
-              <w:t>CHEL-priority</w:t>
-            </w:r>
-          </w:p>
-        </w:tc>
-        <w:tc>
-          <w:tcPr>
-            <w:tcW w:w="2340" w:type="dxa"/>
-            <w:vAlign w:val="center"/>
-          </w:tcPr>
-          <w:p>
-            <w:pPr>
-              <w:pStyle w:val="TableText"/>
-              <w:spacing w:before="0" w:after="0" w:line="220" w:lineRule="auto"/>
-            </w:pPr>
-            <w:r>
-              <w:rPr>
-                <w:sz w:val="17"/>
-                <w:szCs w:val="17"/>
-              </w:rPr>
-              <w:t>CHEL≥0.25</w:t>
-            </w:r>
-          </w:p>
-        </w:tc>
-        <w:tc>
-          <w:tcPr>
-            <w:tcW w:w="2340" w:type="dxa"/>
-            <w:vAlign w:val="center"/>
-          </w:tcPr>
-          <w:p>
-            <w:pPr>
-              <w:pStyle w:val="TableText"/>
-              <w:spacing w:before="0" w:after="0" w:line="220" w:lineRule="auto"/>
-            </w:pPr>
-            <w:r>
-              <w:rPr>
-                <w:sz w:val="17"/>
-                <w:szCs w:val="17"/>
-              </w:rPr>
-              <w:t>15</w:t>
-            </w:r>
-          </w:p>
-        </w:tc>
-        <w:tc>
-          <w:tcPr>
-            <w:tcW w:w="2340" w:type="dxa"/>
-            <w:vAlign w:val="center"/>
-          </w:tcPr>
-          <w:p>
-            <w:pPr>
-              <w:pStyle w:val="TableText"/>
-              <w:spacing w:before="0" w:after="0" w:line="220" w:lineRule="auto"/>
-            </w:pPr>
-            <w:r>
-              <w:rPr>
-                <w:sz w:val="17"/>
-                <w:szCs w:val="17"/>
-              </w:rPr>
-              <w:t>111</w:t>
+              <w:spacing w:before="0" w:after="0" w:line="240" w:lineRule="auto"/>
+            </w:pPr>
+            <w:r>
+              <w:rPr>
+                <w:sz w:val="20"/>
+                <w:szCs w:val="20"/>
+              </w:rPr>
+              <w:t>NTxPred2-positive</w:t>
+            </w:r>
+          </w:p>
+        </w:tc>
+        <w:tc>
+          <w:tcPr>
+            <w:tcW w:w="2340" w:type="dxa"/>
+            <w:vAlign w:val="center"/>
+          </w:tcPr>
+          <w:p>
+            <w:pPr>
+              <w:pStyle w:val="TableText"/>
+              <w:spacing w:before="0" w:after="0" w:line="240" w:lineRule="auto"/>
+            </w:pPr>
+            <w:r>
+              <w:rPr>
+                <w:sz w:val="20"/>
+                <w:szCs w:val="20"/>
+              </w:rPr>
+              <w:t>Model-positive label</w:t>
+            </w:r>
+          </w:p>
+        </w:tc>
+        <w:tc>
+          <w:tcPr>
+            <w:tcW w:w="2340" w:type="dxa"/>
+            <w:vAlign w:val="center"/>
+          </w:tcPr>
+          <w:p>
+            <w:pPr>
+              <w:pStyle w:val="TableText"/>
+              <w:spacing w:before="0" w:after="0" w:line="240" w:lineRule="auto"/>
+            </w:pPr>
+            <w:r>
+              <w:rPr>
+                <w:sz w:val="20"/>
+                <w:szCs w:val="20"/>
+              </w:rPr>
+              <w:t>923</w:t>
+            </w:r>
+          </w:p>
+        </w:tc>
+        <w:tc>
+          <w:tcPr>
+            <w:tcW w:w="2340" w:type="dxa"/>
+            <w:vAlign w:val="center"/>
+          </w:tcPr>
+          <w:p>
+            <w:pPr>
+              <w:pStyle w:val="TableText"/>
+              <w:spacing w:before="0" w:after="0" w:line="240" w:lineRule="auto"/>
+            </w:pPr>
+            <w:r>
+              <w:rPr>
+                <w:sz w:val="20"/>
+                <w:szCs w:val="20"/>
+              </w:rPr>
+              <w:t>3,299</w:t>
             </w:r>
           </w:p>
         </w:tc>
@@ -1207,71 +1400,71 @@
           <w:p>
             <w:pPr>
               <w:pStyle w:val="TableText"/>
-              <w:spacing w:before="0" w:after="0" w:line="220" w:lineRule="auto"/>
-            </w:pPr>
-            <w:r>
-              <w:rPr>
-                <w:sz w:val="17"/>
-                <w:szCs w:val="17"/>
-              </w:rPr>
-              <w:t>Main set</w:t>
-            </w:r>
-          </w:p>
-        </w:tc>
-        <w:tc>
-          <w:tcPr>
-            <w:tcW w:w="2340" w:type="dxa"/>
-            <w:vAlign w:val="center"/>
-          </w:tcPr>
-          <w:p>
-            <w:pPr>
-              <w:pStyle w:val="TableText"/>
-              <w:spacing w:before="0" w:after="0" w:line="220" w:lineRule="auto"/>
-            </w:pPr>
-            <w:r>
-              <w:rPr>
-                <w:sz w:val="17"/>
-                <w:szCs w:val="17"/>
-              </w:rPr>
-              <w:t>CHEL≥0.25 and FRS&lt;0.50</w:t>
-            </w:r>
-          </w:p>
-        </w:tc>
-        <w:tc>
-          <w:tcPr>
-            <w:tcW w:w="2340" w:type="dxa"/>
-            <w:vAlign w:val="center"/>
-          </w:tcPr>
-          <w:p>
-            <w:pPr>
-              <w:pStyle w:val="TableText"/>
-              <w:spacing w:before="0" w:after="0" w:line="220" w:lineRule="auto"/>
-            </w:pPr>
-            <w:r>
-              <w:rPr>
-                <w:sz w:val="17"/>
-                <w:szCs w:val="17"/>
-              </w:rPr>
-              <w:t>12</w:t>
-            </w:r>
-          </w:p>
-        </w:tc>
-        <w:tc>
-          <w:tcPr>
-            <w:tcW w:w="2340" w:type="dxa"/>
-            <w:vAlign w:val="center"/>
-          </w:tcPr>
-          <w:p>
-            <w:pPr>
-              <w:pStyle w:val="TableText"/>
-              <w:spacing w:before="0" w:after="0" w:line="220" w:lineRule="auto"/>
-            </w:pPr>
-            <w:r>
-              <w:rPr>
-                <w:sz w:val="17"/>
-                <w:szCs w:val="17"/>
+              <w:spacing w:before="0" w:after="0" w:line="240" w:lineRule="auto"/>
+            </w:pPr>
+            <w:r>
+              <w:rPr>
+                <w:sz w:val="20"/>
+                <w:szCs w:val="20"/>
+              </w:rPr>
+              <w:t>Metal-binding-positive</w:t>
+            </w:r>
+          </w:p>
+        </w:tc>
+        <w:tc>
+          <w:tcPr>
+            <w:tcW w:w="2340" w:type="dxa"/>
+            <w:vAlign w:val="center"/>
+          </w:tcPr>
+          <w:p>
+            <w:pPr>
+              <w:pStyle w:val="TableText"/>
+              <w:spacing w:before="0" w:after="0" w:line="240" w:lineRule="auto"/>
+            </w:pPr>
+            <w:r>
+              <w:rPr>
+                <w:sz w:val="20"/>
+                <w:szCs w:val="20"/>
+              </w:rPr>
+              <w:t>Mebipred output≥0.50</w:t>
+            </w:r>
+          </w:p>
+        </w:tc>
+        <w:tc>
+          <w:tcPr>
+            <w:tcW w:w="2340" w:type="dxa"/>
+            <w:vAlign w:val="center"/>
+          </w:tcPr>
+          <w:p>
+            <w:pPr>
+              <w:pStyle w:val="TableText"/>
+              <w:spacing w:before="0" w:after="0" w:line="240" w:lineRule="auto"/>
+            </w:pPr>
+            <w:r>
+              <w:rPr>
+                <w:sz w:val="20"/>
+                <w:szCs w:val="20"/>
               </w:rPr>
               <w:t>111</w:t>
+            </w:r>
+          </w:p>
+        </w:tc>
+        <w:tc>
+          <w:tcPr>
+            <w:tcW w:w="2340" w:type="dxa"/>
+            <w:vAlign w:val="center"/>
+          </w:tcPr>
+          <w:p>
+            <w:pPr>
+              <w:pStyle w:val="TableText"/>
+              <w:spacing w:before="0" w:after="0" w:line="240" w:lineRule="auto"/>
+            </w:pPr>
+            <w:r>
+              <w:rPr>
+                <w:sz w:val="20"/>
+                <w:szCs w:val="20"/>
+              </w:rPr>
+              <w:t>Row-level handoff unavailable</w:t>
             </w:r>
           </w:p>
         </w:tc>
@@ -1285,12 +1478,168 @@
           <w:p>
             <w:pPr>
               <w:pStyle w:val="TableText"/>
-              <w:spacing w:before="0" w:after="0" w:line="220" w:lineRule="auto"/>
-            </w:pPr>
-            <w:r>
-              <w:rPr>
-                <w:sz w:val="17"/>
-                <w:szCs w:val="17"/>
+              <w:spacing w:before="0" w:after="0" w:line="240" w:lineRule="auto"/>
+            </w:pPr>
+            <w:r>
+              <w:rPr>
+                <w:sz w:val="20"/>
+                <w:szCs w:val="20"/>
+              </w:rPr>
+              <w:t>CHEL-priority</w:t>
+            </w:r>
+          </w:p>
+        </w:tc>
+        <w:tc>
+          <w:tcPr>
+            <w:tcW w:w="2340" w:type="dxa"/>
+            <w:vAlign w:val="center"/>
+          </w:tcPr>
+          <w:p>
+            <w:pPr>
+              <w:pStyle w:val="TableText"/>
+              <w:spacing w:before="0" w:after="0" w:line="240" w:lineRule="auto"/>
+            </w:pPr>
+            <w:r>
+              <w:rPr>
+                <w:sz w:val="20"/>
+                <w:szCs w:val="20"/>
+              </w:rPr>
+              <w:t>CHEL≥0.25</w:t>
+            </w:r>
+          </w:p>
+        </w:tc>
+        <w:tc>
+          <w:tcPr>
+            <w:tcW w:w="2340" w:type="dxa"/>
+            <w:vAlign w:val="center"/>
+          </w:tcPr>
+          <w:p>
+            <w:pPr>
+              <w:pStyle w:val="TableText"/>
+              <w:spacing w:before="0" w:after="0" w:line="240" w:lineRule="auto"/>
+            </w:pPr>
+            <w:r>
+              <w:rPr>
+                <w:sz w:val="20"/>
+                <w:szCs w:val="20"/>
+              </w:rPr>
+              <w:t>15</w:t>
+            </w:r>
+          </w:p>
+        </w:tc>
+        <w:tc>
+          <w:tcPr>
+            <w:tcW w:w="2340" w:type="dxa"/>
+            <w:vAlign w:val="center"/>
+          </w:tcPr>
+          <w:p>
+            <w:pPr>
+              <w:pStyle w:val="TableText"/>
+              <w:spacing w:before="0" w:after="0" w:line="240" w:lineRule="auto"/>
+            </w:pPr>
+            <w:r>
+              <w:rPr>
+                <w:sz w:val="20"/>
+                <w:szCs w:val="20"/>
+              </w:rPr>
+              <w:t>111</w:t>
+            </w:r>
+          </w:p>
+        </w:tc>
+      </w:tr>
+      <w:tr>
+        <w:tc>
+          <w:tcPr>
+            <w:tcW w:w="2340" w:type="dxa"/>
+            <w:vAlign w:val="center"/>
+          </w:tcPr>
+          <w:p>
+            <w:pPr>
+              <w:pStyle w:val="TableText"/>
+              <w:spacing w:before="0" w:after="0" w:line="240" w:lineRule="auto"/>
+            </w:pPr>
+            <w:r>
+              <w:rPr>
+                <w:sz w:val="20"/>
+                <w:szCs w:val="20"/>
+              </w:rPr>
+              <w:t>Main set</w:t>
+            </w:r>
+          </w:p>
+        </w:tc>
+        <w:tc>
+          <w:tcPr>
+            <w:tcW w:w="2340" w:type="dxa"/>
+            <w:vAlign w:val="center"/>
+          </w:tcPr>
+          <w:p>
+            <w:pPr>
+              <w:pStyle w:val="TableText"/>
+              <w:spacing w:before="0" w:after="0" w:line="240" w:lineRule="auto"/>
+            </w:pPr>
+            <w:r>
+              <w:rPr>
+                <w:sz w:val="20"/>
+                <w:szCs w:val="20"/>
+              </w:rPr>
+              <w:t>CHEL≥0.25 and FRS&lt;0.50</w:t>
+            </w:r>
+          </w:p>
+        </w:tc>
+        <w:tc>
+          <w:tcPr>
+            <w:tcW w:w="2340" w:type="dxa"/>
+            <w:vAlign w:val="center"/>
+          </w:tcPr>
+          <w:p>
+            <w:pPr>
+              <w:pStyle w:val="TableText"/>
+              <w:spacing w:before="0" w:after="0" w:line="240" w:lineRule="auto"/>
+            </w:pPr>
+            <w:r>
+              <w:rPr>
+                <w:sz w:val="20"/>
+                <w:szCs w:val="20"/>
+              </w:rPr>
+              <w:t>12</w:t>
+            </w:r>
+          </w:p>
+        </w:tc>
+        <w:tc>
+          <w:tcPr>
+            <w:tcW w:w="2340" w:type="dxa"/>
+            <w:vAlign w:val="center"/>
+          </w:tcPr>
+          <w:p>
+            <w:pPr>
+              <w:pStyle w:val="TableText"/>
+              <w:spacing w:before="0" w:after="0" w:line="240" w:lineRule="auto"/>
+            </w:pPr>
+            <w:r>
+              <w:rPr>
+                <w:sz w:val="20"/>
+                <w:szCs w:val="20"/>
+              </w:rPr>
+              <w:t>111</w:t>
+            </w:r>
+          </w:p>
+        </w:tc>
+      </w:tr>
+      <w:tr>
+        <w:tc>
+          <w:tcPr>
+            <w:tcW w:w="2340" w:type="dxa"/>
+            <w:vAlign w:val="center"/>
+          </w:tcPr>
+          <w:p>
+            <w:pPr>
+              <w:pStyle w:val="TableText"/>
+              <w:spacing w:before="0" w:after="0" w:line="240" w:lineRule="auto"/>
+            </w:pPr>
+            <w:r>
+              <w:rPr>
+                <w:sz w:val="20"/>
+                <w:szCs w:val="20"/>
               </w:rPr>
               <w:t>Stricter subset</w:t>
             </w:r>
@@ -1304,12 +1653,12 @@
           <w:p>
             <w:pPr>
               <w:pStyle w:val="TableText"/>
-              <w:spacing w:before="0" w:after="0" w:line="220" w:lineRule="auto"/>
-            </w:pPr>
-            <w:r>
-              <w:rPr>
-                <w:sz w:val="17"/>
-                <w:szCs w:val="17"/>
+              <w:spacing w:before="0" w:after="0" w:line="240" w:lineRule="auto"/>
+            </w:pPr>
+            <w:r>
+              <w:rPr>
+                <w:sz w:val="20"/>
+                <w:szCs w:val="20"/>
               </w:rPr>
               <w:t>CHEL≥0.25 and FRS&lt;0.45</w:t>
             </w:r>
@@ -1323,12 +1672,12 @@
           <w:p>
             <w:pPr>
               <w:pStyle w:val="TableText"/>
-              <w:spacing w:before="0" w:after="0" w:line="220" w:lineRule="auto"/>
-            </w:pPr>
-            <w:r>
-              <w:rPr>
-                <w:sz w:val="17"/>
-                <w:szCs w:val="17"/>
+              <w:spacing w:before="0" w:after="0" w:line="240" w:lineRule="auto"/>
+            </w:pPr>
+            <w:r>
+              <w:rPr>
+                <w:sz w:val="20"/>
+                <w:szCs w:val="20"/>
               </w:rPr>
               <w:t>8</w:t>
             </w:r>
@@ -1342,14 +1691,14 @@
           <w:p>
             <w:pPr>
               <w:pStyle w:val="TableText"/>
-              <w:spacing w:before="0" w:after="0" w:line="220" w:lineRule="auto"/>
-            </w:pPr>
-            <w:r>
-              <w:rPr>
-                <w:sz w:val="17"/>
-                <w:szCs w:val="17"/>
-              </w:rPr>
-              <w:t>Members unavailable</w:t>
+              <w:spacing w:before="0" w:after="0" w:line="240" w:lineRule="auto"/>
+            </w:pPr>
+            <w:r>
+              <w:rPr>
+                <w:sz w:val="20"/>
+                <w:szCs w:val="20"/>
+              </w:rPr>
+              <w:t>Sequence membership unavailable</w:t>
             </w:r>
           </w:p>
         </w:tc>
@@ -1366,7 +1715,7 @@
         <w:keepNext/>
       </w:pPr>
       <w:r>
-        <w:t>Twelve-sequence table and docking scores</w:t>
+        <w:t>Twelve-sequence set and docking-score ordering</w:t>
       </w:r>
     </w:p>
     <w:p>
@@ -1374,7 +1723,15 @@
         <w:pStyle w:val="Normal"/>
       </w:pPr>
       <w:r>
-        <w:t>The separate table contained twelve unique 7–9-aa peptides. Eleven contained histidine, six contained cysteine, and every sequence contained Arg or Lys. The Vina means ranged from −9.60 to −8.25 kcal/mol (Table 2). FLLHTTR ranked first and HVLLLRQCA last within the available scoring table. The sequence composition could be recalculated, but docking execution and the relationship between these sequences and the aggregate set of 12 or 8 could not be established.</w:t>
+        <w:t>The separate table contained twelve unique peptides composed of standard amino acids and ranging from 7 to 9 residues. Eleven contained histidine, six contained cysteine, and every sequence contained at least one Arg or Lys. These properties provide plausible synthesis and coordination hypotheses but do not establish metal binding, BBB transport, toxicity, taxonomy, or correspondence to the aggregate endpoint.</w:t>
+      </w:r>
+    </w:p>
+    <w:p>
+      <w:pPr>
+        <w:pStyle w:val="Normal"/>
+      </w:pPr>
+      <w:r>
+        <w:t>Vina means ranged from −9.60 to −8.25 kcal/mol, with standard deviations from 0.04 to 0.12 (Table 2). FLLHTTR, YLSLLQR, and ALLLHRC had the three lowest means; HLPLLHRCC and HVLLLRQCA had the two highest. The 1.35-kcal/mol span describes only this scoring table. The run-level denominator for the standard deviations was unavailable, and no residue-level interaction could be evaluated without poses.</w:t>
       </w:r>
     </w:p>
     <w:p>
@@ -1430,12 +1787,12 @@
           <w:p>
             <w:pPr>
               <w:pStyle w:val="TableText"/>
-              <w:spacing w:before="0" w:after="0" w:line="220" w:lineRule="auto"/>
-            </w:pPr>
-            <w:r>
-              <w:rPr>
-                <w:sz w:val="17"/>
-                <w:szCs w:val="17"/>
+              <w:spacing w:before="0" w:after="0" w:line="240" w:lineRule="auto"/>
+            </w:pPr>
+            <w:r>
+              <w:rPr>
+                <w:sz w:val="20"/>
+                <w:szCs w:val="20"/>
               </w:rPr>
               <w:t>Rank</w:t>
             </w:r>
@@ -1452,12 +1809,12 @@
           <w:p>
             <w:pPr>
               <w:pStyle w:val="TableText"/>
-              <w:spacing w:before="0" w:after="0" w:line="220" w:lineRule="auto"/>
-            </w:pPr>
-            <w:r>
-              <w:rPr>
-                <w:sz w:val="17"/>
-                <w:szCs w:val="17"/>
+              <w:spacing w:before="0" w:after="0" w:line="240" w:lineRule="auto"/>
+            </w:pPr>
+            <w:r>
+              <w:rPr>
+                <w:sz w:val="20"/>
+                <w:szCs w:val="20"/>
               </w:rPr>
               <w:t>Sequence</w:t>
             </w:r>
@@ -1474,12 +1831,12 @@
           <w:p>
             <w:pPr>
               <w:pStyle w:val="TableText"/>
-              <w:spacing w:before="0" w:after="0" w:line="220" w:lineRule="auto"/>
-            </w:pPr>
-            <w:r>
-              <w:rPr>
-                <w:sz w:val="17"/>
-                <w:szCs w:val="17"/>
+              <w:spacing w:before="0" w:after="0" w:line="240" w:lineRule="auto"/>
+            </w:pPr>
+            <w:r>
+              <w:rPr>
+                <w:sz w:val="20"/>
+                <w:szCs w:val="20"/>
               </w:rPr>
               <w:t>Length (aa)</w:t>
             </w:r>
@@ -1496,12 +1853,12 @@
           <w:p>
             <w:pPr>
               <w:pStyle w:val="TableText"/>
-              <w:spacing w:before="0" w:after="0" w:line="220" w:lineRule="auto"/>
-            </w:pPr>
-            <w:r>
-              <w:rPr>
-                <w:sz w:val="17"/>
-                <w:szCs w:val="17"/>
+              <w:spacing w:before="0" w:after="0" w:line="240" w:lineRule="auto"/>
+            </w:pPr>
+            <w:r>
+              <w:rPr>
+                <w:sz w:val="20"/>
+                <w:szCs w:val="20"/>
               </w:rPr>
               <w:t>Mean score (kcal/mol)</w:t>
             </w:r>
@@ -1518,12 +1875,12 @@
           <w:p>
             <w:pPr>
               <w:pStyle w:val="TableText"/>
-              <w:spacing w:before="0" w:after="0" w:line="220" w:lineRule="auto"/>
-            </w:pPr>
-            <w:r>
-              <w:rPr>
-                <w:sz w:val="17"/>
-                <w:szCs w:val="17"/>
+              <w:spacing w:before="0" w:after="0" w:line="240" w:lineRule="auto"/>
+            </w:pPr>
+            <w:r>
+              <w:rPr>
+                <w:sz w:val="20"/>
+                <w:szCs w:val="20"/>
               </w:rPr>
               <w:t>SD</w:t>
             </w:r>
@@ -1539,12 +1896,12 @@
           <w:p>
             <w:pPr>
               <w:pStyle w:val="TableText"/>
-              <w:spacing w:before="0" w:after="0" w:line="220" w:lineRule="auto"/>
-            </w:pPr>
-            <w:r>
-              <w:rPr>
-                <w:sz w:val="17"/>
-                <w:szCs w:val="17"/>
+              <w:spacing w:before="0" w:after="0" w:line="240" w:lineRule="auto"/>
+            </w:pPr>
+            <w:r>
+              <w:rPr>
+                <w:sz w:val="20"/>
+                <w:szCs w:val="20"/>
               </w:rPr>
               <w:t>1</w:t>
             </w:r>
@@ -1558,12 +1915,12 @@
           <w:p>
             <w:pPr>
               <w:pStyle w:val="TableText"/>
-              <w:spacing w:before="0" w:after="0" w:line="220" w:lineRule="auto"/>
-            </w:pPr>
-            <w:r>
-              <w:rPr>
-                <w:sz w:val="17"/>
-                <w:szCs w:val="17"/>
+              <w:spacing w:before="0" w:after="0" w:line="240" w:lineRule="auto"/>
+            </w:pPr>
+            <w:r>
+              <w:rPr>
+                <w:sz w:val="20"/>
+                <w:szCs w:val="20"/>
               </w:rPr>
               <w:t>FLLHTTR</w:t>
             </w:r>
@@ -1577,12 +1934,12 @@
           <w:p>
             <w:pPr>
               <w:pStyle w:val="TableText"/>
-              <w:spacing w:before="0" w:after="0" w:line="220" w:lineRule="auto"/>
-            </w:pPr>
-            <w:r>
-              <w:rPr>
-                <w:sz w:val="17"/>
-                <w:szCs w:val="17"/>
+              <w:spacing w:before="0" w:after="0" w:line="240" w:lineRule="auto"/>
+            </w:pPr>
+            <w:r>
+              <w:rPr>
+                <w:sz w:val="20"/>
+                <w:szCs w:val="20"/>
               </w:rPr>
               <w:t>7</w:t>
             </w:r>
@@ -1596,12 +1953,12 @@
           <w:p>
             <w:pPr>
               <w:pStyle w:val="TableText"/>
-              <w:spacing w:before="0" w:after="0" w:line="220" w:lineRule="auto"/>
-            </w:pPr>
-            <w:r>
-              <w:rPr>
-                <w:sz w:val="17"/>
-                <w:szCs w:val="17"/>
+              <w:spacing w:before="0" w:after="0" w:line="240" w:lineRule="auto"/>
+            </w:pPr>
+            <w:r>
+              <w:rPr>
+                <w:sz w:val="20"/>
+                <w:szCs w:val="20"/>
               </w:rPr>
               <w:t>−9.60</w:t>
             </w:r>
@@ -1615,12 +1972,12 @@
           <w:p>
             <w:pPr>
               <w:pStyle w:val="TableText"/>
-              <w:spacing w:before="0" w:after="0" w:line="220" w:lineRule="auto"/>
-            </w:pPr>
-            <w:r>
-              <w:rPr>
-                <w:sz w:val="17"/>
-                <w:szCs w:val="17"/>
+              <w:spacing w:before="0" w:after="0" w:line="240" w:lineRule="auto"/>
+            </w:pPr>
+            <w:r>
+              <w:rPr>
+                <w:sz w:val="20"/>
+                <w:szCs w:val="20"/>
               </w:rPr>
               <w:t>0.08</w:t>
             </w:r>
@@ -1636,12 +1993,12 @@
           <w:p>
             <w:pPr>
               <w:pStyle w:val="TableText"/>
-              <w:spacing w:before="0" w:after="0" w:line="220" w:lineRule="auto"/>
-            </w:pPr>
-            <w:r>
-              <w:rPr>
-                <w:sz w:val="17"/>
-                <w:szCs w:val="17"/>
+              <w:spacing w:before="0" w:after="0" w:line="240" w:lineRule="auto"/>
+            </w:pPr>
+            <w:r>
+              <w:rPr>
+                <w:sz w:val="20"/>
+                <w:szCs w:val="20"/>
               </w:rPr>
               <w:t>2</w:t>
             </w:r>
@@ -1655,12 +2012,12 @@
           <w:p>
             <w:pPr>
               <w:pStyle w:val="TableText"/>
-              <w:spacing w:before="0" w:after="0" w:line="220" w:lineRule="auto"/>
-            </w:pPr>
-            <w:r>
-              <w:rPr>
-                <w:sz w:val="17"/>
-                <w:szCs w:val="17"/>
+              <w:spacing w:before="0" w:after="0" w:line="240" w:lineRule="auto"/>
+            </w:pPr>
+            <w:r>
+              <w:rPr>
+                <w:sz w:val="20"/>
+                <w:szCs w:val="20"/>
               </w:rPr>
               <w:t>YLSLLQR</w:t>
             </w:r>
@@ -1674,12 +2031,12 @@
           <w:p>
             <w:pPr>
               <w:pStyle w:val="TableText"/>
-              <w:spacing w:before="0" w:after="0" w:line="220" w:lineRule="auto"/>
-            </w:pPr>
-            <w:r>
-              <w:rPr>
-                <w:sz w:val="17"/>
-                <w:szCs w:val="17"/>
+              <w:spacing w:before="0" w:after="0" w:line="240" w:lineRule="auto"/>
+            </w:pPr>
+            <w:r>
+              <w:rPr>
+                <w:sz w:val="20"/>
+                <w:szCs w:val="20"/>
               </w:rPr>
               <w:t>7</w:t>
             </w:r>
@@ -1693,12 +2050,12 @@
           <w:p>
             <w:pPr>
               <w:pStyle w:val="TableText"/>
-              <w:spacing w:before="0" w:after="0" w:line="220" w:lineRule="auto"/>
-            </w:pPr>
-            <w:r>
-              <w:rPr>
-                <w:sz w:val="17"/>
-                <w:szCs w:val="17"/>
+              <w:spacing w:before="0" w:after="0" w:line="240" w:lineRule="auto"/>
+            </w:pPr>
+            <w:r>
+              <w:rPr>
+                <w:sz w:val="20"/>
+                <w:szCs w:val="20"/>
               </w:rPr>
               <w:t>−9.49</w:t>
             </w:r>
@@ -1712,12 +2069,12 @@
           <w:p>
             <w:pPr>
               <w:pStyle w:val="TableText"/>
-              <w:spacing w:before="0" w:after="0" w:line="220" w:lineRule="auto"/>
-            </w:pPr>
-            <w:r>
-              <w:rPr>
-                <w:sz w:val="17"/>
-                <w:szCs w:val="17"/>
+              <w:spacing w:before="0" w:after="0" w:line="240" w:lineRule="auto"/>
+            </w:pPr>
+            <w:r>
+              <w:rPr>
+                <w:sz w:val="20"/>
+                <w:szCs w:val="20"/>
               </w:rPr>
               <w:t>0.05</w:t>
             </w:r>
@@ -1733,12 +2090,12 @@
           <w:p>
             <w:pPr>
               <w:pStyle w:val="TableText"/>
-              <w:spacing w:before="0" w:after="0" w:line="220" w:lineRule="auto"/>
-            </w:pPr>
-            <w:r>
-              <w:rPr>
-                <w:sz w:val="17"/>
-                <w:szCs w:val="17"/>
+              <w:spacing w:before="0" w:after="0" w:line="240" w:lineRule="auto"/>
+            </w:pPr>
+            <w:r>
+              <w:rPr>
+                <w:sz w:val="20"/>
+                <w:szCs w:val="20"/>
               </w:rPr>
               <w:t>3</w:t>
             </w:r>
@@ -1752,12 +2109,12 @@
           <w:p>
             <w:pPr>
               <w:pStyle w:val="TableText"/>
-              <w:spacing w:before="0" w:after="0" w:line="220" w:lineRule="auto"/>
-            </w:pPr>
-            <w:r>
-              <w:rPr>
-                <w:sz w:val="17"/>
-                <w:szCs w:val="17"/>
+              <w:spacing w:before="0" w:after="0" w:line="240" w:lineRule="auto"/>
+            </w:pPr>
+            <w:r>
+              <w:rPr>
+                <w:sz w:val="20"/>
+                <w:szCs w:val="20"/>
               </w:rPr>
               <w:t>ALLLHRC</w:t>
             </w:r>
@@ -1771,12 +2128,12 @@
           <w:p>
             <w:pPr>
               <w:pStyle w:val="TableText"/>
-              <w:spacing w:before="0" w:after="0" w:line="220" w:lineRule="auto"/>
-            </w:pPr>
-            <w:r>
-              <w:rPr>
-                <w:sz w:val="17"/>
-                <w:szCs w:val="17"/>
+              <w:spacing w:before="0" w:after="0" w:line="240" w:lineRule="auto"/>
+            </w:pPr>
+            <w:r>
+              <w:rPr>
+                <w:sz w:val="20"/>
+                <w:szCs w:val="20"/>
               </w:rPr>
               <w:t>7</w:t>
             </w:r>
@@ -1790,12 +2147,12 @@
           <w:p>
             <w:pPr>
               <w:pStyle w:val="TableText"/>
-              <w:spacing w:before="0" w:after="0" w:line="220" w:lineRule="auto"/>
-            </w:pPr>
-            <w:r>
-              <w:rPr>
-                <w:sz w:val="17"/>
-                <w:szCs w:val="17"/>
+              <w:spacing w:before="0" w:after="0" w:line="240" w:lineRule="auto"/>
+            </w:pPr>
+            <w:r>
+              <w:rPr>
+                <w:sz w:val="20"/>
+                <w:szCs w:val="20"/>
               </w:rPr>
               <w:t>−9.29</w:t>
             </w:r>
@@ -1809,12 +2166,12 @@
           <w:p>
             <w:pPr>
               <w:pStyle w:val="TableText"/>
-              <w:spacing w:before="0" w:after="0" w:line="220" w:lineRule="auto"/>
-            </w:pPr>
-            <w:r>
-              <w:rPr>
-                <w:sz w:val="17"/>
-                <w:szCs w:val="17"/>
+              <w:spacing w:before="0" w:after="0" w:line="240" w:lineRule="auto"/>
+            </w:pPr>
+            <w:r>
+              <w:rPr>
+                <w:sz w:val="20"/>
+                <w:szCs w:val="20"/>
               </w:rPr>
               <w:t>0.11</w:t>
             </w:r>
@@ -1830,12 +2187,12 @@
           <w:p>
             <w:pPr>
               <w:pStyle w:val="TableText"/>
-              <w:spacing w:before="0" w:after="0" w:line="220" w:lineRule="auto"/>
-            </w:pPr>
-            <w:r>
-              <w:rPr>
-                <w:sz w:val="17"/>
-                <w:szCs w:val="17"/>
+              <w:spacing w:before="0" w:after="0" w:line="240" w:lineRule="auto"/>
+            </w:pPr>
+            <w:r>
+              <w:rPr>
+                <w:sz w:val="20"/>
+                <w:szCs w:val="20"/>
               </w:rPr>
               <w:t>4</w:t>
             </w:r>
@@ -1849,12 +2206,12 @@
           <w:p>
             <w:pPr>
               <w:pStyle w:val="TableText"/>
-              <w:spacing w:before="0" w:after="0" w:line="220" w:lineRule="auto"/>
-            </w:pPr>
-            <w:r>
-              <w:rPr>
-                <w:sz w:val="17"/>
-                <w:szCs w:val="17"/>
+              <w:spacing w:before="0" w:after="0" w:line="240" w:lineRule="auto"/>
+            </w:pPr>
+            <w:r>
+              <w:rPr>
+                <w:sz w:val="20"/>
+                <w:szCs w:val="20"/>
               </w:rPr>
               <w:t>FCLHLQLR</w:t>
             </w:r>
@@ -1868,12 +2225,12 @@
           <w:p>
             <w:pPr>
               <w:pStyle w:val="TableText"/>
-              <w:spacing w:before="0" w:after="0" w:line="220" w:lineRule="auto"/>
-            </w:pPr>
-            <w:r>
-              <w:rPr>
-                <w:sz w:val="17"/>
-                <w:szCs w:val="17"/>
+              <w:spacing w:before="0" w:after="0" w:line="240" w:lineRule="auto"/>
+            </w:pPr>
+            <w:r>
+              <w:rPr>
+                <w:sz w:val="20"/>
+                <w:szCs w:val="20"/>
               </w:rPr>
               <w:t>8</w:t>
             </w:r>
@@ -1887,12 +2244,12 @@
           <w:p>
             <w:pPr>
               <w:pStyle w:val="TableText"/>
-              <w:spacing w:before="0" w:after="0" w:line="220" w:lineRule="auto"/>
-            </w:pPr>
-            <w:r>
-              <w:rPr>
-                <w:sz w:val="17"/>
-                <w:szCs w:val="17"/>
+              <w:spacing w:before="0" w:after="0" w:line="240" w:lineRule="auto"/>
+            </w:pPr>
+            <w:r>
+              <w:rPr>
+                <w:sz w:val="20"/>
+                <w:szCs w:val="20"/>
               </w:rPr>
               <w:t>−9.27</w:t>
             </w:r>
@@ -1906,12 +2263,12 @@
           <w:p>
             <w:pPr>
               <w:pStyle w:val="TableText"/>
-              <w:spacing w:before="0" w:after="0" w:line="220" w:lineRule="auto"/>
-            </w:pPr>
-            <w:r>
-              <w:rPr>
-                <w:sz w:val="17"/>
-                <w:szCs w:val="17"/>
+              <w:spacing w:before="0" w:after="0" w:line="240" w:lineRule="auto"/>
+            </w:pPr>
+            <w:r>
+              <w:rPr>
+                <w:sz w:val="20"/>
+                <w:szCs w:val="20"/>
               </w:rPr>
               <w:t>0.09</w:t>
             </w:r>
@@ -1927,12 +2284,12 @@
           <w:p>
             <w:pPr>
               <w:pStyle w:val="TableText"/>
-              <w:spacing w:before="0" w:after="0" w:line="220" w:lineRule="auto"/>
-            </w:pPr>
-            <w:r>
-              <w:rPr>
-                <w:sz w:val="17"/>
-                <w:szCs w:val="17"/>
+              <w:spacing w:before="0" w:after="0" w:line="240" w:lineRule="auto"/>
+            </w:pPr>
+            <w:r>
+              <w:rPr>
+                <w:sz w:val="20"/>
+                <w:szCs w:val="20"/>
               </w:rPr>
               <w:t>5</w:t>
             </w:r>
@@ -1946,12 +2303,12 @@
           <w:p>
             <w:pPr>
               <w:pStyle w:val="TableText"/>
-              <w:spacing w:before="0" w:after="0" w:line="220" w:lineRule="auto"/>
-            </w:pPr>
-            <w:r>
-              <w:rPr>
-                <w:sz w:val="17"/>
-                <w:szCs w:val="17"/>
+              <w:spacing w:before="0" w:after="0" w:line="240" w:lineRule="auto"/>
+            </w:pPr>
+            <w:r>
+              <w:rPr>
+                <w:sz w:val="20"/>
+                <w:szCs w:val="20"/>
               </w:rPr>
               <w:t>YHHLLCRR</w:t>
             </w:r>
@@ -1965,12 +2322,12 @@
           <w:p>
             <w:pPr>
               <w:pStyle w:val="TableText"/>
-              <w:spacing w:before="0" w:after="0" w:line="220" w:lineRule="auto"/>
-            </w:pPr>
-            <w:r>
-              <w:rPr>
-                <w:sz w:val="17"/>
-                <w:szCs w:val="17"/>
+              <w:spacing w:before="0" w:after="0" w:line="240" w:lineRule="auto"/>
+            </w:pPr>
+            <w:r>
+              <w:rPr>
+                <w:sz w:val="20"/>
+                <w:szCs w:val="20"/>
               </w:rPr>
               <w:t>8</w:t>
             </w:r>
@@ -1984,12 +2341,12 @@
           <w:p>
             <w:pPr>
               <w:pStyle w:val="TableText"/>
-              <w:spacing w:before="0" w:after="0" w:line="220" w:lineRule="auto"/>
-            </w:pPr>
-            <w:r>
-              <w:rPr>
-                <w:sz w:val="17"/>
-                <w:szCs w:val="17"/>
+              <w:spacing w:before="0" w:after="0" w:line="240" w:lineRule="auto"/>
+            </w:pPr>
+            <w:r>
+              <w:rPr>
+                <w:sz w:val="20"/>
+                <w:szCs w:val="20"/>
               </w:rPr>
               <w:t>−9.03</w:t>
             </w:r>
@@ -2003,12 +2360,12 @@
           <w:p>
             <w:pPr>
               <w:pStyle w:val="TableText"/>
-              <w:spacing w:before="0" w:after="0" w:line="220" w:lineRule="auto"/>
-            </w:pPr>
-            <w:r>
-              <w:rPr>
-                <w:sz w:val="17"/>
-                <w:szCs w:val="17"/>
+              <w:spacing w:before="0" w:after="0" w:line="240" w:lineRule="auto"/>
+            </w:pPr>
+            <w:r>
+              <w:rPr>
+                <w:sz w:val="20"/>
+                <w:szCs w:val="20"/>
               </w:rPr>
               <w:t>0.07</w:t>
             </w:r>
@@ -2024,12 +2381,12 @@
           <w:p>
             <w:pPr>
               <w:pStyle w:val="TableText"/>
-              <w:spacing w:before="0" w:after="0" w:line="220" w:lineRule="auto"/>
-            </w:pPr>
-            <w:r>
-              <w:rPr>
-                <w:sz w:val="17"/>
-                <w:szCs w:val="17"/>
+              <w:spacing w:before="0" w:after="0" w:line="240" w:lineRule="auto"/>
+            </w:pPr>
+            <w:r>
+              <w:rPr>
+                <w:sz w:val="20"/>
+                <w:szCs w:val="20"/>
               </w:rPr>
               <w:t>6</w:t>
             </w:r>
@@ -2043,12 +2400,12 @@
           <w:p>
             <w:pPr>
               <w:pStyle w:val="TableText"/>
-              <w:spacing w:before="0" w:after="0" w:line="220" w:lineRule="auto"/>
-            </w:pPr>
-            <w:r>
-              <w:rPr>
-                <w:sz w:val="17"/>
-                <w:szCs w:val="17"/>
+              <w:spacing w:before="0" w:after="0" w:line="240" w:lineRule="auto"/>
+            </w:pPr>
+            <w:r>
+              <w:rPr>
+                <w:sz w:val="20"/>
+                <w:szCs w:val="20"/>
               </w:rPr>
               <w:t>LLHLPKRTT</w:t>
             </w:r>
@@ -2062,12 +2419,12 @@
           <w:p>
             <w:pPr>
               <w:pStyle w:val="TableText"/>
-              <w:spacing w:before="0" w:after="0" w:line="220" w:lineRule="auto"/>
-            </w:pPr>
-            <w:r>
-              <w:rPr>
-                <w:sz w:val="17"/>
-                <w:szCs w:val="17"/>
+              <w:spacing w:before="0" w:after="0" w:line="240" w:lineRule="auto"/>
+            </w:pPr>
+            <w:r>
+              <w:rPr>
+                <w:sz w:val="20"/>
+                <w:szCs w:val="20"/>
               </w:rPr>
               <w:t>9</w:t>
             </w:r>
@@ -2081,12 +2438,12 @@
           <w:p>
             <w:pPr>
               <w:pStyle w:val="TableText"/>
-              <w:spacing w:before="0" w:after="0" w:line="220" w:lineRule="auto"/>
-            </w:pPr>
-            <w:r>
-              <w:rPr>
-                <w:sz w:val="17"/>
-                <w:szCs w:val="17"/>
+              <w:spacing w:before="0" w:after="0" w:line="240" w:lineRule="auto"/>
+            </w:pPr>
+            <w:r>
+              <w:rPr>
+                <w:sz w:val="20"/>
+                <w:szCs w:val="20"/>
               </w:rPr>
               <w:t>−9.01</w:t>
             </w:r>
@@ -2100,12 +2457,12 @@
           <w:p>
             <w:pPr>
               <w:pStyle w:val="TableText"/>
-              <w:spacing w:before="0" w:after="0" w:line="220" w:lineRule="auto"/>
-            </w:pPr>
-            <w:r>
-              <w:rPr>
-                <w:sz w:val="17"/>
-                <w:szCs w:val="17"/>
+              <w:spacing w:before="0" w:after="0" w:line="240" w:lineRule="auto"/>
+            </w:pPr>
+            <w:r>
+              <w:rPr>
+                <w:sz w:val="20"/>
+                <w:szCs w:val="20"/>
               </w:rPr>
               <w:t>0.06</w:t>
             </w:r>
@@ -2121,12 +2478,12 @@
           <w:p>
             <w:pPr>
               <w:pStyle w:val="TableText"/>
-              <w:spacing w:before="0" w:after="0" w:line="220" w:lineRule="auto"/>
-            </w:pPr>
-            <w:r>
-              <w:rPr>
-                <w:sz w:val="17"/>
-                <w:szCs w:val="17"/>
+              <w:spacing w:before="0" w:after="0" w:line="240" w:lineRule="auto"/>
+            </w:pPr>
+            <w:r>
+              <w:rPr>
+                <w:sz w:val="20"/>
+                <w:szCs w:val="20"/>
               </w:rPr>
               <w:t>7</w:t>
             </w:r>
@@ -2140,12 +2497,12 @@
           <w:p>
             <w:pPr>
               <w:pStyle w:val="TableText"/>
-              <w:spacing w:before="0" w:after="0" w:line="220" w:lineRule="auto"/>
-            </w:pPr>
-            <w:r>
-              <w:rPr>
-                <w:sz w:val="17"/>
-                <w:szCs w:val="17"/>
+              <w:spacing w:before="0" w:after="0" w:line="240" w:lineRule="auto"/>
+            </w:pPr>
+            <w:r>
+              <w:rPr>
+                <w:sz w:val="20"/>
+                <w:szCs w:val="20"/>
               </w:rPr>
               <w:t>LLHPLRL</w:t>
             </w:r>
@@ -2159,12 +2516,12 @@
           <w:p>
             <w:pPr>
               <w:pStyle w:val="TableText"/>
-              <w:spacing w:before="0" w:after="0" w:line="220" w:lineRule="auto"/>
-            </w:pPr>
-            <w:r>
-              <w:rPr>
-                <w:sz w:val="17"/>
-                <w:szCs w:val="17"/>
+              <w:spacing w:before="0" w:after="0" w:line="240" w:lineRule="auto"/>
+            </w:pPr>
+            <w:r>
+              <w:rPr>
+                <w:sz w:val="20"/>
+                <w:szCs w:val="20"/>
               </w:rPr>
               <w:t>7</w:t>
             </w:r>
@@ -2178,12 +2535,12 @@
           <w:p>
             <w:pPr>
               <w:pStyle w:val="TableText"/>
-              <w:spacing w:before="0" w:after="0" w:line="220" w:lineRule="auto"/>
-            </w:pPr>
-            <w:r>
-              <w:rPr>
-                <w:sz w:val="17"/>
-                <w:szCs w:val="17"/>
+              <w:spacing w:before="0" w:after="0" w:line="240" w:lineRule="auto"/>
+            </w:pPr>
+            <w:r>
+              <w:rPr>
+                <w:sz w:val="20"/>
+                <w:szCs w:val="20"/>
               </w:rPr>
               <w:t>−8.94</w:t>
             </w:r>
@@ -2197,12 +2554,12 @@
           <w:p>
             <w:pPr>
               <w:pStyle w:val="TableText"/>
-              <w:spacing w:before="0" w:after="0" w:line="220" w:lineRule="auto"/>
-            </w:pPr>
-            <w:r>
-              <w:rPr>
-                <w:sz w:val="17"/>
-                <w:szCs w:val="17"/>
+              <w:spacing w:before="0" w:after="0" w:line="240" w:lineRule="auto"/>
+            </w:pPr>
+            <w:r>
+              <w:rPr>
+                <w:sz w:val="20"/>
+                <w:szCs w:val="20"/>
               </w:rPr>
               <w:t>0.10</w:t>
             </w:r>
@@ -2218,12 +2575,12 @@
           <w:p>
             <w:pPr>
               <w:pStyle w:val="TableText"/>
-              <w:spacing w:before="0" w:after="0" w:line="220" w:lineRule="auto"/>
-            </w:pPr>
-            <w:r>
-              <w:rPr>
-                <w:sz w:val="17"/>
-                <w:szCs w:val="17"/>
+              <w:spacing w:before="0" w:after="0" w:line="240" w:lineRule="auto"/>
+            </w:pPr>
+            <w:r>
+              <w:rPr>
+                <w:sz w:val="20"/>
+                <w:szCs w:val="20"/>
               </w:rPr>
               <w:t>8</w:t>
             </w:r>
@@ -2237,12 +2594,12 @@
           <w:p>
             <w:pPr>
               <w:pStyle w:val="TableText"/>
-              <w:spacing w:before="0" w:after="0" w:line="220" w:lineRule="auto"/>
-            </w:pPr>
-            <w:r>
-              <w:rPr>
-                <w:sz w:val="17"/>
-                <w:szCs w:val="17"/>
+              <w:spacing w:before="0" w:after="0" w:line="240" w:lineRule="auto"/>
+            </w:pPr>
+            <w:r>
+              <w:rPr>
+                <w:sz w:val="20"/>
+                <w:szCs w:val="20"/>
               </w:rPr>
               <w:t>WLLVHLKK</w:t>
             </w:r>
@@ -2256,12 +2613,12 @@
           <w:p>
             <w:pPr>
               <w:pStyle w:val="TableText"/>
-              <w:spacing w:before="0" w:after="0" w:line="220" w:lineRule="auto"/>
-            </w:pPr>
-            <w:r>
-              <w:rPr>
-                <w:sz w:val="17"/>
-                <w:szCs w:val="17"/>
+              <w:spacing w:before="0" w:after="0" w:line="240" w:lineRule="auto"/>
+            </w:pPr>
+            <w:r>
+              <w:rPr>
+                <w:sz w:val="20"/>
+                <w:szCs w:val="20"/>
               </w:rPr>
               <w:t>8</w:t>
             </w:r>
@@ -2275,12 +2632,12 @@
           <w:p>
             <w:pPr>
               <w:pStyle w:val="TableText"/>
-              <w:spacing w:before="0" w:after="0" w:line="220" w:lineRule="auto"/>
-            </w:pPr>
-            <w:r>
-              <w:rPr>
-                <w:sz w:val="17"/>
-                <w:szCs w:val="17"/>
+              <w:spacing w:before="0" w:after="0" w:line="240" w:lineRule="auto"/>
+            </w:pPr>
+            <w:r>
+              <w:rPr>
+                <w:sz w:val="20"/>
+                <w:szCs w:val="20"/>
               </w:rPr>
               <w:t>−8.94</w:t>
             </w:r>
@@ -2294,12 +2651,12 @@
           <w:p>
             <w:pPr>
               <w:pStyle w:val="TableText"/>
-              <w:spacing w:before="0" w:after="0" w:line="220" w:lineRule="auto"/>
-            </w:pPr>
-            <w:r>
-              <w:rPr>
-                <w:sz w:val="17"/>
-                <w:szCs w:val="17"/>
+              <w:spacing w:before="0" w:after="0" w:line="240" w:lineRule="auto"/>
+            </w:pPr>
+            <w:r>
+              <w:rPr>
+                <w:sz w:val="20"/>
+                <w:szCs w:val="20"/>
               </w:rPr>
               <w:t>0.04</w:t>
             </w:r>
@@ -2315,12 +2672,12 @@
           <w:p>
             <w:pPr>
               <w:pStyle w:val="TableText"/>
-              <w:spacing w:before="0" w:after="0" w:line="220" w:lineRule="auto"/>
-            </w:pPr>
-            <w:r>
-              <w:rPr>
-                <w:sz w:val="17"/>
-                <w:szCs w:val="17"/>
+              <w:spacing w:before="0" w:after="0" w:line="240" w:lineRule="auto"/>
+            </w:pPr>
+            <w:r>
+              <w:rPr>
+                <w:sz w:val="20"/>
+                <w:szCs w:val="20"/>
               </w:rPr>
               <w:t>9</w:t>
             </w:r>
@@ -2334,12 +2691,12 @@
           <w:p>
             <w:pPr>
               <w:pStyle w:val="TableText"/>
-              <w:spacing w:before="0" w:after="0" w:line="220" w:lineRule="auto"/>
-            </w:pPr>
-            <w:r>
-              <w:rPr>
-                <w:sz w:val="17"/>
-                <w:szCs w:val="17"/>
+              <w:spacing w:before="0" w:after="0" w:line="240" w:lineRule="auto"/>
+            </w:pPr>
+            <w:r>
+              <w:rPr>
+                <w:sz w:val="20"/>
+                <w:szCs w:val="20"/>
               </w:rPr>
               <w:t>LLHPLRC</w:t>
             </w:r>
@@ -2353,12 +2710,12 @@
           <w:p>
             <w:pPr>
               <w:pStyle w:val="TableText"/>
-              <w:spacing w:before="0" w:after="0" w:line="220" w:lineRule="auto"/>
-            </w:pPr>
-            <w:r>
-              <w:rPr>
-                <w:sz w:val="17"/>
-                <w:szCs w:val="17"/>
+              <w:spacing w:before="0" w:after="0" w:line="240" w:lineRule="auto"/>
+            </w:pPr>
+            <w:r>
+              <w:rPr>
+                <w:sz w:val="20"/>
+                <w:szCs w:val="20"/>
               </w:rPr>
               <w:t>7</w:t>
             </w:r>
@@ -2372,12 +2729,12 @@
           <w:p>
             <w:pPr>
               <w:pStyle w:val="TableText"/>
-              <w:spacing w:before="0" w:after="0" w:line="220" w:lineRule="auto"/>
-            </w:pPr>
-            <w:r>
-              <w:rPr>
-                <w:sz w:val="17"/>
-                <w:szCs w:val="17"/>
+              <w:spacing w:before="0" w:after="0" w:line="240" w:lineRule="auto"/>
+            </w:pPr>
+            <w:r>
+              <w:rPr>
+                <w:sz w:val="20"/>
+                <w:szCs w:val="20"/>
               </w:rPr>
               <w:t>−8.91</w:t>
             </w:r>
@@ -2391,12 +2748,12 @@
           <w:p>
             <w:pPr>
               <w:pStyle w:val="TableText"/>
-              <w:spacing w:before="0" w:after="0" w:line="220" w:lineRule="auto"/>
-            </w:pPr>
-            <w:r>
-              <w:rPr>
-                <w:sz w:val="17"/>
-                <w:szCs w:val="17"/>
+              <w:spacing w:before="0" w:after="0" w:line="240" w:lineRule="auto"/>
+            </w:pPr>
+            <w:r>
+              <w:rPr>
+                <w:sz w:val="20"/>
+                <w:szCs w:val="20"/>
               </w:rPr>
               <w:t>0.08</w:t>
             </w:r>
@@ -2412,12 +2769,12 @@
           <w:p>
             <w:pPr>
               <w:pStyle w:val="TableText"/>
-              <w:spacing w:before="0" w:after="0" w:line="220" w:lineRule="auto"/>
-            </w:pPr>
-            <w:r>
-              <w:rPr>
-                <w:sz w:val="17"/>
-                <w:szCs w:val="17"/>
+              <w:spacing w:before="0" w:after="0" w:line="240" w:lineRule="auto"/>
+            </w:pPr>
+            <w:r>
+              <w:rPr>
+                <w:sz w:val="20"/>
+                <w:szCs w:val="20"/>
               </w:rPr>
               <w:t>10</w:t>
             </w:r>
@@ -2431,12 +2788,12 @@
           <w:p>
             <w:pPr>
               <w:pStyle w:val="TableText"/>
-              <w:spacing w:before="0" w:after="0" w:line="220" w:lineRule="auto"/>
-            </w:pPr>
-            <w:r>
-              <w:rPr>
-                <w:sz w:val="17"/>
-                <w:szCs w:val="17"/>
+              <w:spacing w:before="0" w:after="0" w:line="240" w:lineRule="auto"/>
+            </w:pPr>
+            <w:r>
+              <w:rPr>
+                <w:sz w:val="20"/>
+                <w:szCs w:val="20"/>
               </w:rPr>
               <w:t>HLLTLKKHV</w:t>
             </w:r>
@@ -2450,12 +2807,12 @@
           <w:p>
             <w:pPr>
               <w:pStyle w:val="TableText"/>
-              <w:spacing w:before="0" w:after="0" w:line="220" w:lineRule="auto"/>
-            </w:pPr>
-            <w:r>
-              <w:rPr>
-                <w:sz w:val="17"/>
-                <w:szCs w:val="17"/>
+              <w:spacing w:before="0" w:after="0" w:line="240" w:lineRule="auto"/>
+            </w:pPr>
+            <w:r>
+              <w:rPr>
+                <w:sz w:val="20"/>
+                <w:szCs w:val="20"/>
               </w:rPr>
               <w:t>9</w:t>
             </w:r>
@@ -2469,12 +2826,12 @@
           <w:p>
             <w:pPr>
               <w:pStyle w:val="TableText"/>
-              <w:spacing w:before="0" w:after="0" w:line="220" w:lineRule="auto"/>
-            </w:pPr>
-            <w:r>
-              <w:rPr>
-                <w:sz w:val="17"/>
-                <w:szCs w:val="17"/>
+              <w:spacing w:before="0" w:after="0" w:line="240" w:lineRule="auto"/>
+            </w:pPr>
+            <w:r>
+              <w:rPr>
+                <w:sz w:val="20"/>
+                <w:szCs w:val="20"/>
               </w:rPr>
               <w:t>−8.88</w:t>
             </w:r>
@@ -2488,12 +2845,12 @@
           <w:p>
             <w:pPr>
               <w:pStyle w:val="TableText"/>
-              <w:spacing w:before="0" w:after="0" w:line="220" w:lineRule="auto"/>
-            </w:pPr>
-            <w:r>
-              <w:rPr>
-                <w:sz w:val="17"/>
-                <w:szCs w:val="17"/>
+              <w:spacing w:before="0" w:after="0" w:line="240" w:lineRule="auto"/>
+            </w:pPr>
+            <w:r>
+              <w:rPr>
+                <w:sz w:val="20"/>
+                <w:szCs w:val="20"/>
               </w:rPr>
               <w:t>0.05</w:t>
             </w:r>
@@ -2509,12 +2866,12 @@
           <w:p>
             <w:pPr>
               <w:pStyle w:val="TableText"/>
-              <w:spacing w:before="0" w:after="0" w:line="220" w:lineRule="auto"/>
-            </w:pPr>
-            <w:r>
-              <w:rPr>
-                <w:sz w:val="17"/>
-                <w:szCs w:val="17"/>
+              <w:spacing w:before="0" w:after="0" w:line="240" w:lineRule="auto"/>
+            </w:pPr>
+            <w:r>
+              <w:rPr>
+                <w:sz w:val="20"/>
+                <w:szCs w:val="20"/>
               </w:rPr>
               <w:t>11</w:t>
             </w:r>
@@ -2528,12 +2885,12 @@
           <w:p>
             <w:pPr>
               <w:pStyle w:val="TableText"/>
-              <w:spacing w:before="0" w:after="0" w:line="220" w:lineRule="auto"/>
-            </w:pPr>
-            <w:r>
-              <w:rPr>
-                <w:sz w:val="17"/>
-                <w:szCs w:val="17"/>
+              <w:spacing w:before="0" w:after="0" w:line="240" w:lineRule="auto"/>
+            </w:pPr>
+            <w:r>
+              <w:rPr>
+                <w:sz w:val="20"/>
+                <w:szCs w:val="20"/>
               </w:rPr>
               <w:t>HLPLLHRCC</w:t>
             </w:r>
@@ -2547,12 +2904,12 @@
           <w:p>
             <w:pPr>
               <w:pStyle w:val="TableText"/>
-              <w:spacing w:before="0" w:after="0" w:line="220" w:lineRule="auto"/>
-            </w:pPr>
-            <w:r>
-              <w:rPr>
-                <w:sz w:val="17"/>
-                <w:szCs w:val="17"/>
+              <w:spacing w:before="0" w:after="0" w:line="240" w:lineRule="auto"/>
+            </w:pPr>
+            <w:r>
+              <w:rPr>
+                <w:sz w:val="20"/>
+                <w:szCs w:val="20"/>
               </w:rPr>
               <w:t>9</w:t>
             </w:r>
@@ -2566,12 +2923,12 @@
           <w:p>
             <w:pPr>
               <w:pStyle w:val="TableText"/>
-              <w:spacing w:before="0" w:after="0" w:line="220" w:lineRule="auto"/>
-            </w:pPr>
-            <w:r>
-              <w:rPr>
-                <w:sz w:val="17"/>
-                <w:szCs w:val="17"/>
+              <w:spacing w:before="0" w:after="0" w:line="240" w:lineRule="auto"/>
+            </w:pPr>
+            <w:r>
+              <w:rPr>
+                <w:sz w:val="20"/>
+                <w:szCs w:val="20"/>
               </w:rPr>
               <w:t>−8.35</w:t>
             </w:r>
@@ -2585,12 +2942,12 @@
           <w:p>
             <w:pPr>
               <w:pStyle w:val="TableText"/>
-              <w:spacing w:before="0" w:after="0" w:line="220" w:lineRule="auto"/>
-            </w:pPr>
-            <w:r>
-              <w:rPr>
-                <w:sz w:val="17"/>
-                <w:szCs w:val="17"/>
+              <w:spacing w:before="0" w:after="0" w:line="240" w:lineRule="auto"/>
+            </w:pPr>
+            <w:r>
+              <w:rPr>
+                <w:sz w:val="20"/>
+                <w:szCs w:val="20"/>
               </w:rPr>
               <w:t>0.12</w:t>
             </w:r>
@@ -2606,12 +2963,12 @@
           <w:p>
             <w:pPr>
               <w:pStyle w:val="TableText"/>
-              <w:spacing w:before="0" w:after="0" w:line="220" w:lineRule="auto"/>
-            </w:pPr>
-            <w:r>
-              <w:rPr>
-                <w:sz w:val="17"/>
-                <w:szCs w:val="17"/>
+              <w:spacing w:before="0" w:after="0" w:line="240" w:lineRule="auto"/>
+            </w:pPr>
+            <w:r>
+              <w:rPr>
+                <w:sz w:val="20"/>
+                <w:szCs w:val="20"/>
               </w:rPr>
               <w:t>12</w:t>
             </w:r>
@@ -2625,12 +2982,12 @@
           <w:p>
             <w:pPr>
               <w:pStyle w:val="TableText"/>
-              <w:spacing w:before="0" w:after="0" w:line="220" w:lineRule="auto"/>
-            </w:pPr>
-            <w:r>
-              <w:rPr>
-                <w:sz w:val="17"/>
-                <w:szCs w:val="17"/>
+              <w:spacing w:before="0" w:after="0" w:line="240" w:lineRule="auto"/>
+            </w:pPr>
+            <w:r>
+              <w:rPr>
+                <w:sz w:val="20"/>
+                <w:szCs w:val="20"/>
               </w:rPr>
               <w:t>HVLLLRQCA</w:t>
             </w:r>
@@ -2644,12 +3001,12 @@
           <w:p>
             <w:pPr>
               <w:pStyle w:val="TableText"/>
-              <w:spacing w:before="0" w:after="0" w:line="220" w:lineRule="auto"/>
-            </w:pPr>
-            <w:r>
-              <w:rPr>
-                <w:sz w:val="17"/>
-                <w:szCs w:val="17"/>
+              <w:spacing w:before="0" w:after="0" w:line="240" w:lineRule="auto"/>
+            </w:pPr>
+            <w:r>
+              <w:rPr>
+                <w:sz w:val="20"/>
+                <w:szCs w:val="20"/>
               </w:rPr>
               <w:t>9</w:t>
             </w:r>
@@ -2663,12 +3020,12 @@
           <w:p>
             <w:pPr>
               <w:pStyle w:val="TableText"/>
-              <w:spacing w:before="0" w:after="0" w:line="220" w:lineRule="auto"/>
-            </w:pPr>
-            <w:r>
-              <w:rPr>
-                <w:sz w:val="17"/>
-                <w:szCs w:val="17"/>
+              <w:spacing w:before="0" w:after="0" w:line="240" w:lineRule="auto"/>
+            </w:pPr>
+            <w:r>
+              <w:rPr>
+                <w:sz w:val="20"/>
+                <w:szCs w:val="20"/>
               </w:rPr>
               <w:t>−8.25</w:t>
             </w:r>
@@ -2682,12 +3039,12 @@
           <w:p>
             <w:pPr>
               <w:pStyle w:val="TableText"/>
-              <w:spacing w:before="0" w:after="0" w:line="220" w:lineRule="auto"/>
-            </w:pPr>
-            <w:r>
-              <w:rPr>
-                <w:sz w:val="17"/>
-                <w:szCs w:val="17"/>
+              <w:spacing w:before="0" w:after="0" w:line="240" w:lineRule="auto"/>
+            </w:pPr>
+            <w:r>
+              <w:rPr>
+                <w:sz w:val="20"/>
+                <w:szCs w:val="20"/>
               </w:rPr>
               <w:t>0.09</w:t>
             </w:r>
@@ -2711,10 +3068,28 @@
     </w:p>
     <w:p>
       <w:pPr>
+        <w:pStyle w:val="Heading3"/>
+        <w:keepNext/>
+      </w:pPr>
+      <w:r>
+        <w:t>Principal findings</w:t>
+      </w:r>
+    </w:p>
+    <w:p>
+      <w:pPr>
         <w:pStyle w:val="Normal"/>
       </w:pPr>
       <w:r>
-        <w:t>The analysis defines a compact validation set while preserving the distinction between prediction and mechanism. Deep-learning and neural-network models make the search space tractable, but outputs trained on heterogeneous datasets may be poorly calibrated for very short microbiome-derived peptides. The nearly complete antimicrobial positivity observed in the broader full analysis further cautions against equating multiple model-positive labels with biological replication.</w:t>
+        <w:t>This analysis reconstructs a computational funnel that reduces a multimillion-candidate smORF space to an aggregate main set of 12 and a stricter count of 8. It also characterizes a separate twelve-sequence set and preserves the ordering of an available AChE docking table. The main scientific contribution is not validation of a periodontal–AD mechanism; it is the definition of a bounded candidate set, explicit model-applicability limits, and an ordered strategy for recovering the missing sequence-level and experimental evidence.</w:t>
+      </w:r>
+    </w:p>
+    <w:p>
+      <w:pPr>
+        <w:pStyle w:val="Heading3"/>
+        <w:keepNext/>
+      </w:pPr>
+      <w:r>
+        <w:t>Interpretation of the model cascade</w:t>
       </w:r>
     </w:p>
     <w:p>
@@ -2722,37 +3097,38 @@
         <w:pStyle w:val="Normal"/>
       </w:pPr>
       <w:r>
-        <w:t xml:space="preserve">AChE provides a plausible structural context because its peripheral region can influence Aβ assembly </w:t>
-      </w:r>
-      <w:r>
-        <w:t>[18]</w:t>
-      </w:r>
-      <w:r>
-        <w:t xml:space="preserve">, and PDB 4EY6 provides an experimentally determined human structure </w:t>
-      </w:r>
-      <w:r>
-        <w:t>[19]</w:t>
-      </w:r>
-      <w:r>
-        <w:t xml:space="preserve">. Nevertheless, Vina is a screening method whose rankings depend on receptor and ligand preparation, search-space definition, and sampling </w:t>
-      </w:r>
-      <w:r>
-        <w:t>[20]</w:t>
-      </w:r>
-      <w:r>
-        <w:t xml:space="preserve">. Later Vina implementations do not eliminate these requirements </w:t>
-      </w:r>
-      <w:r>
-        <w:t>[21]</w:t>
-      </w:r>
-      <w:r>
-        <w:t xml:space="preserve">, and flexible peptide docking may require peptide-specific refinement </w:t>
+        <w:t>The cascade integrates modern neural architectures but should not be viewed as repeated independent confirmation. UniDL4BioPep and NTxPred2 both rely on protein-language-model representations, whereas mebipred and AnOxPePred incorporate composition-derived information. Correlated sequence features can therefore propagate through successive filters. Training datasets also differ in endpoint definition, sequence length, redundancy reduction, class balance, and negative-set construction. These issues are especially important for leucine-rich, cationic, 7–9-aa microbiome peptides that may lie outside the training distribution.</w:t>
+      </w:r>
+    </w:p>
+    <w:p>
+      <w:pPr>
+        <w:pStyle w:val="Normal"/>
+      </w:pPr>
+      <w:r>
+        <w:t>The near-saturated antimicrobial output provides an internal warning about calibration. It does not invalidate all rankings, but it shows that a common probability threshold can have very different meanings across tasks. Accordingly, “BBB-high,” “neurotoxicity-positive,” “metal-binding-positive,” CHEL, and FRS are operational model labels. They do not equal transport, neuronal injury, binding constants, coordination geometry, or redox activity.</w:t>
+      </w:r>
+    </w:p>
+    <w:p>
+      <w:pPr>
+        <w:pStyle w:val="Heading3"/>
+        <w:keepNext/>
+      </w:pPr>
+      <w:r>
+        <w:t>AChE, metal, and peptide-structure hypotheses</w:t>
+      </w:r>
+    </w:p>
+    <w:p>
+      <w:pPr>
+        <w:pStyle w:val="Normal"/>
+      </w:pPr>
+      <w:r>
+        <w:t xml:space="preserve">AChE is biologically relevant because its peripheral region can influence Aβ assembly, but this context does not convert a docking score into target engagement. Flexible peptides have many accessible conformers, and docking ranks can change with protonation, terminal state, receptor flexibility, initial structure, and search settings. Independent reproduction should include prepared receptor and ligand files, multiple starting conformers, explicit random seeds, all raw scores and poses, and peptide-specific flexible refinement such as FlexPepDock </w:t>
       </w:r>
       <w:r>
         <w:t>[22]</w:t>
       </w:r>
       <w:r>
-        <w:t>. Without poses and run definitions, the score range does not establish AChE binding, site preference, inhibition, selectivity, or Aβ modulation.</w:t>
+        <w:t>. The ongoing MD extension can then assess contact persistence and conformational behavior from documented starting complexes rather than substitute for uncertain docking preparation.</w:t>
       </w:r>
     </w:p>
     <w:p>
@@ -2760,7 +3136,24 @@
         <w:pStyle w:val="Normal"/>
       </w:pPr>
       <w:r>
-        <w:t xml:space="preserve">The periodontal context is similarly bounded. Existing studies motivate investigation of inflammatory, gingipain, infection-related, and vesicle-associated routes, but they cannot assign community-derived peptides to </w:t>
+        <w:t>Histidine and cysteine enrichment provides plausible metal-coordination groups. However, sequence composition cannot determine affinity, stoichiometry, ion selectivity, coordination geometry, oxidation state, or redox consequence. Direct measurements should compare Cu(II), Fe(II/III), and Zn(II) under controlled pH and stoichiometry and should include spectroscopy, thermodynamic measurements, reactive-oxygen-species assays, and lipid-peroxidation endpoints. Peptide-only, metal-only, scrambled-sequence, composition-matched, and established positive and negative controls are required.</w:t>
+      </w:r>
+    </w:p>
+    <w:p>
+      <w:pPr>
+        <w:pStyle w:val="Heading3"/>
+        <w:keepNext/>
+      </w:pPr>
+      <w:r>
+        <w:t>Periodontal and AD interpretation</w:t>
+      </w:r>
+    </w:p>
+    <w:p>
+      <w:pPr>
+        <w:pStyle w:val="Normal"/>
+      </w:pPr>
+      <w:r>
+        <w:t xml:space="preserve">The periodontal context remains hypothesis-generating. Human associations are vulnerable to age, smoking, diabetes, medication, frailty, socioeconomic conditions, oral-care access, and reverse causation. Experimental </w:t>
       </w:r>
       <w:r>
         <w:rPr>
@@ -2769,7 +3162,16 @@
         <w:t>P. gingivalis</w:t>
       </w:r>
       <w:r>
-        <w:t>. A candidate-level chain from sequence to assembly, sample, clinical label, taxonomy, expression, circulation, BBB transport, and target engagement is required before disease claims can be tested.</w:t>
+        <w:t xml:space="preserve"> systems demonstrate selected possibilities at defined doses and exposure routes, but these findings cannot be assigned to untraced community peptides. The current labels do not show that any sequence is periodontitis-specific, </w:t>
+      </w:r>
+      <w:r>
+        <w:rPr>
+          <w:i/>
+        </w:rPr>
+        <w:t>P. gingivalis</w:t>
+      </w:r>
+      <w:r>
+        <w:t>-encoded, expressed in the source oral community, present in circulation, or delivered to the brain.</w:t>
       </w:r>
     </w:p>
     <w:p>
@@ -2777,7 +3179,40 @@
         <w:pStyle w:val="Normal"/>
       </w:pPr>
       <w:r>
-        <w:t>The immediate priorities are to recover row-level funnel membership, identify the stricter 8-of-12 subset, rerun fixed predictor and docking versions, and verify peptide identity and stability after synthesis. Subsequent assays should evaluate BBB transport, cytotoxicity, Cu/Fe/Zn interaction, metal-dependent redox effects, AChE/BChE function, direct binding, and Aβ phenotypes with appropriate controls. The absent row mappings, raw docking materials, complete MD inputs, and experimental measurements are decisive limitations.</w:t>
+        <w:t>A credible molecular chain requires sequence-to-contig or assembly mapping, sample and clinical-group assignment, taxonomic resolution, cohort-matched transcription or translation evidence, systemic exposure, BBB transport, and a reproducible target or cellular phenotype. Each step answers a distinct question and cannot be replaced by accumulating additional in silico scores.</w:t>
+      </w:r>
+    </w:p>
+    <w:p>
+      <w:pPr>
+        <w:pStyle w:val="Heading3"/>
+        <w:keepNext/>
+      </w:pPr>
+      <w:r>
+        <w:t>Validation priorities and limitations</w:t>
+      </w:r>
+    </w:p>
+    <w:p>
+      <w:pPr>
+        <w:pStyle w:val="Normal"/>
+      </w:pPr>
+      <w:r>
+        <w:t>The first priority is to recover a candidate-level table linking sequence, stable identifier, genomic coordinates, assembly, sample, group, taxonomy, peptide-spectrum evidence, every predictor score and applicability flag, CHEL/FRS values, main/strict membership, and docking ligand identity. This would resolve whether the twelve explicit sequences are the same twelve candidates represented by the aggregate endpoint and identify the stricter subset of eight.</w:t>
+      </w:r>
+    </w:p>
+    <w:p>
+      <w:pPr>
+        <w:pStyle w:val="Normal"/>
+      </w:pPr>
+      <w:r>
+        <w:t>After fixed-version computational reproduction, synthesized peptides should undergo identity, purity, solubility, aggregation, and serum/protease-stability testing. BBB transport and cytotoxicity should be evaluated separately using concentration–response designs and non-neuronal controls. Metal chemistry, AChE/BChE activity, direct binding, and Aβ aggregation should then be tested under prespecified conditions. The ongoing MD extension will contribute trajectory-derived stability and contact measurements after quality control, but disease models should be considered only after molecular identity, exposure, reproducible biochemical activity, and biologically replicated phenotypes have been established.</w:t>
+      </w:r>
+    </w:p>
+    <w:p>
+      <w:pPr>
+        <w:pStyle w:val="Normal"/>
+      </w:pPr>
+      <w:r>
+        <w:t>The decisive limitations are the absence of row-level funnel data, unresolved membership of the aggregate 12 and 8 endpoints, lack of raw docking inputs and poses, ongoing MD trajectory analysis, and absence of biological measurements. The similar aggregate retention rates in the healthy-labelled and periodontitis-labelled libraries cannot support disease enrichment because the participant or sample is the appropriate inferential unit. These constraints limit the present work to computational prioritization and validation planning.</w:t>
       </w:r>
     </w:p>
     <w:p>
@@ -2794,7 +3229,7 @@
         <w:pStyle w:val="Normal"/>
       </w:pPr>
       <w:r>
-        <w:t xml:space="preserve">The aggregate data support a transparent computational funnel ending in 12 main and 8 stricter candidate counts. A separate twelve-peptide table provides composition and AChE score ordering but cannot be linked row by row to those endpoints, and neither docking nor MD results were independently produced. The shortlist is appropriate for staged validation, but it does not establish </w:t>
+        <w:t xml:space="preserve">The aggregate data support a transparent computational funnel ending in 12 main and 8 stricter candidate counts. A separate twelve-peptide table provides reproducible sequence composition and AChE score ordering but cannot yet be linked row by row to those endpoints. The expanded concise manuscript defines the actual neural architectures, model-applicability limits, ongoing 100-ns MD extension, and sequential experimental requirements. The shortlist is appropriate for independent computational and experimental validation, but it does not establish </w:t>
       </w:r>
       <w:r>
         <w:rPr>
@@ -2822,23 +3257,23 @@
       </w:pPr>
       <w:r>
         <w:rPr>
-          <w:sz w:val="18"/>
-          <w:szCs w:val="18"/>
+          <w:sz w:val="24"/>
+          <w:szCs w:val="24"/>
         </w:rPr>
         <w:t xml:space="preserve">1. Scheltens P, De Strooper B, Kivipelto M, et al. Alzheimer’s disease. </w:t>
       </w:r>
       <w:r>
         <w:rPr>
           <w:i/>
-          <w:sz w:val="18"/>
-          <w:szCs w:val="18"/>
+          <w:sz w:val="24"/>
+          <w:szCs w:val="24"/>
         </w:rPr>
         <w:t>Lancet</w:t>
       </w:r>
       <w:r>
         <w:rPr>
-          <w:sz w:val="18"/>
-          <w:szCs w:val="18"/>
+          <w:sz w:val="24"/>
+          <w:szCs w:val="24"/>
         </w:rPr>
         <w:t>. 2021;397(10284):1577–1590. doi:10.1016/S0140-6736(20)32205-4.</w:t>
       </w:r>
@@ -2850,23 +3285,23 @@
       </w:pPr>
       <w:r>
         <w:rPr>
-          <w:sz w:val="18"/>
-          <w:szCs w:val="18"/>
+          <w:sz w:val="24"/>
+          <w:szCs w:val="24"/>
         </w:rPr>
         <w:t xml:space="preserve">2. Selkoe DJ, Hardy J. The amyloid hypothesis of Alzheimer’s disease at 25 years. </w:t>
       </w:r>
       <w:r>
         <w:rPr>
           <w:i/>
-          <w:sz w:val="18"/>
-          <w:szCs w:val="18"/>
+          <w:sz w:val="24"/>
+          <w:szCs w:val="24"/>
         </w:rPr>
         <w:t>EMBO Mol Med</w:t>
       </w:r>
       <w:r>
         <w:rPr>
-          <w:sz w:val="18"/>
-          <w:szCs w:val="18"/>
+          <w:sz w:val="24"/>
+          <w:szCs w:val="24"/>
         </w:rPr>
         <w:t>. 2016;8(6):595–608. doi:10.15252/emmm.201606210.</w:t>
       </w:r>
@@ -2878,23 +3313,23 @@
       </w:pPr>
       <w:r>
         <w:rPr>
-          <w:sz w:val="18"/>
-          <w:szCs w:val="18"/>
+          <w:sz w:val="24"/>
+          <w:szCs w:val="24"/>
         </w:rPr>
         <w:t xml:space="preserve">3. Chalmers JC, Hernandez-Kapila YL. The role of the oral microbiome, host response, and periodontal disease treatment in Alzheimer’s disease: a primer. </w:t>
       </w:r>
       <w:r>
         <w:rPr>
           <w:i/>
-          <w:sz w:val="18"/>
-          <w:szCs w:val="18"/>
+          <w:sz w:val="24"/>
+          <w:szCs w:val="24"/>
         </w:rPr>
         <w:t>Periodontol 2000</w:t>
       </w:r>
       <w:r>
         <w:rPr>
-          <w:sz w:val="18"/>
-          <w:szCs w:val="18"/>
+          <w:sz w:val="24"/>
+          <w:szCs w:val="24"/>
         </w:rPr>
         <w:t>. 2025;98(1):220–227. doi:10.1111/prd.12631.</w:t>
       </w:r>
@@ -2906,23 +3341,23 @@
       </w:pPr>
       <w:r>
         <w:rPr>
-          <w:sz w:val="18"/>
-          <w:szCs w:val="18"/>
+          <w:sz w:val="24"/>
+          <w:szCs w:val="24"/>
         </w:rPr>
         <w:t xml:space="preserve">4. Guo Y, Nguyen KA, Potempa J. Dichotomy of gingipains action as virulence factors. </w:t>
       </w:r>
       <w:r>
         <w:rPr>
           <w:i/>
-          <w:sz w:val="18"/>
-          <w:szCs w:val="18"/>
+          <w:sz w:val="24"/>
+          <w:szCs w:val="24"/>
         </w:rPr>
         <w:t>Periodontol 2000</w:t>
       </w:r>
       <w:r>
         <w:rPr>
-          <w:sz w:val="18"/>
-          <w:szCs w:val="18"/>
+          <w:sz w:val="24"/>
+          <w:szCs w:val="24"/>
         </w:rPr>
         <w:t>. 2010;54(1):15–44. doi:10.1111/j.1600-0757.2010.00377.x.</w:t>
       </w:r>
@@ -2934,38 +3369,38 @@
       </w:pPr>
       <w:r>
         <w:rPr>
-          <w:sz w:val="18"/>
-          <w:szCs w:val="18"/>
+          <w:sz w:val="24"/>
+          <w:szCs w:val="24"/>
         </w:rPr>
         <w:t xml:space="preserve">5. Dominy SS, Lynch C, Ermini F, et al. </w:t>
       </w:r>
       <w:r>
         <w:rPr>
           <w:i/>
-          <w:sz w:val="18"/>
-          <w:szCs w:val="18"/>
+          <w:sz w:val="24"/>
+          <w:szCs w:val="24"/>
         </w:rPr>
         <w:t>Porphyromonas gingivalis</w:t>
       </w:r>
       <w:r>
         <w:rPr>
-          <w:sz w:val="18"/>
-          <w:szCs w:val="18"/>
+          <w:sz w:val="24"/>
+          <w:szCs w:val="24"/>
         </w:rPr>
         <w:t xml:space="preserve"> in Alzheimer’s disease brains. </w:t>
       </w:r>
       <w:r>
         <w:rPr>
           <w:i/>
-          <w:sz w:val="18"/>
-          <w:szCs w:val="18"/>
+          <w:sz w:val="24"/>
+          <w:szCs w:val="24"/>
         </w:rPr>
         <w:t>Sci Adv</w:t>
       </w:r>
       <w:r>
         <w:rPr>
-          <w:sz w:val="18"/>
-          <w:szCs w:val="18"/>
+          <w:sz w:val="24"/>
+          <w:szCs w:val="24"/>
         </w:rPr>
         <w:t>. 2019;5(1):eaau3333. doi:10.1126/sciadv.aau3333.</w:t>
       </w:r>
@@ -2977,23 +3412,23 @@
       </w:pPr>
       <w:r>
         <w:rPr>
-          <w:sz w:val="18"/>
-          <w:szCs w:val="18"/>
+          <w:sz w:val="24"/>
+          <w:szCs w:val="24"/>
         </w:rPr>
         <w:t xml:space="preserve">6. Ilievski V, Zuchowska PK, Green SJ, et al. Chronic oral application of a periodontal pathogen results in brain inflammation, neurodegeneration and amyloid beta production in wild type mice. </w:t>
       </w:r>
       <w:r>
         <w:rPr>
           <w:i/>
-          <w:sz w:val="18"/>
-          <w:szCs w:val="18"/>
+          <w:sz w:val="24"/>
+          <w:szCs w:val="24"/>
         </w:rPr>
         <w:t>PLoS One</w:t>
       </w:r>
       <w:r>
         <w:rPr>
-          <w:sz w:val="18"/>
-          <w:szCs w:val="18"/>
+          <w:sz w:val="24"/>
+          <w:szCs w:val="24"/>
         </w:rPr>
         <w:t>. 2018;13(10):e0204941. doi:10.1371/journal.pone.0204941.</w:t>
       </w:r>
@@ -3005,38 +3440,38 @@
       </w:pPr>
       <w:r>
         <w:rPr>
-          <w:sz w:val="18"/>
-          <w:szCs w:val="18"/>
+          <w:sz w:val="24"/>
+          <w:szCs w:val="24"/>
         </w:rPr>
         <w:t xml:space="preserve">7. Nara PL, Sindelar D, Penn MS, et al. </w:t>
       </w:r>
       <w:r>
         <w:rPr>
           <w:i/>
-          <w:sz w:val="18"/>
-          <w:szCs w:val="18"/>
+          <w:sz w:val="24"/>
+          <w:szCs w:val="24"/>
         </w:rPr>
         <w:t>Porphyromonas gingivalis</w:t>
       </w:r>
       <w:r>
         <w:rPr>
-          <w:sz w:val="18"/>
-          <w:szCs w:val="18"/>
+          <w:sz w:val="24"/>
+          <w:szCs w:val="24"/>
         </w:rPr>
         <w:t xml:space="preserve"> outer membrane vesicles as the major driver of and explanation for neuropathogenesis. </w:t>
       </w:r>
       <w:r>
         <w:rPr>
           <w:i/>
-          <w:sz w:val="18"/>
-          <w:szCs w:val="18"/>
+          <w:sz w:val="24"/>
+          <w:szCs w:val="24"/>
         </w:rPr>
         <w:t>J Alzheimers Dis</w:t>
       </w:r>
       <w:r>
         <w:rPr>
-          <w:sz w:val="18"/>
-          <w:szCs w:val="18"/>
+          <w:sz w:val="24"/>
+          <w:szCs w:val="24"/>
         </w:rPr>
         <w:t>. 2021;82(4):1417–1450. doi:10.3233/JAD-210448.</w:t>
       </w:r>
@@ -3048,23 +3483,23 @@
       </w:pPr>
       <w:r>
         <w:rPr>
-          <w:sz w:val="18"/>
-          <w:szCs w:val="18"/>
+          <w:sz w:val="24"/>
+          <w:szCs w:val="24"/>
         </w:rPr>
         <w:t xml:space="preserve">8. Hu C, Li H, Huang L, et al. Periodontal disease and risk of Alzheimer’s disease: a two-sample Mendelian randomization. </w:t>
       </w:r>
       <w:r>
         <w:rPr>
           <w:i/>
-          <w:sz w:val="18"/>
-          <w:szCs w:val="18"/>
+          <w:sz w:val="24"/>
+          <w:szCs w:val="24"/>
         </w:rPr>
         <w:t>Brain Behav</w:t>
       </w:r>
       <w:r>
         <w:rPr>
-          <w:sz w:val="18"/>
-          <w:szCs w:val="18"/>
+          <w:sz w:val="24"/>
+          <w:szCs w:val="24"/>
         </w:rPr>
         <w:t>. 2024;14(4):e3486. doi:10.1002/brb3.3486.</w:t>
       </w:r>
@@ -3076,23 +3511,23 @@
       </w:pPr>
       <w:r>
         <w:rPr>
-          <w:sz w:val="18"/>
-          <w:szCs w:val="18"/>
+          <w:sz w:val="24"/>
+          <w:szCs w:val="24"/>
         </w:rPr>
         <w:t xml:space="preserve">9. Sberro H, Fremin BJ, Zlitni S, et al. Large-scale analyses of human microbiomes reveal thousands of small, novel genes. </w:t>
       </w:r>
       <w:r>
         <w:rPr>
           <w:i/>
-          <w:sz w:val="18"/>
-          <w:szCs w:val="18"/>
+          <w:sz w:val="24"/>
+          <w:szCs w:val="24"/>
         </w:rPr>
         <w:t>Cell</w:t>
       </w:r>
       <w:r>
         <w:rPr>
-          <w:sz w:val="18"/>
-          <w:szCs w:val="18"/>
+          <w:sz w:val="24"/>
+          <w:szCs w:val="24"/>
         </w:rPr>
         <w:t>. 2019;178(5):1245–1259.e14. doi:10.1016/j.cell.2019.07.016.</w:t>
       </w:r>
@@ -3104,23 +3539,23 @@
       </w:pPr>
       <w:r>
         <w:rPr>
-          <w:sz w:val="18"/>
-          <w:szCs w:val="18"/>
+          <w:sz w:val="24"/>
+          <w:szCs w:val="24"/>
         </w:rPr>
         <w:t xml:space="preserve">10. Durrant MG, Bhatt AS. Automated prediction and annotation of small open reading frames in microbial genomes. </w:t>
       </w:r>
       <w:r>
         <w:rPr>
           <w:i/>
-          <w:sz w:val="18"/>
-          <w:szCs w:val="18"/>
+          <w:sz w:val="24"/>
+          <w:szCs w:val="24"/>
         </w:rPr>
         <w:t>Cell Host Microbe</w:t>
       </w:r>
       <w:r>
         <w:rPr>
-          <w:sz w:val="18"/>
-          <w:szCs w:val="18"/>
+          <w:sz w:val="24"/>
+          <w:szCs w:val="24"/>
         </w:rPr>
         <w:t>. 2021;29(1):121–131.e4. doi:10.1016/j.chom.2020.11.002.</w:t>
       </w:r>
@@ -3132,23 +3567,23 @@
       </w:pPr>
       <w:r>
         <w:rPr>
-          <w:sz w:val="18"/>
-          <w:szCs w:val="18"/>
+          <w:sz w:val="24"/>
+          <w:szCs w:val="24"/>
         </w:rPr>
         <w:t xml:space="preserve">11. Belstrøm D, Constancias F, Drautz-Moses DI, et al. Periodontitis associates with species-specific gene expression of the oral microbiota. </w:t>
       </w:r>
       <w:r>
         <w:rPr>
           <w:i/>
-          <w:sz w:val="18"/>
-          <w:szCs w:val="18"/>
+          <w:sz w:val="24"/>
+          <w:szCs w:val="24"/>
         </w:rPr>
         <w:t>npj Biofilms Microbiomes</w:t>
       </w:r>
       <w:r>
         <w:rPr>
-          <w:sz w:val="18"/>
-          <w:szCs w:val="18"/>
+          <w:sz w:val="24"/>
+          <w:szCs w:val="24"/>
         </w:rPr>
         <w:t>. 2021;7:76. doi:10.1038/s41522-021-00247-y.</w:t>
       </w:r>
@@ -3160,23 +3595,23 @@
       </w:pPr>
       <w:r>
         <w:rPr>
-          <w:sz w:val="18"/>
-          <w:szCs w:val="18"/>
+          <w:sz w:val="24"/>
+          <w:szCs w:val="24"/>
         </w:rPr>
         <w:t xml:space="preserve">12. Du Z, Ding X, Xu Y, Li Y. UniDL4BioPep: a universal deep learning architecture for binary classification in peptide bioactivity. </w:t>
       </w:r>
       <w:r>
         <w:rPr>
           <w:i/>
-          <w:sz w:val="18"/>
-          <w:szCs w:val="18"/>
+          <w:sz w:val="24"/>
+          <w:szCs w:val="24"/>
         </w:rPr>
         <w:t>Brief Bioinform</w:t>
       </w:r>
       <w:r>
         <w:rPr>
-          <w:sz w:val="18"/>
-          <w:szCs w:val="18"/>
+          <w:sz w:val="24"/>
+          <w:szCs w:val="24"/>
         </w:rPr>
         <w:t>. 2023;24(3):bbad135. doi:10.1093/bib/bbad135.</w:t>
       </w:r>
@@ -3188,23 +3623,23 @@
       </w:pPr>
       <w:r>
         <w:rPr>
-          <w:sz w:val="18"/>
-          <w:szCs w:val="18"/>
+          <w:sz w:val="24"/>
+          <w:szCs w:val="24"/>
         </w:rPr>
         <w:t xml:space="preserve">13. Rathore AS, Jain S, Choudhury S, Raghava GPS. A large language model for predicting neurotoxic peptides and neurotoxins. </w:t>
       </w:r>
       <w:r>
         <w:rPr>
           <w:i/>
-          <w:sz w:val="18"/>
-          <w:szCs w:val="18"/>
+          <w:sz w:val="24"/>
+          <w:szCs w:val="24"/>
         </w:rPr>
         <w:t>Protein Sci</w:t>
       </w:r>
       <w:r>
         <w:rPr>
-          <w:sz w:val="18"/>
-          <w:szCs w:val="18"/>
+          <w:sz w:val="24"/>
+          <w:szCs w:val="24"/>
         </w:rPr>
         <w:t>. 2025;34(8):e70200. doi:10.1002/pro.70200.</w:t>
       </w:r>
@@ -3216,23 +3651,23 @@
       </w:pPr>
       <w:r>
         <w:rPr>
-          <w:sz w:val="18"/>
-          <w:szCs w:val="18"/>
+          <w:sz w:val="24"/>
+          <w:szCs w:val="24"/>
         </w:rPr>
         <w:t xml:space="preserve">14. Aptekmann AA, Buongiorno J, Giovannelli D, et al. mebipred: identifying metal-binding potential in protein sequence. </w:t>
       </w:r>
       <w:r>
         <w:rPr>
           <w:i/>
-          <w:sz w:val="18"/>
-          <w:szCs w:val="18"/>
+          <w:sz w:val="24"/>
+          <w:szCs w:val="24"/>
         </w:rPr>
         <w:t>Bioinformatics</w:t>
       </w:r>
       <w:r>
         <w:rPr>
-          <w:sz w:val="18"/>
-          <w:szCs w:val="18"/>
+          <w:sz w:val="24"/>
+          <w:szCs w:val="24"/>
         </w:rPr>
         <w:t>. 2022;38(14):3532–3540. doi:10.1093/bioinformatics/btac358.</w:t>
       </w:r>
@@ -3244,23 +3679,23 @@
       </w:pPr>
       <w:r>
         <w:rPr>
-          <w:sz w:val="18"/>
-          <w:szCs w:val="18"/>
+          <w:sz w:val="24"/>
+          <w:szCs w:val="24"/>
         </w:rPr>
         <w:t xml:space="preserve">15. Olsen TH, Yesiltas B, Marin FI, et al. AnOxPePred: using deep learning for the prediction of antioxidative properties of peptides. </w:t>
       </w:r>
       <w:r>
         <w:rPr>
           <w:i/>
-          <w:sz w:val="18"/>
-          <w:szCs w:val="18"/>
+          <w:sz w:val="24"/>
+          <w:szCs w:val="24"/>
         </w:rPr>
         <w:t>Sci Rep</w:t>
       </w:r>
       <w:r>
         <w:rPr>
-          <w:sz w:val="18"/>
-          <w:szCs w:val="18"/>
+          <w:sz w:val="24"/>
+          <w:szCs w:val="24"/>
         </w:rPr>
         <w:t>. 2020;10:21471. doi:10.1038/s41598-020-78319-w.</w:t>
       </w:r>
@@ -3272,25 +3707,25 @@
       </w:pPr>
       <w:r>
         <w:rPr>
-          <w:sz w:val="18"/>
-          <w:szCs w:val="18"/>
-        </w:rPr>
-        <w:t xml:space="preserve">16. Abraham MJ, Murtola T, Schulz R, et al. GROMACS: high performance molecular simulations through multi-level parallelism from laptops to supercomputers. </w:t>
+          <w:sz w:val="24"/>
+          <w:szCs w:val="24"/>
+        </w:rPr>
+        <w:t xml:space="preserve">16. Inestrosa NC, Alvarez A, Pérez CA, et al. Acetylcholinesterase accelerates assembly of amyloid-β-peptides into Alzheimer’s fibrils. </w:t>
       </w:r>
       <w:r>
         <w:rPr>
           <w:i/>
-          <w:sz w:val="18"/>
-          <w:szCs w:val="18"/>
-        </w:rPr>
-        <w:t>SoftwareX</w:t>
-      </w:r>
-      <w:r>
-        <w:rPr>
-          <w:sz w:val="18"/>
-          <w:szCs w:val="18"/>
-        </w:rPr>
-        <w:t>. 2015;1–2:19–25. doi:10.1016/j.softx.2015.06.001.</w:t>
+          <w:sz w:val="24"/>
+          <w:szCs w:val="24"/>
+        </w:rPr>
+        <w:t>Neuron</w:t>
+      </w:r>
+      <w:r>
+        <w:rPr>
+          <w:sz w:val="24"/>
+          <w:szCs w:val="24"/>
+        </w:rPr>
+        <w:t>. 1996;16(4):881–891. doi:10.1016/s0896-6273(00)80108-7.</w:t>
       </w:r>
     </w:p>
     <w:p>
@@ -3300,25 +3735,25 @@
       </w:pPr>
       <w:r>
         <w:rPr>
-          <w:sz w:val="18"/>
-          <w:szCs w:val="18"/>
-        </w:rPr>
-        <w:t xml:space="preserve">17. Lindorff-Larsen K, Piana S, Palmo K, et al. Improved side-chain torsion potentials for the Amber ff99SB protein force field. </w:t>
+          <w:sz w:val="24"/>
+          <w:szCs w:val="24"/>
+        </w:rPr>
+        <w:t xml:space="preserve">17. Cheung J, Rudolph MJ, Burshteyn F, et al. Structures of human acetylcholinesterase in complex with pharmacologically important ligands. </w:t>
       </w:r>
       <w:r>
         <w:rPr>
           <w:i/>
-          <w:sz w:val="18"/>
-          <w:szCs w:val="18"/>
-        </w:rPr>
-        <w:t>Proteins</w:t>
-      </w:r>
-      <w:r>
-        <w:rPr>
-          <w:sz w:val="18"/>
-          <w:szCs w:val="18"/>
-        </w:rPr>
-        <w:t>. 2010;78(8):1950–1958. doi:10.1002/prot.22711.</w:t>
+          <w:sz w:val="24"/>
+          <w:szCs w:val="24"/>
+        </w:rPr>
+        <w:t>J Med Chem</w:t>
+      </w:r>
+      <w:r>
+        <w:rPr>
+          <w:sz w:val="24"/>
+          <w:szCs w:val="24"/>
+        </w:rPr>
+        <w:t>. 2012;55(23):10282–10286. doi:10.1021/jm300871x.</w:t>
       </w:r>
     </w:p>
     <w:p>
@@ -3328,25 +3763,25 @@
       </w:pPr>
       <w:r>
         <w:rPr>
-          <w:sz w:val="18"/>
-          <w:szCs w:val="18"/>
-        </w:rPr>
-        <w:t xml:space="preserve">18. Inestrosa NC, Alvarez A, Pérez CA, et al. Acetylcholinesterase accelerates assembly of amyloid-β-peptides into Alzheimer’s fibrils. </w:t>
+          <w:sz w:val="24"/>
+          <w:szCs w:val="24"/>
+        </w:rPr>
+        <w:t xml:space="preserve">18. Trott O, Olson AJ. AutoDock Vina: improving the speed and accuracy of docking with a new scoring function. </w:t>
       </w:r>
       <w:r>
         <w:rPr>
           <w:i/>
-          <w:sz w:val="18"/>
-          <w:szCs w:val="18"/>
-        </w:rPr>
-        <w:t>Neuron</w:t>
-      </w:r>
-      <w:r>
-        <w:rPr>
-          <w:sz w:val="18"/>
-          <w:szCs w:val="18"/>
-        </w:rPr>
-        <w:t>. 1996;16(4):881–891. doi:10.1016/s0896-6273(00)80108-7.</w:t>
+          <w:sz w:val="24"/>
+          <w:szCs w:val="24"/>
+        </w:rPr>
+        <w:t>J Comput Chem</w:t>
+      </w:r>
+      <w:r>
+        <w:rPr>
+          <w:sz w:val="24"/>
+          <w:szCs w:val="24"/>
+        </w:rPr>
+        <w:t>. 2010;31(2):455–461. doi:10.1002/jcc.21334.</w:t>
       </w:r>
     </w:p>
     <w:p>
@@ -3356,25 +3791,25 @@
       </w:pPr>
       <w:r>
         <w:rPr>
-          <w:sz w:val="18"/>
-          <w:szCs w:val="18"/>
-        </w:rPr>
-        <w:t xml:space="preserve">19. Cheung J, Rudolph MJ, Burshteyn F, et al. Structures of human acetylcholinesterase in complex with pharmacologically important ligands. </w:t>
+          <w:sz w:val="24"/>
+          <w:szCs w:val="24"/>
+        </w:rPr>
+        <w:t xml:space="preserve">19. Eberhardt J, Santos-Martins D, Tillack AF, Forli S. AutoDock Vina 1.2.0: new docking methods, expanded force field, and Python bindings. </w:t>
       </w:r>
       <w:r>
         <w:rPr>
           <w:i/>
-          <w:sz w:val="18"/>
-          <w:szCs w:val="18"/>
-        </w:rPr>
-        <w:t>J Med Chem</w:t>
-      </w:r>
-      <w:r>
-        <w:rPr>
-          <w:sz w:val="18"/>
-          <w:szCs w:val="18"/>
-        </w:rPr>
-        <w:t>. 2012;55(23):10282–10286. doi:10.1021/jm300871x.</w:t>
+          <w:sz w:val="24"/>
+          <w:szCs w:val="24"/>
+        </w:rPr>
+        <w:t>J Chem Inf Model</w:t>
+      </w:r>
+      <w:r>
+        <w:rPr>
+          <w:sz w:val="24"/>
+          <w:szCs w:val="24"/>
+        </w:rPr>
+        <w:t>. 2021;61(8):3891–3898. doi:10.1021/acs.jcim.1c00203.</w:t>
       </w:r>
     </w:p>
     <w:p>
@@ -3384,25 +3819,25 @@
       </w:pPr>
       <w:r>
         <w:rPr>
-          <w:sz w:val="18"/>
-          <w:szCs w:val="18"/>
-        </w:rPr>
-        <w:t xml:space="preserve">20. Trott O, Olson AJ. AutoDock Vina: improving the speed and accuracy of docking with a new scoring function. </w:t>
+          <w:sz w:val="24"/>
+          <w:szCs w:val="24"/>
+        </w:rPr>
+        <w:t xml:space="preserve">20. Abraham MJ, Murtola T, Schulz R, et al. GROMACS: high performance molecular simulations through multi-level parallelism from laptops to supercomputers. </w:t>
       </w:r>
       <w:r>
         <w:rPr>
           <w:i/>
-          <w:sz w:val="18"/>
-          <w:szCs w:val="18"/>
-        </w:rPr>
-        <w:t>J Comput Chem</w:t>
-      </w:r>
-      <w:r>
-        <w:rPr>
-          <w:sz w:val="18"/>
-          <w:szCs w:val="18"/>
-        </w:rPr>
-        <w:t>. 2010;31(2):455–461. doi:10.1002/jcc.21334.</w:t>
+          <w:sz w:val="24"/>
+          <w:szCs w:val="24"/>
+        </w:rPr>
+        <w:t>SoftwareX</w:t>
+      </w:r>
+      <w:r>
+        <w:rPr>
+          <w:sz w:val="24"/>
+          <w:szCs w:val="24"/>
+        </w:rPr>
+        <w:t>. 2015;1–2:19–25. doi:10.1016/j.softx.2015.06.001.</w:t>
       </w:r>
     </w:p>
     <w:p>
@@ -3412,25 +3847,25 @@
       </w:pPr>
       <w:r>
         <w:rPr>
-          <w:sz w:val="18"/>
-          <w:szCs w:val="18"/>
-        </w:rPr>
-        <w:t xml:space="preserve">21. Eberhardt J, Santos-Martins D, Tillack AF, Forli S. AutoDock Vina 1.2.0: new docking methods, expanded force field, and Python bindings. </w:t>
+          <w:sz w:val="24"/>
+          <w:szCs w:val="24"/>
+        </w:rPr>
+        <w:t xml:space="preserve">21. Lindorff-Larsen K, Piana S, Palmo K, et al. Improved side-chain torsion potentials for the Amber ff99SB protein force field. </w:t>
       </w:r>
       <w:r>
         <w:rPr>
           <w:i/>
-          <w:sz w:val="18"/>
-          <w:szCs w:val="18"/>
-        </w:rPr>
-        <w:t>J Chem Inf Model</w:t>
-      </w:r>
-      <w:r>
-        <w:rPr>
-          <w:sz w:val="18"/>
-          <w:szCs w:val="18"/>
-        </w:rPr>
-        <w:t>. 2021;61(8):3891–3898. doi:10.1021/acs.jcim.1c00203.</w:t>
+          <w:sz w:val="24"/>
+          <w:szCs w:val="24"/>
+        </w:rPr>
+        <w:t>Proteins</w:t>
+      </w:r>
+      <w:r>
+        <w:rPr>
+          <w:sz w:val="24"/>
+          <w:szCs w:val="24"/>
+        </w:rPr>
+        <w:t>. 2010;78(8):1950–1958. doi:10.1002/prot.22711.</w:t>
       </w:r>
     </w:p>
     <w:p>
@@ -3440,32 +3875,32 @@
       </w:pPr>
       <w:r>
         <w:rPr>
-          <w:sz w:val="18"/>
-          <w:szCs w:val="18"/>
+          <w:sz w:val="24"/>
+          <w:szCs w:val="24"/>
         </w:rPr>
         <w:t xml:space="preserve">22. London N, Raveh B, Cohen E, et al. Rosetta FlexPepDock web server—high resolution modeling of peptide–protein interactions. </w:t>
       </w:r>
       <w:r>
         <w:rPr>
           <w:i/>
-          <w:sz w:val="18"/>
-          <w:szCs w:val="18"/>
+          <w:sz w:val="24"/>
+          <w:szCs w:val="24"/>
         </w:rPr>
         <w:t>Nucleic Acids Res</w:t>
       </w:r>
       <w:r>
         <w:rPr>
-          <w:sz w:val="18"/>
-          <w:szCs w:val="18"/>
+          <w:sz w:val="24"/>
+          <w:szCs w:val="24"/>
         </w:rPr>
         <w:t>. 2011;39:W249–W253. doi:10.1093/nar/gkr326.</w:t>
       </w:r>
     </w:p>
     <w:sectPr>
       <w:pgSz w:w="11906" w:h="16838"/>
-      <w:pgMar w:top="1134" w:right="1134" w:bottom="1134" w:left="1134" w:header="600" w:footer="600" w:gutter="0"/>
+      <w:pgMar w:top="1440" w:right="1440" w:bottom="1440" w:left="1440" w:header="600" w:footer="600" w:gutter="0"/>
       <w:cols w:space="720"/>
-      <w:docGrid w:linePitch="312"/>
+      <w:docGrid w:linePitch="480"/>
     </w:sectPr>
   </w:body>
 </w:document>
@@ -3477,15 +3912,16 @@
     <w:rPrDefault>
       <w:rPr>
         <w:rFonts w:ascii="Times New Roman" w:hAnsi="Times New Roman" w:eastAsia="宋体" w:cs="Times New Roman"/>
-        <w:sz w:val="22"/>
-        <w:szCs w:val="22"/>
+        <w:sz w:val="24"/>
+        <w:szCs w:val="24"/>
         <w:lang w:val="en-US" w:eastAsia="zh-CN"/>
       </w:rPr>
     </w:rPrDefault>
     <w:pPrDefault>
       <w:pPr>
-        <w:spacing w:after="120" w:line="276" w:lineRule="auto"/>
+        <w:spacing w:before="0" w:after="0" w:line="480" w:lineRule="auto"/>
         <w:jc w:val="both"/>
+        <w:widowControl/>
       </w:pPr>
     </w:pPrDefault>
   </w:docDefaults>
@@ -3493,8 +3929,14 @@
     <w:name w:val="Normal"/>
     <w:qFormat/>
     <w:pPr>
+      <w:spacing w:before="0" w:after="0" w:line="480" w:lineRule="auto"/>
+      <w:jc w:val="both"/>
       <w:widowControl/>
     </w:pPr>
+    <w:rPr>
+      <w:sz w:val="24"/>
+      <w:szCs w:val="24"/>
+    </w:rPr>
   </w:style>
   <w:style w:type="paragraph" w:styleId="Heading1">
     <w:name w:val="heading 1"/>
@@ -3504,16 +3946,16 @@
     <w:pPr>
       <w:keepNext/>
       <w:keepLines/>
-      <w:spacing w:before="240" w:after="180"/>
-      <w:jc w:val="center"/>
+      <w:spacing w:before="240" w:after="120"/>
+      <w:jc w:val="left"/>
       <w:outlineLvl w:val="0"/>
     </w:pPr>
     <w:rPr>
-      <w:rFonts w:ascii="Arial" w:hAnsi="Arial" w:eastAsia="黑体"/>
+      <w:rFonts w:ascii="Times New Roman" w:hAnsi="Times New Roman" w:eastAsia="黑体"/>
       <w:b/>
-      <w:color w:val="17365D"/>
-      <w:sz w:val="36"/>
-      <w:szCs w:val="36"/>
+      <w:color w:val="000000"/>
+      <w:sz w:val="30"/>
+      <w:szCs w:val="30"/>
     </w:rPr>
   </w:style>
   <w:style w:type="paragraph" w:styleId="Heading2">
@@ -3524,15 +3966,16 @@
     <w:pPr>
       <w:keepNext/>
       <w:keepLines/>
-      <w:spacing w:before="280" w:after="140"/>
+      <w:spacing w:before="240" w:after="120"/>
+      <w:jc w:val="left"/>
       <w:outlineLvl w:val="1"/>
     </w:pPr>
     <w:rPr>
-      <w:rFonts w:ascii="Arial" w:hAnsi="Arial" w:eastAsia="黑体"/>
+      <w:rFonts w:ascii="Times New Roman" w:hAnsi="Times New Roman" w:eastAsia="黑体"/>
       <w:b/>
-      <w:color w:val="17365D"/>
-      <w:sz w:val="30"/>
-      <w:szCs w:val="30"/>
+      <w:color w:val="000000"/>
+      <w:sz w:val="28"/>
+      <w:szCs w:val="28"/>
     </w:rPr>
   </w:style>
   <w:style w:type="paragraph" w:styleId="Heading3">
@@ -3542,15 +3985,17 @@
     <w:qFormat/>
     <w:pPr>
       <w:keepNext/>
-      <w:spacing w:before="220" w:after="100"/>
+      <w:keepLines/>
+      <w:spacing w:before="180" w:after="60"/>
       <w:outlineLvl w:val="2"/>
     </w:pPr>
     <w:rPr>
-      <w:rFonts w:ascii="Arial" w:hAnsi="Arial" w:eastAsia="黑体"/>
+      <w:rFonts w:ascii="Times New Roman" w:hAnsi="Times New Roman" w:eastAsia="黑体"/>
       <w:b/>
-      <w:color w:val="2F5597"/>
-      <w:sz w:val="26"/>
-      <w:szCs w:val="26"/>
+      <w:i/>
+      <w:color w:val="000000"/>
+      <w:sz w:val="24"/>
+      <w:szCs w:val="24"/>
     </w:rPr>
   </w:style>
   <w:style w:type="paragraph" w:styleId="Heading4">
@@ -3560,40 +4005,37 @@
     <w:qFormat/>
     <w:pPr>
       <w:keepNext/>
-      <w:spacing w:before="180" w:after="80"/>
+      <w:spacing w:before="120" w:after="0"/>
       <w:outlineLvl w:val="3"/>
     </w:pPr>
     <w:rPr>
-      <w:rFonts w:ascii="Arial" w:hAnsi="Arial" w:eastAsia="黑体"/>
-      <w:b/>
-      <w:color w:val="365F91"/>
-      <w:sz w:val="23"/>
-      <w:szCs w:val="23"/>
+      <w:i/>
+      <w:color w:val="000000"/>
+      <w:sz w:val="24"/>
+      <w:szCs w:val="24"/>
     </w:rPr>
   </w:style>
   <w:style w:type="paragraph" w:styleId="Note">
     <w:name w:val="Note"/>
     <w:basedOn w:val="Normal"/>
     <w:pPr>
-      <w:spacing w:after="80"/>
-      <w:jc w:val="left"/>
+      <w:spacing w:after="0" w:line="480" w:lineRule="auto"/>
     </w:pPr>
     <w:rPr>
-      <w:color w:val="5B6573"/>
       <w:i/>
-      <w:sz w:val="19"/>
-      <w:szCs w:val="19"/>
+      <w:sz w:val="24"/>
+      <w:szCs w:val="24"/>
     </w:rPr>
   </w:style>
   <w:style w:type="paragraph" w:styleId="Keywords">
     <w:name w:val="Keywords"/>
     <w:basedOn w:val="Normal"/>
     <w:pPr>
-      <w:spacing w:after="160"/>
+      <w:spacing w:after="120" w:line="480" w:lineRule="auto"/>
     </w:pPr>
     <w:rPr>
-      <w:sz w:val="20"/>
-      <w:szCs w:val="20"/>
+      <w:sz w:val="24"/>
+      <w:szCs w:val="24"/>
     </w:rPr>
   </w:style>
   <w:style w:type="paragraph" w:styleId="Caption">
@@ -3601,52 +4043,47 @@
     <w:basedOn w:val="Normal"/>
     <w:pPr>
       <w:keepNext/>
-      <w:spacing w:before="60" w:after="120"/>
+      <w:spacing w:before="120" w:after="60" w:line="240" w:lineRule="auto"/>
       <w:jc w:val="left"/>
     </w:pPr>
     <w:rPr>
-      <w:i/>
-      <w:sz w:val="18"/>
-      <w:szCs w:val="18"/>
+      <w:sz w:val="20"/>
+      <w:szCs w:val="20"/>
     </w:rPr>
   </w:style>
   <w:style w:type="paragraph" w:styleId="Figure">
     <w:name w:val="Figure"/>
     <w:basedOn w:val="Normal"/>
-    <w:pPr>
-      <w:spacing w:before="120" w:after="60"/>
-      <w:jc w:val="center"/>
-    </w:pPr>
   </w:style>
   <w:style w:type="paragraph" w:styleId="Reference">
     <w:name w:val="Reference"/>
     <w:basedOn w:val="Normal"/>
     <w:pPr>
-      <w:spacing w:after="60" w:line="220" w:lineRule="auto"/>
+      <w:spacing w:after="0" w:line="480" w:lineRule="auto"/>
       <w:jc w:val="left"/>
     </w:pPr>
     <w:rPr>
-      <w:sz w:val="18"/>
-      <w:szCs w:val="18"/>
+      <w:sz w:val="24"/>
+      <w:szCs w:val="24"/>
     </w:rPr>
   </w:style>
   <w:style w:type="paragraph" w:styleId="ListParagraph">
     <w:name w:val="List Paragraph"/>
     <w:basedOn w:val="Normal"/>
     <w:pPr>
-      <w:spacing w:after="60"/>
+      <w:spacing w:after="0" w:line="480" w:lineRule="auto"/>
     </w:pPr>
   </w:style>
   <w:style w:type="paragraph" w:styleId="TableText">
     <w:name w:val="Table Text"/>
     <w:basedOn w:val="Normal"/>
     <w:pPr>
-      <w:spacing w:after="0"/>
+      <w:spacing w:before="0" w:after="0" w:line="240" w:lineRule="auto"/>
       <w:jc w:val="left"/>
     </w:pPr>
     <w:rPr>
-      <w:sz w:val="17"/>
-      <w:szCs w:val="17"/>
+      <w:sz w:val="20"/>
+      <w:szCs w:val="20"/>
     </w:rPr>
   </w:style>
   <w:style w:type="table" w:styleId="ThreeLineTable">

--- a/projects/porphyromonas-ad-mechanism-manuscript/manuscript/concise/English.docx
+++ b/projects/porphyromonas-ad-mechanism-manuscript/manuscript/concise/English.docx
@@ -16,78 +16,7 @@
         <w:pStyle w:val="Normal"/>
       </w:pPr>
       <w:r>
-        <w:rPr>
-          <w:b/>
-        </w:rPr>
-        <w:t>Background:</w:t>
-      </w:r>
-      <w:r>
-        <w:t xml:space="preserve"> Periodontitis-associated oral dysbiosis may contribute to Alzheimer’s disease (AD)-relevant inflammation, but a defined molecular connection has not been established. Microbiome small open reading frames (smORFs) provide a large candidate peptide space for computational prioritization.</w:t>
-      </w:r>
-    </w:p>
-    <w:p>
-      <w:pPr>
-        <w:pStyle w:val="Normal"/>
-      </w:pPr>
-      <w:r>
-        <w:rPr>
-          <w:b/>
-        </w:rPr>
-        <w:t>Objective:</w:t>
-      </w:r>
-      <w:r>
-        <w:t xml:space="preserve"> To reconstruct an aggregate oral-smORF screening cascade and define a tractable peptide set for mechanistic follow-up.</w:t>
-      </w:r>
-    </w:p>
-    <w:p>
-      <w:pPr>
-        <w:pStyle w:val="Normal"/>
-      </w:pPr>
-      <w:r>
-        <w:rPr>
-          <w:b/>
-        </w:rPr>
-        <w:t>Methods:</w:t>
-      </w:r>
-      <w:r>
-        <w:t xml:space="preserve"> A computation-only secondary analysis integrated sequence/proteomic filtering, ESM-2 embeddings with task-specific convolutional networks, an ESM2-t30 neurotoxicity model, a two-tier neural-network metal-binding predictor, a multi-task antioxidant convolutional network, sequence-composition analysis, and a separate acetylcholinesterase (AChE) docking summary.</w:t>
-      </w:r>
-    </w:p>
-    <w:p>
-      <w:pPr>
-        <w:pStyle w:val="Normal"/>
-      </w:pPr>
-      <w:r>
-        <w:rPr>
-          <w:b/>
-        </w:rPr>
-        <w:t>Results:</w:t>
-      </w:r>
-      <w:r>
-        <w:t xml:space="preserve"> Filtering retained 31,510 and 33,786 candidates from libraries of 11,269,961 and 11,721,988 smORFs. In the periodontitis-labelled branch, 3,518 candidates were BBB-high; NTxPred2 evaluated 3,299 and classified 923 as model-positive. Later filters retained 111, 15, 12, and 8 candidates. A separate table contained twelve unique 7–9-aa sequences with AChE Vina means from −9.60 to −8.25 kcal/mol. Sequence composition and score ordering were reproducible, but row-level linkage and docking execution remained unresolved.</w:t>
-      </w:r>
-    </w:p>
-    <w:p>
-      <w:pPr>
-        <w:pStyle w:val="Normal"/>
-      </w:pPr>
-      <w:r>
-        <w:rPr>
-          <w:b/>
-        </w:rPr>
-        <w:t>Conclusions:</w:t>
-      </w:r>
-      <w:r>
-        <w:t xml:space="preserve"> The analysis defines a bounded shortlist for independent validation rather than evidence of </w:t>
-      </w:r>
-      <w:r>
-        <w:rPr>
-          <w:i/>
-        </w:rPr>
-        <w:t>Porphyromonas gingivalis</w:t>
-      </w:r>
-      <w:r>
-        <w:t xml:space="preserve"> origin, brain exposure, AChE engagement, or an AD mechanism. A prespecified 100-ns GROMACS extension will add trajectory-derived measurements after analysis and quality control.</w:t>
+        <w:t>Periodontitis-associated oral dysbiosis may contribute to Alzheimer’s disease (AD)-relevant inflammation, but a defined molecular connection has not been established. Microbiome small open reading frames (smORFs) provide a large candidate peptide space for computational prioritization. We therefore sought to reconstruct an aggregate oral-smORF screening cascade and define a tractable peptide set for mechanistic follow-up. This computation-only secondary analysis integrated sequence/proteomic filtering, ESM-2 embeddings with task-specific convolutional networks, an ESM2-t30 neurotoxicity model, a two-tier neural-network metal-binding predictor, a multi-task antioxidant convolutional network, sequence-composition analysis, and a separate acetylcholinesterase (AChE) docking summary. Filtering retained 31,510 and 33,786 candidates from libraries of 11,269,961 and 11,721,988 smORFs. In the periodontitis-labelled branch, 3,518 candidates were BBB-high; NTxPred2 evaluated 3,299 and classified 923 as model-positive. Later filters retained 111, 15, 12, and 8 candidates. A separate table contained twelve unique 7–9-aa sequences with AChE Vina means from −9.60 to −8.25 kcal/mol. Sequence composition and score ordering were reproducible, but row-level linkage and docking execution remained unresolved.</w:t>
       </w:r>
     </w:p>
     <w:p>
@@ -124,7 +53,7 @@
     </w:p>
     <w:p>
       <w:pPr>
-        <w:pStyle w:val="Normal"/>
+        <w:pStyle w:val="BodyText"/>
       </w:pPr>
       <w:r>
         <w:t xml:space="preserve">Alzheimer’s disease (AD) is a progressive neurodegenerative disorder characterized by interacting amyloid-β (Aβ), tau, synaptic, immune, vascular, and metabolic abnormalities </w:t>
@@ -144,7 +73,7 @@
     </w:p>
     <w:p>
       <w:pPr>
-        <w:pStyle w:val="Normal"/>
+        <w:pStyle w:val="BodyText"/>
       </w:pPr>
       <w:r>
         <w:t xml:space="preserve">Periodontitis is a chronic inflammatory disease driven by a dysbiotic polymicrobial biofilm and a susceptible host response. It can create a sustained inflammatory burden and episodic systemic exposure to microbial products, motivating investigation of an oral–brain axis </w:t>
@@ -182,7 +111,7 @@
     </w:p>
     <w:p>
       <w:pPr>
-        <w:pStyle w:val="Normal"/>
+        <w:pStyle w:val="BodyText"/>
       </w:pPr>
       <w:r>
         <w:t xml:space="preserve">Several observations support continued investigation while also illustrating the evidentiary gap. </w:t>
@@ -223,7 +152,7 @@
     </w:p>
     <w:p>
       <w:pPr>
-        <w:pStyle w:val="Normal"/>
+        <w:pStyle w:val="BodyText"/>
       </w:pPr>
       <w:r>
         <w:t xml:space="preserve">Microbiome-encoded small proteins and peptides are plausible but underexplored molecular intermediates. Large-scale human microbiome analyses have identified many conserved small-gene families, often without known domains or functions </w:t>
@@ -243,7 +172,7 @@
     </w:p>
     <w:p>
       <w:pPr>
-        <w:pStyle w:val="Normal"/>
+        <w:pStyle w:val="BodyText"/>
       </w:pPr>
       <w:r>
         <w:t>The relevant molecular mechanism therefore remains unclear. This study was designed as an early-stage computational prioritization rather than a mechanistic test. We reconstructed the aggregate candidate funnel, described the actual model architectures used at each stage, characterized a supplied twelve-sequence set, and bounded the interpretation of an available AChE docking-score table. The aims were to reduce the candidate space without overstating model outputs and to establish a scientifically ordered path toward sequence traceability, independent computation, molecular dynamics (MD), and experimental validation.</w:t>
@@ -269,7 +198,7 @@
     </w:p>
     <w:p>
       <w:pPr>
-        <w:pStyle w:val="Normal"/>
+        <w:pStyle w:val="BodyText"/>
       </w:pPr>
       <w:r>
         <w:t>This was a computation-only secondary analysis of aggregate screening counts, model summaries, a twelve-sequence table, and a corresponding AChE docking-score table. No participant recruitment, specimen collection, wet-laboratory experiment, new omics processing, predictor retraining, or docking rerun was performed. MD trajectory analysis is ongoing as a predefined extension. The supplied healthy and periodontitis labels were retained as branch labels and were not treated as verified candidate-level disease assignments.</w:t>
@@ -277,7 +206,7 @@
     </w:p>
     <w:p>
       <w:pPr>
-        <w:pStyle w:val="Normal"/>
+        <w:pStyle w:val="BodyText"/>
       </w:pPr>
       <w:r>
         <w:t xml:space="preserve">The public-accession context was examined to distinguish the source project from derived assemblies. PRJNA678453 is the project associated with paired oral metagenomic and metatranscriptomic measurements </w:t>
@@ -291,7 +220,7 @@
     </w:p>
     <w:p>
       <w:pPr>
-        <w:pStyle w:val="Normal"/>
+        <w:pStyle w:val="BodyText"/>
       </w:pPr>
       <w:r>
         <w:t>The available data did not include candidate nucleotide rows, complete peptide rows for the full funnel, genomic coordinates, sample mappings, taxonomic assignments, peptide-spectrum matches, complete predictor outputs, or the original discovery pipeline. These limitations precluded participant-level prevalence estimates, taxonomic attribution, disease-enrichment tests, and reconstruction of the exact candidate handoff between all model stages.</w:t>
@@ -308,7 +237,7 @@
     </w:p>
     <w:p>
       <w:pPr>
-        <w:pStyle w:val="Normal"/>
+        <w:pStyle w:val="BodyText"/>
       </w:pPr>
       <w:r>
         <w:t>Translated smORFs encoding 4–50-aa peptides were retained in the supplied analysis. Initial healthy-labelled and periodontitis-labelled libraries contained 11,269,961 and 11,721,988 candidates, respectively. Candidate sequences were exact-matched against named oral sequence and proteomic resources and then dereplicated, retaining 31,510 healthy-labelled and 33,786 periodontitis-labelled candidates. Exact matches were interpreted as support for sequence existence or prior observation within the relevant resource, not proof of expression in the analyzed disease-labelled branch.</w:t>
@@ -316,7 +245,7 @@
     </w:p>
     <w:p>
       <w:pPr>
-        <w:pStyle w:val="Normal"/>
+        <w:pStyle w:val="BodyText"/>
       </w:pPr>
       <w:r>
         <w:t>The filtered libraries were divided into short (5–30 aa) and long (31–50 aa) branches. The healthy-labelled branch comprised 30,557 short and 953 long candidates; the periodontitis-labelled branch comprised 32,754 short and 1,032 long candidates. Although the initial definition included 4-aa peptides, the downstream bins began at 5 aa; the disposition of 4-aa sequences could not be determined from the supplied aggregate tables.</w:t>
@@ -333,7 +262,7 @@
     </w:p>
     <w:p>
       <w:pPr>
-        <w:pStyle w:val="Normal"/>
+        <w:pStyle w:val="BodyText"/>
       </w:pPr>
       <w:r>
         <w:t xml:space="preserve">UniDL4BioPep provided the first functional-prioritization layer. The documented architecture uses the pretrained ESM-2 model </w:t>
@@ -357,7 +286,7 @@
     </w:p>
     <w:p>
       <w:pPr>
-        <w:pStyle w:val="Normal"/>
+        <w:pStyle w:val="BodyText"/>
       </w:pPr>
       <w:r>
         <w:t xml:space="preserve">The periodontitis-labelled BBB-high set then entered the peptide mode of NTxPred2. This model fine-tunes the ESM2-t30 protein language model on neurotoxic-peptide sequences </w:t>
@@ -371,7 +300,7 @@
     </w:p>
     <w:p>
       <w:pPr>
-        <w:pStyle w:val="Normal"/>
+        <w:pStyle w:val="BodyText"/>
       </w:pPr>
       <w:r>
         <w:t xml:space="preserve">Mebipred evaluated Cu-, Fe-, and Zn-related binding potential. Unlike the ESM-based stages, mebipred combines amino-acid composition, physicochemical descriptors, and metal-binding 5-mer frequencies in a two-tier artificial-neural-network framework: a general metal-binding network is followed by ion-specific classifiers </w:t>
@@ -385,7 +314,7 @@
     </w:p>
     <w:p>
       <w:pPr>
-        <w:pStyle w:val="Normal"/>
+        <w:pStyle w:val="BodyText"/>
       </w:pPr>
       <w:r>
         <w:t xml:space="preserve">Antioxidant-related properties were evaluated with AnOxPePred, a multi-task deep convolutional neural network. One-hot-encoded peptide sequences pass through one-dimensional convolution, average pooling, and a 256-unit fully connected layer before separate free-radical-scavenging (FRS) and chelation (CHEL) outputs are generated </w:t>
@@ -408,7 +337,7 @@
     </w:p>
     <w:p>
       <w:pPr>
-        <w:pStyle w:val="Normal"/>
+        <w:pStyle w:val="BodyText"/>
       </w:pPr>
       <w:r>
         <w:t>A separate table contained twelve peptide sequences described as the main CHEL/FRS candidate set. Their correspondence to the aggregate endpoint could not be established because stable identifiers and sequence-level CHEL/FRS outputs were unavailable. Length and counts of histidine, cysteine, basic residues (Arg+Lys), and aromatic residues (Phe+Tyr+Trp) were recalculated directly from each string. Uniqueness and use of standard amino acids were also checked.</w:t>
@@ -416,7 +345,7 @@
     </w:p>
     <w:p>
       <w:pPr>
-        <w:pStyle w:val="Normal"/>
+        <w:pStyle w:val="BodyText"/>
       </w:pPr>
       <w:r>
         <w:t xml:space="preserve">AChE was selected as a structural context because its peripheral region has been linked to accelerated Aβ assembly </w:t>
@@ -457,7 +386,7 @@
     </w:p>
     <w:p>
       <w:pPr>
-        <w:pStyle w:val="Normal"/>
+        <w:pStyle w:val="BodyText"/>
       </w:pPr>
       <w:r>
         <w:t xml:space="preserve">A prespecified 100-ns MD extension covers apo human AChE and AChE complexes labelled for ALLLHRC, FLLHTTR, and YLSLLQR. Planned simulations use GROMACS </w:t>
@@ -477,10 +406,19 @@
     </w:p>
     <w:p>
       <w:pPr>
-        <w:pStyle w:val="Normal"/>
+        <w:pStyle w:val="BodyText"/>
       </w:pPr>
       <w:r>
         <w:t>The production stage is specified as 100 ns with a 2-fs time step, LINCS constraints on hydrogen-containing bonds, particle-mesh Ewald electrostatics, velocity-rescale temperature coupling, and Berendsen pressure coupling. Coordinates are scheduled every 20 ps, yielding 5,000 planned frames per trajectory. Prespecified outputs include complex-, AChE-, and peptide-level RMSD/RMSF, radius of gyration, solvent-accessible surface area, secondary structure, radial distribution functions, hydrogen bonds, residue contacts, and bridging-water analyses. Trajectory processing and quality control are ongoing; the resulting stability, convergence, and contact measurements will be incorporated after the prespecified analysis is complete.</w:t>
+      </w:r>
+    </w:p>
+    <w:p>
+      <w:pPr>
+        <w:pStyle w:val="Heading2"/>
+        <w:keepNext/>
+      </w:pPr>
+      <w:r>
+        <w:t>Results</w:t>
       </w:r>
     </w:p>
     <w:p>
@@ -489,24 +427,31 @@
         <w:keepNext/>
       </w:pPr>
       <w:r>
-        <w:t>Statistical analysis</w:t>
-      </w:r>
-    </w:p>
-    <w:p>
-      <w:pPr>
-        <w:pStyle w:val="Normal"/>
-      </w:pPr>
-      <w:r>
-        <w:t>All current analyses were descriptive. Retention percentages used the immediately preceding documented stage or another explicitly stated denominator. Candidate sequences are computational units nested within samples, assemblies, genomes, and homologous groups; they are not independent biological replicates. Aggregate peptide counts therefore were not used for healthy-versus-periodontitis hypothesis tests, confidence intervals, or effect estimates. Branch sums, numerator≤denominator constraints, the NTxPred2 evaluated/not-evaluated partition, downstream monotonicity, sequence uniqueness, composition, and docking-score ordering were checked deterministically.</w:t>
-      </w:r>
-    </w:p>
-    <w:p>
-      <w:pPr>
-        <w:pStyle w:val="Heading2"/>
-        <w:keepNext/>
-      </w:pPr>
-      <w:r>
-        <w:t>Results</w:t>
+        <w:t>Sequence-evidence filtering and BBB-high outputs</w:t>
+      </w:r>
+    </w:p>
+    <w:p>
+      <w:pPr>
+        <w:pStyle w:val="BodyText"/>
+      </w:pPr>
+      <w:r>
+        <w:t>Sequence-evidence filtering retained 31,510/11,269,961 healthy-labelled candidates (0.2796%) and 33,786/11,721,988 periodontitis-labelled candidates (0.2882%). In the healthy-labelled branch, 3,359/30,557 short candidates (10.99%) and 40/953 long candidates (4.20%) were BBB-high. In the periodontitis-labelled branch, 3,446/32,754 short candidates (10.52%) and 72/1,032 long candidates (6.98%) were BBB-high, yielding 3,518 candidates in total. Short peptides represented 97.95% of this BBB-high set.</w:t>
+      </w:r>
+    </w:p>
+    <w:p>
+      <w:pPr>
+        <w:pStyle w:val="BodyText"/>
+      </w:pPr>
+      <w:r>
+        <w:t>The supplied periodontitis-labelled length summary contained 547 candidates at 5–7 aa, 2,893 at 8–15 aa, 6 at 16–30 aa, and 72 at 31–50 aa. Thus, the prioritized set was dominated by short sequences. Missing row identities prevented assessment of sequence overlap, taxonomic distribution, or participant-level prevalence.</w:t>
+      </w:r>
+    </w:p>
+    <w:p>
+      <w:pPr>
+        <w:pStyle w:val="BodyText"/>
+      </w:pPr>
+      <w:r>
+        <w:t>A broad antimicrobial output was nearly saturated: 30,537/30,557 healthy-labelled short candidates (99.93%) and 32,721/32,754 periodontitis-labelled short candidates (99.90%) exceeded the common 0.80 threshold. Such near-universal positivity is unlikely to represent the prevalence of experimentally active oral antibiotics and instead indicates possible domain shift, calibration limitations, or an unsuitable common threshold for that label.</w:t>
       </w:r>
     </w:p>
     <w:p>
@@ -515,45 +460,12 @@
         <w:keepNext/>
       </w:pPr>
       <w:r>
-        <w:t>Sequence-evidence filtering and BBB-high outputs</w:t>
-      </w:r>
-    </w:p>
-    <w:p>
-      <w:pPr>
-        <w:pStyle w:val="Normal"/>
-      </w:pPr>
-      <w:r>
-        <w:t>Sequence-evidence filtering retained 31,510/11,269,961 healthy-labelled candidates (0.2796%) and 33,786/11,721,988 periodontitis-labelled candidates (0.2882%). In the healthy-labelled branch, 3,359/30,557 short candidates (10.99%) and 40/953 long candidates (4.20%) were BBB-high. In the periodontitis-labelled branch, 3,446/32,754 short candidates (10.52%) and 72/1,032 long candidates (6.98%) were BBB-high, yielding 3,518 candidates in total. Short peptides represented 97.95% of this BBB-high set.</w:t>
-      </w:r>
-    </w:p>
-    <w:p>
-      <w:pPr>
-        <w:pStyle w:val="Normal"/>
-      </w:pPr>
-      <w:r>
-        <w:t>The supplied periodontitis-labelled length summary contained 547 candidates at 5–7 aa, 2,893 at 8–15 aa, 6 at 16–30 aa, and 72 at 31–50 aa. Thus, the prioritized set was dominated by short sequences. Missing row identities prevented assessment of sequence overlap, taxonomic distribution, or participant-level prevalence.</w:t>
-      </w:r>
-    </w:p>
-    <w:p>
-      <w:pPr>
-        <w:pStyle w:val="Normal"/>
-      </w:pPr>
-      <w:r>
-        <w:t>A broad antimicrobial output was nearly saturated: 30,537/30,557 healthy-labelled short candidates (99.93%) and 32,721/32,754 periodontitis-labelled short candidates (99.90%) exceeded the common 0.80 threshold. Such near-universal positivity is unlikely to represent the prevalence of experimentally active oral antibiotics and instead indicates possible domain shift, calibration limitations, or an unsuitable common threshold for that label.</w:t>
-      </w:r>
-    </w:p>
-    <w:p>
-      <w:pPr>
-        <w:pStyle w:val="Heading3"/>
-        <w:keepNext/>
-      </w:pPr>
-      <w:r>
         <w:t>Serial model prioritization</w:t>
       </w:r>
     </w:p>
     <w:p>
       <w:pPr>
-        <w:pStyle w:val="Normal"/>
+        <w:pStyle w:val="BodyText"/>
       </w:pPr>
       <w:r>
         <w:t>NTxPred2 evaluated 3,299/3,518 periodontitis-labelled BBB-high candidates (93.77%); 219/3,518 (6.23%) were outside the stated length range. Among evaluated candidates, 923/3,299 (27.98%) were model-positive. Subsequent aggregate filters retained 111 mebipred-positive candidates, 15 candidates with CHEL≥0.25, 12 candidates with CHEL≥0.25 and FRS&lt;0.50, and 8 candidates with CHEL≥0.25 and FRS&lt;0.45 (Table 1). Tightening the FRS threshold retained 8/12 (66.67%) of the main count. Because candidate-level handoff data were unavailable, 111/923 was not interpreted as a verified transition rate.</w:t>
@@ -1720,7 +1632,7 @@
     </w:p>
     <w:p>
       <w:pPr>
-        <w:pStyle w:val="Normal"/>
+        <w:pStyle w:val="BodyText"/>
       </w:pPr>
       <w:r>
         <w:t>The separate table contained twelve unique peptides composed of standard amino acids and ranging from 7 to 9 residues. Eleven contained histidine, six contained cysteine, and every sequence contained at least one Arg or Lys. These properties provide plausible synthesis and coordination hypotheses but do not establish metal binding, BBB transport, toxicity, taxonomy, or correspondence to the aggregate endpoint.</w:t>
@@ -1728,7 +1640,7 @@
     </w:p>
     <w:p>
       <w:pPr>
-        <w:pStyle w:val="Normal"/>
+        <w:pStyle w:val="BodyText"/>
       </w:pPr>
       <w:r>
         <w:t>Vina means ranged from −9.60 to −8.25 kcal/mol, with standard deviations from 0.04 to 0.12 (Table 2). FLLHTTR, YLSLLQR, and ALLLHRC had the three lowest means; HLPLLHRCC and HVLLLRQCA had the two highest. The 1.35-kcal/mol span describes only this scoring table. The run-level denominator for the standard deviations was unavailable, and no residue-level interaction could be evaluated without poses.</w:t>
@@ -3077,7 +2989,7 @@
     </w:p>
     <w:p>
       <w:pPr>
-        <w:pStyle w:val="Normal"/>
+        <w:pStyle w:val="BodyText"/>
       </w:pPr>
       <w:r>
         <w:t>This analysis reconstructs a computational funnel that reduces a multimillion-candidate smORF space to an aggregate main set of 12 and a stricter count of 8. It also characterizes a separate twelve-sequence set and preserves the ordering of an available AChE docking table. The main scientific contribution is not validation of a periodontal–AD mechanism; it is the definition of a bounded candidate set, explicit model-applicability limits, and an ordered strategy for recovering the missing sequence-level and experimental evidence.</w:t>
@@ -3094,7 +3006,7 @@
     </w:p>
     <w:p>
       <w:pPr>
-        <w:pStyle w:val="Normal"/>
+        <w:pStyle w:val="BodyText"/>
       </w:pPr>
       <w:r>
         <w:t>The cascade integrates modern neural architectures but should not be viewed as repeated independent confirmation. UniDL4BioPep and NTxPred2 both rely on protein-language-model representations, whereas mebipred and AnOxPePred incorporate composition-derived information. Correlated sequence features can therefore propagate through successive filters. Training datasets also differ in endpoint definition, sequence length, redundancy reduction, class balance, and negative-set construction. These issues are especially important for leucine-rich, cationic, 7–9-aa microbiome peptides that may lie outside the training distribution.</w:t>
@@ -3102,7 +3014,7 @@
     </w:p>
     <w:p>
       <w:pPr>
-        <w:pStyle w:val="Normal"/>
+        <w:pStyle w:val="BodyText"/>
       </w:pPr>
       <w:r>
         <w:t>The near-saturated antimicrobial output provides an internal warning about calibration. It does not invalidate all rankings, but it shows that a common probability threshold can have very different meanings across tasks. Accordingly, “BBB-high,” “neurotoxicity-positive,” “metal-binding-positive,” CHEL, and FRS are operational model labels. They do not equal transport, neuronal injury, binding constants, coordination geometry, or redox activity.</w:t>
@@ -3119,7 +3031,7 @@
     </w:p>
     <w:p>
       <w:pPr>
-        <w:pStyle w:val="Normal"/>
+        <w:pStyle w:val="BodyText"/>
       </w:pPr>
       <w:r>
         <w:t xml:space="preserve">AChE is biologically relevant because its peripheral region can influence Aβ assembly, but this context does not convert a docking score into target engagement. Flexible peptides have many accessible conformers, and docking ranks can change with protonation, terminal state, receptor flexibility, initial structure, and search settings. Independent reproduction should include prepared receptor and ligand files, multiple starting conformers, explicit random seeds, all raw scores and poses, and peptide-specific flexible refinement such as FlexPepDock </w:t>
@@ -3133,7 +3045,7 @@
     </w:p>
     <w:p>
       <w:pPr>
-        <w:pStyle w:val="Normal"/>
+        <w:pStyle w:val="BodyText"/>
       </w:pPr>
       <w:r>
         <w:t>Histidine and cysteine enrichment provides plausible metal-coordination groups. However, sequence composition cannot determine affinity, stoichiometry, ion selectivity, coordination geometry, oxidation state, or redox consequence. Direct measurements should compare Cu(II), Fe(II/III), and Zn(II) under controlled pH and stoichiometry and should include spectroscopy, thermodynamic measurements, reactive-oxygen-species assays, and lipid-peroxidation endpoints. Peptide-only, metal-only, scrambled-sequence, composition-matched, and established positive and negative controls are required.</w:t>
@@ -3150,7 +3062,7 @@
     </w:p>
     <w:p>
       <w:pPr>
-        <w:pStyle w:val="Normal"/>
+        <w:pStyle w:val="BodyText"/>
       </w:pPr>
       <w:r>
         <w:t xml:space="preserve">The periodontal context remains hypothesis-generating. Human associations are vulnerable to age, smoking, diabetes, medication, frailty, socioeconomic conditions, oral-care access, and reverse causation. Experimental </w:t>
@@ -3176,7 +3088,7 @@
     </w:p>
     <w:p>
       <w:pPr>
-        <w:pStyle w:val="Normal"/>
+        <w:pStyle w:val="BodyText"/>
       </w:pPr>
       <w:r>
         <w:t>A credible molecular chain requires sequence-to-contig or assembly mapping, sample and clinical-group assignment, taxonomic resolution, cohort-matched transcription or translation evidence, systemic exposure, BBB transport, and a reproducible target or cellular phenotype. Each step answers a distinct question and cannot be replaced by accumulating additional in silico scores.</w:t>
@@ -3193,7 +3105,7 @@
     </w:p>
     <w:p>
       <w:pPr>
-        <w:pStyle w:val="Normal"/>
+        <w:pStyle w:val="BodyText"/>
       </w:pPr>
       <w:r>
         <w:t>The first priority is to recover a candidate-level table linking sequence, stable identifier, genomic coordinates, assembly, sample, group, taxonomy, peptide-spectrum evidence, every predictor score and applicability flag, CHEL/FRS values, main/strict membership, and docking ligand identity. This would resolve whether the twelve explicit sequences are the same twelve candidates represented by the aggregate endpoint and identify the stricter subset of eight.</w:t>
@@ -3201,7 +3113,7 @@
     </w:p>
     <w:p>
       <w:pPr>
-        <w:pStyle w:val="Normal"/>
+        <w:pStyle w:val="BodyText"/>
       </w:pPr>
       <w:r>
         <w:t>After fixed-version computational reproduction, synthesized peptides should undergo identity, purity, solubility, aggregation, and serum/protease-stability testing. BBB transport and cytotoxicity should be evaluated separately using concentration–response designs and non-neuronal controls. Metal chemistry, AChE/BChE activity, direct binding, and Aβ aggregation should then be tested under prespecified conditions. The ongoing MD extension will contribute trajectory-derived stability and contact measurements after quality control, but disease models should be considered only after molecular identity, exposure, reproducible biochemical activity, and biologically replicated phenotypes have been established.</w:t>
@@ -3209,36 +3121,10 @@
     </w:p>
     <w:p>
       <w:pPr>
-        <w:pStyle w:val="Normal"/>
+        <w:pStyle w:val="BodyText"/>
       </w:pPr>
       <w:r>
         <w:t>The decisive limitations are the absence of row-level funnel data, unresolved membership of the aggregate 12 and 8 endpoints, lack of raw docking inputs and poses, ongoing MD trajectory analysis, and absence of biological measurements. The similar aggregate retention rates in the healthy-labelled and periodontitis-labelled libraries cannot support disease enrichment because the participant or sample is the appropriate inferential unit. These constraints limit the present work to computational prioritization and validation planning.</w:t>
-      </w:r>
-    </w:p>
-    <w:p>
-      <w:pPr>
-        <w:pStyle w:val="Heading2"/>
-        <w:keepNext/>
-      </w:pPr>
-      <w:r>
-        <w:t>Conclusion</w:t>
-      </w:r>
-    </w:p>
-    <w:p>
-      <w:pPr>
-        <w:pStyle w:val="Normal"/>
-      </w:pPr>
-      <w:r>
-        <w:t xml:space="preserve">The aggregate data support a transparent computational funnel ending in 12 main and 8 stricter candidate counts. A separate twelve-peptide table provides reproducible sequence composition and AChE score ordering but cannot yet be linked row by row to those endpoints. The expanded concise manuscript defines the actual neural architectures, model-applicability limits, ongoing 100-ns MD extension, and sequential experimental requirements. The shortlist is appropriate for independent computational and experimental validation, but it does not establish </w:t>
-      </w:r>
-      <w:r>
-        <w:rPr>
-          <w:i/>
-        </w:rPr>
-        <w:t>P. gingivalis</w:t>
-      </w:r>
-      <w:r>
-        <w:t xml:space="preserve"> origin, disease specificity, brain exposure, target binding, biological activity, or causality.</w:t>
       </w:r>
     </w:p>
     <w:p>
@@ -3929,6 +3815,22 @@
     <w:name w:val="Normal"/>
     <w:qFormat/>
     <w:pPr>
+      <w:spacing w:before="0" w:after="0" w:line="480" w:lineRule="auto"/>
+      <w:jc w:val="both"/>
+      <w:widowControl/>
+    </w:pPr>
+    <w:rPr>
+      <w:sz w:val="24"/>
+      <w:szCs w:val="24"/>
+    </w:rPr>
+  </w:style>
+  <w:style w:type="paragraph" w:styleId="BodyText">
+    <w:name w:val="Body Text"/>
+    <w:basedOn w:val="Normal"/>
+    <w:next w:val="BodyText"/>
+    <w:qFormat/>
+    <w:pPr>
+      <w:ind w:firstLine="480"/>
       <w:spacing w:before="0" w:after="0" w:line="480" w:lineRule="auto"/>
       <w:jc w:val="both"/>
       <w:widowControl/>
